--- a/03-build/revisie/C5_U1_revisie.docx
+++ b/03-build/revisie/C5_U1_revisie.docx
@@ -49,7 +49,7 @@
           <w:sz w:val="18"/>
           <w:szCs w:val="18"/>
         </w:rPr>
-        <w:t xml:space="preserve">UNIDAD 1 · LA RUTA · PARADA 1 — MADRID 🇪🇸</w:t>
+        <w:t xml:space="preserve">UNIDAD 1 · LA RUTA · PARADA 1 — MADRID (España)</w:t>
       </w:r>
     </w:p>
     <w:p>
@@ -380,7 +380,7 @@
         <w:ind w:left="140"/>
       </w:pPr>
       <w:r>
-        <w:t xml:space="preserve">Lucía Sevilla 🇪🇸 · Diego CDMX 🇲🇽 · Valen Cartagena 🇨🇴 · Nina Cusco 🇵🇪 · Tú Flandes 🇧🇪</w:t>
+        <w:t xml:space="preserve">Lucía Sevilla (España) · Diego CDMX (México) · Valen Cartagena (Colombia) · Nina Cusco (Perú) · Tú Flandes (België)</w:t>
       </w:r>
     </w:p>
     <w:p>
@@ -605,34 +605,261 @@
         <w:spacing w:before="0" w:after="60"/>
       </w:pPr>
       <w:r>
-        <w:t xml:space="preserve">Cómo trabajar esta unidad · leeswijzer</w:t>
-      </w:r>
-    </w:p>
-    <w:p>
-      <w:pPr>
-        <w:spacing w:before="0" w:after="60"/>
-        <w:ind w:left="140"/>
-      </w:pPr>
-      <w:r>
-        <w:t xml:space="preserve">Las etiquetas de cada actividad · Escuchar Hablar Analizar Solo En parejas ± 5 min ★★☆ · Elke oefening toont de vaardigheid, de werkvorm, de tijd en de moeilijkheid.</w:t>
-      </w:r>
-    </w:p>
-    <w:p>
-      <w:pPr>
-        <w:spacing w:before="0" w:after="60"/>
-        <w:ind w:left="140"/>
-      </w:pPr>
-      <w:r>
-        <w:t xml:space="preserve">El apoyo baja poco a poco · Modelo → Banco → Marco → Pista → Sin ayuda · De steun bouwt af: van model naar zónder hulp. Zo produceer je écht zelf.</w:t>
-      </w:r>
-    </w:p>
-    <w:p>
-      <w:pPr>
-        <w:spacing w:before="0" w:after="60"/>
-        <w:ind w:left="140"/>
-      </w:pPr>
-      <w:r>
-        <w:t xml:space="preserve">Dos capas de color · 1 · groen = de cursus/unit. 2 · función: persoon werkwoord voorwerp tijd plaats 🔴 valstrik. · Kleur is nooit de enige drager — altijd óók label of vorm.</w:t>
+        <w:t xml:space="preserve">Cómo trabajar esta unidad </w:t>
+      </w:r>
+      <w:r>
+        <w:rPr>
+          <w:i/>
+          <w:color w:val="6B6B6B"/>
+        </w:rPr>
+        <w:t xml:space="preserve">leeswijzer</w:t>
+      </w:r>
+    </w:p>
+    <w:p>
+      <w:pPr>
+        <w:spacing w:before="0" w:after="60"/>
+      </w:pPr>
+      <w:r>
+        <w:t xml:space="preserve">Las etiquetas de cada actividad</w:t>
+      </w:r>
+    </w:p>
+    <w:p>
+      <w:pPr>
+        <w:spacing w:before="0" w:after="60"/>
+      </w:pPr>
+      <w:r>
+        <w:t xml:space="preserve">Escuchar</w:t>
+      </w:r>
+      <w:r>
+        <w:t xml:space="preserve"> </w:t>
+      </w:r>
+      <w:r>
+        <w:t xml:space="preserve">Hablar</w:t>
+      </w:r>
+      <w:r>
+        <w:t xml:space="preserve"> </w:t>
+      </w:r>
+      <w:r>
+        <w:t xml:space="preserve">Analizar</w:t>
+      </w:r>
+      <w:r>
+        <w:t xml:space="preserve"> </w:t>
+      </w:r>
+      <w:r>
+        <w:t xml:space="preserve">Solo</w:t>
+      </w:r>
+      <w:r>
+        <w:t xml:space="preserve"> </w:t>
+      </w:r>
+      <w:r>
+        <w:t xml:space="preserve">En parejas</w:t>
+      </w:r>
+      <w:r>
+        <w:t xml:space="preserve"> </w:t>
+      </w:r>
+      <w:r>
+        <w:t xml:space="preserve">± 5 min</w:t>
+      </w:r>
+      <w:r>
+        <w:t xml:space="preserve"> </w:t>
+      </w:r>
+      <w:r>
+        <w:t xml:space="preserve">★★☆</w:t>
+      </w:r>
+    </w:p>
+    <w:p>
+      <w:pPr>
+        <w:spacing w:before="0" w:after="60"/>
+      </w:pPr>
+      <w:r>
+        <w:t xml:space="preserve">Cada actividad indica la </w:t>
+      </w:r>
+      <w:r>
+        <w:rPr>
+          <w:b/>
+        </w:rPr>
+        <w:t xml:space="preserve">destreza</w:t>
+      </w:r>
+      <w:r>
+        <w:t xml:space="preserve">, la </w:t>
+      </w:r>
+      <w:r>
+        <w:rPr>
+          <w:b/>
+        </w:rPr>
+        <w:t xml:space="preserve">forma de trabajo</w:t>
+      </w:r>
+      <w:r>
+        <w:t xml:space="preserve">, el </w:t>
+      </w:r>
+      <w:r>
+        <w:rPr>
+          <w:b/>
+        </w:rPr>
+        <w:t xml:space="preserve">tiempo</w:t>
+      </w:r>
+      <w:r>
+        <w:t xml:space="preserve"> y la </w:t>
+      </w:r>
+      <w:r>
+        <w:rPr>
+          <w:b/>
+        </w:rPr>
+        <w:t xml:space="preserve">dificultad</w:t>
+      </w:r>
+      <w:r>
+        <w:t xml:space="preserve">. </w:t>
+      </w:r>
+      <w:r>
+        <w:rPr>
+          <w:i/>
+          <w:color w:val="6B6B6B"/>
+        </w:rPr>
+        <w:t xml:space="preserve">vaardigheid · werkvorm · tijd · moeilijkheid</w:t>
+      </w:r>
+    </w:p>
+    <w:p>
+      <w:pPr>
+        <w:spacing w:before="0" w:after="60"/>
+      </w:pPr>
+      <w:r>
+        <w:t xml:space="preserve">El apoyo baja poco a poco</w:t>
+      </w:r>
+    </w:p>
+    <w:p>
+      <w:pPr>
+        <w:spacing w:before="0" w:after="60"/>
+      </w:pPr>
+      <w:r>
+        <w:t xml:space="preserve">Modelo</w:t>
+      </w:r>
+      <w:r>
+        <w:t xml:space="preserve"> → </w:t>
+      </w:r>
+      <w:r>
+        <w:t xml:space="preserve">Banco de palabras</w:t>
+      </w:r>
+      <w:r>
+        <w:t xml:space="preserve"> → </w:t>
+      </w:r>
+      <w:r>
+        <w:t xml:space="preserve">Marco</w:t>
+      </w:r>
+      <w:r>
+        <w:t xml:space="preserve"> → </w:t>
+      </w:r>
+      <w:r>
+        <w:t xml:space="preserve">Primera letra</w:t>
+      </w:r>
+      <w:r>
+        <w:t xml:space="preserve"> → </w:t>
+      </w:r>
+      <w:r>
+        <w:t xml:space="preserve">Sin ayuda</w:t>
+      </w:r>
+    </w:p>
+    <w:p>
+      <w:pPr>
+        <w:spacing w:before="0" w:after="60"/>
+      </w:pPr>
+      <w:r>
+        <w:t xml:space="preserve">La ayuda baja escalón a escalón: primero un ejemplo, después una lista de palabras, luego una frase para completar, después solo la primera letra, y al final nada. </w:t>
+      </w:r>
+      <w:r>
+        <w:rPr>
+          <w:i/>
+          <w:color w:val="6B6B6B"/>
+        </w:rPr>
+        <w:t xml:space="preserve">De steun bouwt af: voorbeeld → woordenbank → zinsframe → eerste letter → zonder hulp.</w:t>
+      </w:r>
+    </w:p>
+    <w:p>
+      <w:pPr>
+        <w:spacing w:before="0" w:after="60"/>
+      </w:pPr>
+      <w:r>
+        <w:t xml:space="preserve">Dos capas de color</w:t>
+      </w:r>
+    </w:p>
+    <w:p>
+      <w:pPr>
+        <w:spacing w:before="0" w:after="60"/>
+      </w:pPr>
+      <w:r>
+        <w:rPr>
+          <w:b/>
+        </w:rPr>
+        <w:t xml:space="preserve">1 · verde</w:t>
+      </w:r>
+      <w:r>
+        <w:t xml:space="preserve"> = el curso. </w:t>
+      </w:r>
+      <w:r>
+        <w:rPr>
+          <w:b/>
+        </w:rPr>
+        <w:t xml:space="preserve">2 · la función</w:t>
+      </w:r>
+      <w:r>
+        <w:t xml:space="preserve">: </w:t>
+      </w:r>
+      <w:r>
+        <w:t xml:space="preserve">persona</w:t>
+      </w:r>
+      <w:r>
+        <w:t xml:space="preserve"> </w:t>
+      </w:r>
+      <w:r>
+        <w:t xml:space="preserve">verbo</w:t>
+      </w:r>
+      <w:r>
+        <w:t xml:space="preserve"> </w:t>
+      </w:r>
+      <w:r>
+        <w:t xml:space="preserve">objeto</w:t>
+      </w:r>
+      <w:r>
+        <w:t xml:space="preserve"> </w:t>
+      </w:r>
+      <w:r>
+        <w:t xml:space="preserve">tiempo</w:t>
+      </w:r>
+      <w:r>
+        <w:t xml:space="preserve"> </w:t>
+      </w:r>
+      <w:r>
+        <w:t xml:space="preserve">lugar</w:t>
+      </w:r>
+      <w:r>
+        <w:t xml:space="preserve"> </w:t>
+      </w:r>
+      <w:r>
+        <w:t xml:space="preserve">🔴 trampa</w:t>
+      </w:r>
+      <w:r>
+        <w:t xml:space="preserve">. </w:t>
+      </w:r>
+      <w:r>
+        <w:rPr>
+          <w:i/>
+          <w:color w:val="6B6B6B"/>
+        </w:rPr>
+        <w:t xml:space="preserve">persoon · werkwoord · voorwerp · tijd · plaats · valstrik</w:t>
+      </w:r>
+    </w:p>
+    <w:p>
+      <w:pPr>
+        <w:spacing w:before="0" w:after="60"/>
+      </w:pPr>
+      <w:r>
+        <w:t xml:space="preserve">El color nunca va solo: siempre hay también una etiqueta o una forma. </w:t>
+      </w:r>
+      <w:r>
+        <w:rPr>
+          <w:i/>
+          <w:color w:val="6B6B6B"/>
+        </w:rPr>
+        <w:t xml:space="preserve">Kleur is nooit de enige drager.</w:t>
       </w:r>
     </w:p>
     <w:p>
@@ -660,10 +887,10 @@
         <w:t xml:space="preserve">página digital</w:t>
       </w:r>
       <w:r>
-        <w:t xml:space="preserve"> (24 spellen, audio, flip cards) · </w:t>
-      </w:r>
-      <w:r>
-        <w:t xml:space="preserve">el PowerPoint. De </w:t>
+        <w:t xml:space="preserve"> (24 juegos, audio, flip cards) · </w:t>
+      </w:r>
+      <w:r>
+        <w:t xml:space="preserve">el PowerPoint. Los códigos </w:t>
       </w:r>
       <w:r>
         <w:rPr>
@@ -672,49 +899,47 @@
         <w:t xml:space="preserve">QR</w:t>
       </w:r>
       <w:r>
-        <w:t xml:space="preserve">-codes brengen je naar de juiste online-oefening.</w:t>
-      </w:r>
-    </w:p>
-    <w:p>
-      <w:pPr>
-        <w:spacing w:before="0" w:after="60"/>
-      </w:pPr>
-      <w:r>
-        <w:rPr>
-          <w:i/>
-          <w:color w:val="6B6B6B"/>
-        </w:rPr>
-        <w:t xml:space="preserve">Print werkt </w:t>
-      </w:r>
-      <w:r>
-        <w:rPr>
-          <w:b/>
-          <w:i/>
-          <w:color w:val="6B6B6B"/>
-        </w:rPr>
-        <w:t xml:space="preserve">volledig zonder</w:t>
-      </w:r>
-      <w:r>
-        <w:rPr>
-          <w:i/>
-          <w:color w:val="6B6B6B"/>
-        </w:rPr>
-        <w:t xml:space="preserve"> scherm; het </w:t>
-      </w:r>
-      <w:r>
-        <w:rPr>
-          <w:b/>
-          <w:i/>
-          <w:color w:val="6B6B6B"/>
+        <w:t xml:space="preserve"> te llevan al ejercicio online que toca. </w:t>
+      </w:r>
+      <w:r>
+        <w:rPr>
+          <w:i/>
+          <w:color w:val="6B6B6B"/>
+        </w:rPr>
+        <w:t xml:space="preserve">De QR-codes brengen je naar de juiste online-oefening.</w:t>
+      </w:r>
+    </w:p>
+    <w:p>
+      <w:pPr>
+        <w:spacing w:before="0" w:after="60"/>
+      </w:pPr>
+      <w:r>
+        <w:t xml:space="preserve">El libro funciona </w:t>
+      </w:r>
+      <w:r>
+        <w:rPr>
+          <w:b/>
+        </w:rPr>
+        <w:t xml:space="preserve">sin pantalla</w:t>
+      </w:r>
+      <w:r>
+        <w:t xml:space="preserve">; el </w:t>
+      </w:r>
+      <w:r>
+        <w:rPr>
+          <w:b/>
         </w:rPr>
         <w:t xml:space="preserve">repaso</w:t>
       </w:r>
       <w:r>
-        <w:rPr>
-          <w:i/>
-          <w:color w:val="6B6B6B"/>
-        </w:rPr>
-        <w:t xml:space="preserve"> staat online.</w:t>
+        <w:t xml:space="preserve"> completo está en la página digital. </w:t>
+      </w:r>
+      <w:r>
+        <w:rPr>
+          <w:i/>
+          <w:color w:val="6B6B6B"/>
+        </w:rPr>
+        <w:t xml:space="preserve">Print werkt volledig zonder scherm; het repaso staat online.</w:t>
       </w:r>
     </w:p>
     <w:p>
@@ -825,14 +1050,14 @@
         <w:t xml:space="preserve">¿Qué tienes ya en la mochila?</w:t>
       </w:r>
       <w:r>
-        <w:t xml:space="preserve"> Drie clusters uit U0 die je vandaag inzet. </w:t>
-      </w:r>
-      <w:r>
-        <w:rPr>
-          <w:i/>
-          <w:color w:val="6B6B6B"/>
-        </w:rPr>
-        <w:t xml:space="preserve">Wat zit er al in je rugzak?</w:t>
+        <w:t xml:space="preserve"> </w:t>
+      </w:r>
+      <w:r>
+        <w:rPr>
+          <w:i/>
+          <w:color w:val="6B6B6B"/>
+        </w:rPr>
+        <w:t xml:space="preserve">wat zit er al in je rugzak?</w:t>
       </w:r>
     </w:p>
     <w:p>
@@ -890,7 +1115,14 @@
         <w:spacing w:before="0" w:after="60"/>
       </w:pPr>
       <w:r>
-        <w:t xml:space="preserve">Groeten &amp; kennismaken.</w:t>
+        <w:t xml:space="preserve">Saludar y conocerse. </w:t>
+      </w:r>
+      <w:r>
+        <w:rPr>
+          <w:i/>
+          <w:color w:val="6B6B6B"/>
+        </w:rPr>
+        <w:t xml:space="preserve">groeten &amp; kennismaken</w:t>
       </w:r>
     </w:p>
     <w:p>
@@ -948,7 +1180,14 @@
         <w:spacing w:before="0" w:after="60"/>
       </w:pPr>
       <w:r>
-        <w:t xml:space="preserve">Naam &amp; e-mail spellen.</w:t>
+        <w:t xml:space="preserve">Deletrear tu nombre y tu correo. </w:t>
+      </w:r>
+      <w:r>
+        <w:rPr>
+          <w:i/>
+          <w:color w:val="6B6B6B"/>
+        </w:rPr>
+        <w:t xml:space="preserve">naam &amp; e-mail spellen</w:t>
       </w:r>
     </w:p>
     <w:p>
@@ -1000,7 +1239,14 @@
         <w:spacing w:before="0" w:after="60"/>
       </w:pPr>
       <w:r>
-        <w:t xml:space="preserve">Voor leeftijd &amp; telefoon.</w:t>
+        <w:t xml:space="preserve">Para la edad y el teléfono. </w:t>
+      </w:r>
+      <w:r>
+        <w:rPr>
+          <w:i/>
+          <w:color w:val="6B6B6B"/>
+        </w:rPr>
+        <w:t xml:space="preserve">voor leeftijd &amp; telefoon</w:t>
       </w:r>
     </w:p>
     <w:p>
@@ -1014,7 +1260,7 @@
           <w:b/>
           <w:color w:val="1E9E74"/>
         </w:rPr>
-        <w:t xml:space="preserve">Oefening 1</w:t>
+        <w:t xml:space="preserve">Ejercicio 1</w:t>
       </w:r>
       <w:r>
         <w:rPr>
@@ -1043,7 +1289,7 @@
         <w:spacing w:before="0" w:after="60"/>
       </w:pPr>
       <w:r>
-        <w:t xml:space="preserve">Zeg </w:t>
+        <w:t xml:space="preserve">Saluda con </w:t>
       </w:r>
       <w:r>
         <w:rPr>
@@ -1052,7 +1298,14 @@
         <w:t xml:space="preserve">¡Hola!</w:t>
       </w:r>
       <w:r>
-        <w:t xml:space="preserve"> + je naam en spel je voornaam. Je buur schrijft ze. Wissel.</w:t>
+        <w:t xml:space="preserve">, di tu nombre y deletréalo. Tu compañero/a lo escribe. Después cambiad. </w:t>
+      </w:r>
+      <w:r>
+        <w:rPr>
+          <w:i/>
+          <w:color w:val="6B6B6B"/>
+        </w:rPr>
+        <w:t xml:space="preserve">Groet, zeg je naam en spel je voornaam; je buur schrijft ze op. Wissel daarna.</w:t>
       </w:r>
     </w:p>
     <w:p>
@@ -1092,12 +1345,37 @@
       <w:r>
         <w:rPr>
           <w:b/>
-          <w:color w:val="1E9E74"/>
-        </w:rPr>
-        <w:t xml:space="preserve">Steun · </w:t>
-      </w:r>
-      <w:r>
+        </w:rPr>
+        <w:t xml:space="preserve">Apoyo</w:t>
+      </w:r>
+      <w:r>
+        <w:t xml:space="preserve"> </w:t>
+      </w:r>
+      <w:r>
+        <w:rPr>
+          <w:i/>
+          <w:color w:val="6B6B6B"/>
+        </w:rPr>
+        <w:t xml:space="preserve">steun</w:t>
+      </w:r>
+      <w:r>
+        <w:t xml:space="preserve"> · </w:t>
+      </w:r>
+      <w:r>
+        <w:rPr>
+          <w:b/>
+        </w:rPr>
         <w:t xml:space="preserve">Modelo</w:t>
+      </w:r>
+      <w:r>
+        <w:t xml:space="preserve"> </w:t>
+      </w:r>
+      <w:r>
+        <w:rPr>
+          <w:i/>
+          <w:color w:val="6B6B6B"/>
+        </w:rPr>
+        <w:t xml:space="preserve">voorbeeld</w:t>
       </w:r>
     </w:p>
     <w:p>
@@ -1111,7 +1389,7 @@
           <w:b/>
           <w:color w:val="1E9E74"/>
         </w:rPr>
-        <w:t xml:space="preserve">Oefening 2</w:t>
+        <w:t xml:space="preserve">Ejercicio 2</w:t>
       </w:r>
       <w:r>
         <w:rPr>
@@ -1140,7 +1418,14 @@
         <w:spacing w:before="0" w:after="60"/>
       </w:pPr>
       <w:r>
-        <w:t xml:space="preserve">Schrijf het getal voluit in letters.</w:t>
+        <w:t xml:space="preserve">Lee el número en español y escribe la cifra. </w:t>
+      </w:r>
+      <w:r>
+        <w:rPr>
+          <w:i/>
+          <w:color w:val="6B6B6B"/>
+        </w:rPr>
+        <w:t xml:space="preserve">Lees het Spaanse getal en schrijf het cijfer.</w:t>
       </w:r>
     </w:p>
     <w:tbl>
@@ -1179,6 +1464,23 @@
               <w:rPr>
                 <w:b/>
               </w:rPr>
+              <w:t xml:space="preserve">En letras</w:t>
+            </w:r>
+          </w:p>
+        </w:tc>
+        <w:tc>
+          <w:tcPr>
+            <w:tcW w:w="2250" w:type="dxa"/>
+            <w:shd w:val="clear" w:color="auto" w:fill="EFEFEF"/>
+          </w:tcPr>
+          <w:p>
+            <w:pPr>
+              <w:spacing w:before="0" w:after="0"/>
+            </w:pPr>
+            <w:r>
+              <w:rPr>
+                <w:b/>
+              </w:rPr>
               <w:t xml:space="preserve">Cifra</w:t>
             </w:r>
           </w:p>
@@ -1214,23 +1516,6 @@
                 <w:b/>
               </w:rPr>
               <w:t xml:space="preserve">Cifra</w:t>
-            </w:r>
-          </w:p>
-        </w:tc>
-        <w:tc>
-          <w:tcPr>
-            <w:tcW w:w="2250" w:type="dxa"/>
-            <w:shd w:val="clear" w:color="auto" w:fill="EFEFEF"/>
-          </w:tcPr>
-          <w:p>
-            <w:pPr>
-              <w:spacing w:before="0" w:after="0"/>
-            </w:pPr>
-            <w:r>
-              <w:rPr>
-                <w:b/>
-              </w:rPr>
-              <w:t xml:space="preserve">En letras</w:t>
             </w:r>
           </w:p>
         </w:tc>
@@ -1245,7 +1530,7 @@
               <w:spacing w:before="0" w:after="0"/>
             </w:pPr>
             <w:r>
-              <w:t xml:space="preserve">14</w:t>
+              <w:t xml:space="preserve">catorce</w:t>
             </w:r>
           </w:p>
         </w:tc>
@@ -1261,20 +1546,20 @@
               <w:rPr>
                 <w:color w:val="808080"/>
               </w:rPr>
-              <w:t xml:space="preserve">______________</w:t>
-            </w:r>
-          </w:p>
-        </w:tc>
-        <w:tc>
-          <w:tcPr>
-            <w:tcW w:w="2250" w:type="dxa"/>
-          </w:tcPr>
-          <w:p>
-            <w:pPr>
-              <w:spacing w:before="0" w:after="0"/>
-            </w:pPr>
-            <w:r>
-              <w:t xml:space="preserve">30</w:t>
+              <w:t xml:space="preserve">________</w:t>
+            </w:r>
+          </w:p>
+        </w:tc>
+        <w:tc>
+          <w:tcPr>
+            <w:tcW w:w="2250" w:type="dxa"/>
+          </w:tcPr>
+          <w:p>
+            <w:pPr>
+              <w:spacing w:before="0" w:after="0"/>
+            </w:pPr>
+            <w:r>
+              <w:t xml:space="preserve">treinta</w:t>
             </w:r>
           </w:p>
         </w:tc>
@@ -1290,7 +1575,7 @@
               <w:rPr>
                 <w:color w:val="808080"/>
               </w:rPr>
-              <w:t xml:space="preserve">______________</w:t>
+              <w:t xml:space="preserve">________</w:t>
             </w:r>
           </w:p>
         </w:tc>
@@ -1305,7 +1590,7 @@
               <w:spacing w:before="0" w:after="0"/>
             </w:pPr>
             <w:r>
-              <w:t xml:space="preserve">16</w:t>
+              <w:t xml:space="preserve">dieciséis</w:t>
             </w:r>
           </w:p>
         </w:tc>
@@ -1321,20 +1606,20 @@
               <w:rPr>
                 <w:color w:val="808080"/>
               </w:rPr>
-              <w:t xml:space="preserve">______________</w:t>
-            </w:r>
-          </w:p>
-        </w:tc>
-        <w:tc>
-          <w:tcPr>
-            <w:tcW w:w="2250" w:type="dxa"/>
-          </w:tcPr>
-          <w:p>
-            <w:pPr>
-              <w:spacing w:before="0" w:after="0"/>
-            </w:pPr>
-            <w:r>
-              <w:t xml:space="preserve">21</w:t>
+              <w:t xml:space="preserve">________</w:t>
+            </w:r>
+          </w:p>
+        </w:tc>
+        <w:tc>
+          <w:tcPr>
+            <w:tcW w:w="2250" w:type="dxa"/>
+          </w:tcPr>
+          <w:p>
+            <w:pPr>
+              <w:spacing w:before="0" w:after="0"/>
+            </w:pPr>
+            <w:r>
+              <w:t xml:space="preserve">veintiuno</w:t>
             </w:r>
           </w:p>
         </w:tc>
@@ -1350,7 +1635,67 @@
               <w:rPr>
                 <w:color w:val="808080"/>
               </w:rPr>
-              <w:t xml:space="preserve">______________</w:t>
+              <w:t xml:space="preserve">________</w:t>
+            </w:r>
+          </w:p>
+        </w:tc>
+      </w:tr>
+      <w:tr>
+        <w:tc>
+          <w:tcPr>
+            <w:tcW w:w="2250" w:type="dxa"/>
+          </w:tcPr>
+          <w:p>
+            <w:pPr>
+              <w:spacing w:before="0" w:after="0"/>
+            </w:pPr>
+            <w:r>
+              <w:t xml:space="preserve">cuarenta y cinco</w:t>
+            </w:r>
+          </w:p>
+        </w:tc>
+        <w:tc>
+          <w:tcPr>
+            <w:tcW w:w="2250" w:type="dxa"/>
+          </w:tcPr>
+          <w:p>
+            <w:pPr>
+              <w:spacing w:before="0" w:after="0"/>
+            </w:pPr>
+            <w:r>
+              <w:rPr>
+                <w:color w:val="808080"/>
+              </w:rPr>
+              <w:t xml:space="preserve">________</w:t>
+            </w:r>
+          </w:p>
+        </w:tc>
+        <w:tc>
+          <w:tcPr>
+            <w:tcW w:w="2250" w:type="dxa"/>
+          </w:tcPr>
+          <w:p>
+            <w:pPr>
+              <w:spacing w:before="0" w:after="0"/>
+            </w:pPr>
+            <w:r>
+              <w:t xml:space="preserve">noventa y nueve</w:t>
+            </w:r>
+          </w:p>
+        </w:tc>
+        <w:tc>
+          <w:tcPr>
+            <w:tcW w:w="2250" w:type="dxa"/>
+          </w:tcPr>
+          <w:p>
+            <w:pPr>
+              <w:spacing w:before="0" w:after="0"/>
+            </w:pPr>
+            <w:r>
+              <w:rPr>
+                <w:color w:val="808080"/>
+              </w:rPr>
+              <w:t xml:space="preserve">________</w:t>
             </w:r>
           </w:p>
         </w:tc>
@@ -1372,12 +1717,47 @@
       <w:r>
         <w:rPr>
           <w:b/>
-          <w:color w:val="1E9E74"/>
-        </w:rPr>
-        <w:t xml:space="preserve">Steun · </w:t>
-      </w:r>
-      <w:r>
-        <w:t xml:space="preserve">Pista: 16–29 = één woord</w:t>
+        </w:rPr>
+        <w:t xml:space="preserve">Apoyo</w:t>
+      </w:r>
+      <w:r>
+        <w:t xml:space="preserve"> </w:t>
+      </w:r>
+      <w:r>
+        <w:rPr>
+          <w:i/>
+          <w:color w:val="6B6B6B"/>
+        </w:rPr>
+        <w:t xml:space="preserve">steun</w:t>
+      </w:r>
+      <w:r>
+        <w:t xml:space="preserve"> · </w:t>
+      </w:r>
+      <w:r>
+        <w:rPr>
+          <w:b/>
+        </w:rPr>
+        <w:t xml:space="preserve">Pista</w:t>
+      </w:r>
+      <w:r>
+        <w:t xml:space="preserve"> </w:t>
+      </w:r>
+      <w:r>
+        <w:rPr>
+          <w:i/>
+          <w:color w:val="6B6B6B"/>
+        </w:rPr>
+        <w:t xml:space="preserve">tip</w:t>
+      </w:r>
+      <w:r>
+        <w:t xml:space="preserve">: del 16 al 29 se escribe en una palabra </w:t>
+      </w:r>
+      <w:r>
+        <w:rPr>
+          <w:i/>
+          <w:color w:val="6B6B6B"/>
+        </w:rPr>
+        <w:t xml:space="preserve">— 16–29 schrijf je als één woord</w:t>
       </w:r>
     </w:p>
     <w:p>
@@ -1391,7 +1771,7 @@
           <w:b/>
           <w:color w:val="1E9E74"/>
         </w:rPr>
-        <w:t xml:space="preserve">Oefening 3</w:t>
+        <w:t xml:space="preserve">Ejercicio 3</w:t>
       </w:r>
       <w:r>
         <w:rPr>
@@ -1420,7 +1800,14 @@
         <w:spacing w:before="0" w:after="60"/>
       </w:pPr>
       <w:r>
-        <w:t xml:space="preserve">Verbind de klaszin met zijn functie (schrijf de letter).</w:t>
+        <w:t xml:space="preserve">Une cada frase de clase con su función: escribe la letra. </w:t>
+      </w:r>
+      <w:r>
+        <w:rPr>
+          <w:i/>
+          <w:color w:val="6B6B6B"/>
+        </w:rPr>
+        <w:t xml:space="preserve">Verbind de klaszin met zijn functie; schrijf de letter.</w:t>
       </w:r>
     </w:p>
     <w:tbl>
@@ -1530,7 +1917,7 @@
               <w:spacing w:before="0" w:after="0"/>
             </w:pPr>
             <w:r>
-              <w:t xml:space="preserve">A · niet begrepen</w:t>
+              <w:t xml:space="preserve">A · no lo entiendo</w:t>
             </w:r>
           </w:p>
         </w:tc>
@@ -1574,7 +1961,7 @@
               <w:spacing w:before="0" w:after="0"/>
             </w:pPr>
             <w:r>
-              <w:t xml:space="preserve">B · hoe zeg je…?</w:t>
+              <w:t xml:space="preserve">B · cómo se dice</w:t>
             </w:r>
           </w:p>
         </w:tc>
@@ -1618,7 +2005,7 @@
               <w:spacing w:before="0" w:after="0"/>
             </w:pPr>
             <w:r>
-              <w:t xml:space="preserve">C · herhaal a.u.b.</w:t>
+              <w:t xml:space="preserve">C · repite, por favor</w:t>
             </w:r>
           </w:p>
         </w:tc>
@@ -1640,12 +2027,37 @@
       <w:r>
         <w:rPr>
           <w:b/>
-          <w:color w:val="1E9E74"/>
-        </w:rPr>
-        <w:t xml:space="preserve">Steun · </w:t>
-      </w:r>
-      <w:r>
+        </w:rPr>
+        <w:t xml:space="preserve">Apoyo</w:t>
+      </w:r>
+      <w:r>
+        <w:t xml:space="preserve"> </w:t>
+      </w:r>
+      <w:r>
+        <w:rPr>
+          <w:i/>
+          <w:color w:val="6B6B6B"/>
+        </w:rPr>
+        <w:t xml:space="preserve">steun</w:t>
+      </w:r>
+      <w:r>
+        <w:t xml:space="preserve"> · </w:t>
+      </w:r>
+      <w:r>
+        <w:rPr>
+          <w:b/>
+        </w:rPr>
         <w:t xml:space="preserve">Banco de palabras</w:t>
+      </w:r>
+      <w:r>
+        <w:t xml:space="preserve"> </w:t>
+      </w:r>
+      <w:r>
+        <w:rPr>
+          <w:i/>
+          <w:color w:val="6B6B6B"/>
+        </w:rPr>
+        <w:t xml:space="preserve">woordenbank</w:t>
       </w:r>
     </w:p>
     <w:p>
@@ -1659,7 +2071,7 @@
           <w:b/>
           <w:color w:val="1E9E74"/>
         </w:rPr>
-        <w:t xml:space="preserve">Oefening 4</w:t>
+        <w:t xml:space="preserve">Ejercicio 4</w:t>
       </w:r>
       <w:r>
         <w:rPr>
@@ -1688,7 +2100,7 @@
         <w:spacing w:before="0" w:after="60"/>
       </w:pPr>
       <w:r>
-        <w:t xml:space="preserve">Spel je (fictieve) e-mailadres letter per letter; je buur schrijft. Gebruik </w:t>
+        <w:t xml:space="preserve">Deletrea tu correo (puede ser inventado) letra por letra; tu compañero/a lo escribe. Usa </w:t>
       </w:r>
       <w:r>
         <w:rPr>
@@ -1706,7 +2118,7 @@
         <w:t xml:space="preserve">punto</w:t>
       </w:r>
       <w:r>
-        <w:t xml:space="preserve">, </w:t>
+        <w:t xml:space="preserve"> y </w:t>
       </w:r>
       <w:r>
         <w:rPr>
@@ -1715,15 +2127,22 @@
         <w:t xml:space="preserve">guion</w:t>
       </w:r>
       <w:r>
-        <w:t xml:space="preserve">.</w:t>
-      </w:r>
-    </w:p>
-    <w:p>
-      <w:pPr>
-        <w:spacing w:before="0" w:after="60"/>
-      </w:pPr>
-      <w:r>
-        <w:t xml:space="preserve">Correo van mijn buur: </w:t>
+        <w:t xml:space="preserve">. </w:t>
+      </w:r>
+      <w:r>
+        <w:rPr>
+          <w:i/>
+          <w:color w:val="6B6B6B"/>
+        </w:rPr>
+        <w:t xml:space="preserve">Spel je (verzonnen) e-mailadres letter per letter; je buur schrijft mee.</w:t>
+      </w:r>
+    </w:p>
+    <w:p>
+      <w:pPr>
+        <w:spacing w:before="0" w:after="60"/>
+      </w:pPr>
+      <w:r>
+        <w:t xml:space="preserve">El correo de mi compañero/a: </w:t>
       </w:r>
       <w:r>
         <w:rPr>
@@ -1743,12 +2162,40 @@
       <w:r>
         <w:rPr>
           <w:b/>
-          <w:color w:val="1E9E74"/>
-        </w:rPr>
-        <w:t xml:space="preserve">Steun · </w:t>
-      </w:r>
-      <w:r>
-        <w:t xml:space="preserve">Marco: arroba/punto</w:t>
+        </w:rPr>
+        <w:t xml:space="preserve">Apoyo</w:t>
+      </w:r>
+      <w:r>
+        <w:t xml:space="preserve"> </w:t>
+      </w:r>
+      <w:r>
+        <w:rPr>
+          <w:i/>
+          <w:color w:val="6B6B6B"/>
+        </w:rPr>
+        <w:t xml:space="preserve">steun</w:t>
+      </w:r>
+      <w:r>
+        <w:t xml:space="preserve"> · </w:t>
+      </w:r>
+      <w:r>
+        <w:rPr>
+          <w:b/>
+        </w:rPr>
+        <w:t xml:space="preserve">Marco</w:t>
+      </w:r>
+      <w:r>
+        <w:t xml:space="preserve"> </w:t>
+      </w:r>
+      <w:r>
+        <w:rPr>
+          <w:i/>
+          <w:color w:val="6B6B6B"/>
+        </w:rPr>
+        <w:t xml:space="preserve">zinsframe</w:t>
+      </w:r>
+      <w:r>
+        <w:t xml:space="preserve">: arroba/punto</w:t>
       </w:r>
     </w:p>
     <w:p>
@@ -1762,7 +2209,7 @@
           <w:b/>
           <w:color w:val="1E9E74"/>
         </w:rPr>
-        <w:t xml:space="preserve">Oefening 5</w:t>
+        <w:t xml:space="preserve">Ejercicio 5</w:t>
       </w:r>
       <w:r>
         <w:rPr>
@@ -1791,6 +2238,13 @@
         <w:spacing w:before="0" w:after="60"/>
       </w:pPr>
       <w:r>
+        <w:t xml:space="preserve">Escribe el número con letras. </w:t>
+      </w:r>
+      <w:r>
+        <w:rPr>
+          <w:i/>
+          <w:color w:val="6B6B6B"/>
+        </w:rPr>
         <w:t xml:space="preserve">Schrijf het getal voluit in letters.</w:t>
       </w:r>
     </w:p>
@@ -1851,12 +2305,37 @@
       <w:r>
         <w:rPr>
           <w:b/>
-          <w:color w:val="1E9E74"/>
-        </w:rPr>
-        <w:t xml:space="preserve">Steun · </w:t>
-      </w:r>
-      <w:r>
+        </w:rPr>
+        <w:t xml:space="preserve">Apoyo</w:t>
+      </w:r>
+      <w:r>
+        <w:t xml:space="preserve"> </w:t>
+      </w:r>
+      <w:r>
+        <w:rPr>
+          <w:i/>
+          <w:color w:val="6B6B6B"/>
+        </w:rPr>
+        <w:t xml:space="preserve">steun</w:t>
+      </w:r>
+      <w:r>
+        <w:t xml:space="preserve"> · </w:t>
+      </w:r>
+      <w:r>
+        <w:rPr>
+          <w:b/>
+        </w:rPr>
         <w:t xml:space="preserve">Pista</w:t>
+      </w:r>
+      <w:r>
+        <w:t xml:space="preserve"> </w:t>
+      </w:r>
+      <w:r>
+        <w:rPr>
+          <w:i/>
+          <w:color w:val="6B6B6B"/>
+        </w:rPr>
+        <w:t xml:space="preserve">tip</w:t>
       </w:r>
     </w:p>
     <w:p>
@@ -1870,7 +2349,7 @@
           <w:b/>
           <w:color w:val="1E9E74"/>
         </w:rPr>
-        <w:t xml:space="preserve">Oefening 6</w:t>
+        <w:t xml:space="preserve">Ejercicio 6</w:t>
       </w:r>
       <w:r>
         <w:rPr>
@@ -1899,7 +2378,14 @@
         <w:spacing w:before="0" w:after="60"/>
       </w:pPr>
       <w:r>
-        <w:t xml:space="preserve">Zet de mini-dialoog in de juiste volgorde (1–4).</w:t>
+        <w:t xml:space="preserve">Ordena el mini-diálogo (1–4). </w:t>
+      </w:r>
+      <w:r>
+        <w:rPr>
+          <w:i/>
+          <w:color w:val="6B6B6B"/>
+        </w:rPr>
+        <w:t xml:space="preserve">Zet de mini-dialoog in de juiste volgorde.</w:t>
       </w:r>
     </w:p>
     <w:p>
@@ -1921,12 +2407,37 @@
       <w:r>
         <w:rPr>
           <w:b/>
-          <w:color w:val="1E9E74"/>
-        </w:rPr>
-        <w:t xml:space="preserve">Steun · </w:t>
-      </w:r>
-      <w:r>
+        </w:rPr>
+        <w:t xml:space="preserve">Apoyo</w:t>
+      </w:r>
+      <w:r>
+        <w:t xml:space="preserve"> </w:t>
+      </w:r>
+      <w:r>
+        <w:rPr>
+          <w:i/>
+          <w:color w:val="6B6B6B"/>
+        </w:rPr>
+        <w:t xml:space="preserve">steun</w:t>
+      </w:r>
+      <w:r>
+        <w:t xml:space="preserve"> · </w:t>
+      </w:r>
+      <w:r>
+        <w:rPr>
+          <w:b/>
+        </w:rPr>
         <w:t xml:space="preserve">Banco de palabras</w:t>
+      </w:r>
+      <w:r>
+        <w:t xml:space="preserve"> </w:t>
+      </w:r>
+      <w:r>
+        <w:rPr>
+          <w:i/>
+          <w:color w:val="6B6B6B"/>
+        </w:rPr>
+        <w:t xml:space="preserve">woordenbank</w:t>
       </w:r>
     </w:p>
     <w:p>
@@ -1941,10 +2452,17 @@
         <w:rPr>
           <w:b/>
         </w:rPr>
-        <w:t xml:space="preserve">Repasa jugando (online):</w:t>
-      </w:r>
-      <w:r>
-        <w:t xml:space="preserve"> números, saludos en spellen met zelfcorrectie op de digitale pagina.</w:t>
+        <w:t xml:space="preserve">Repasa jugando</w:t>
+      </w:r>
+      <w:r>
+        <w:t xml:space="preserve"> en la página digital: números, saludos y deletreo, con corrección automática. </w:t>
+      </w:r>
+      <w:r>
+        <w:rPr>
+          <w:i/>
+          <w:color w:val="6B6B6B"/>
+        </w:rPr>
+        <w:t xml:space="preserve">Online herhalen met zelfcorrectie.</w:t>
       </w:r>
     </w:p>
     <w:p>
@@ -2117,7 +2635,7 @@
           <w:i/>
           <w:color w:val="6B6B6B"/>
         </w:rPr>
-        <w:t xml:space="preserve">Lees; raad de woorden zónder de kleine vertaling (verborgen vertaling).</w:t>
+        <w:t xml:space="preserve">Lees de fiche en raad de woorden, zónder naar de kleine vertaling te kijken.</w:t>
       </w:r>
     </w:p>
     <w:p>
@@ -2152,16 +2670,23 @@
         <w:t xml:space="preserve">Organiza.</w:t>
       </w:r>
       <w:r>
-        <w:t xml:space="preserve"> Dezelfde woorden als </w:t>
-      </w:r>
-      <w:r>
-        <w:rPr>
-          <w:b/>
-        </w:rPr>
-        <w:t xml:space="preserve">netwerk</w:t>
-      </w:r>
-      <w:r>
-        <w:t xml:space="preserve">, niet als lijst — drie clusters:</w:t>
+        <w:t xml:space="preserve"> Las mismas palabras en </w:t>
+      </w:r>
+      <w:r>
+        <w:rPr>
+          <w:b/>
+        </w:rPr>
+        <w:t xml:space="preserve">tres grupos</w:t>
+      </w:r>
+      <w:r>
+        <w:t xml:space="preserve">, no en una lista. </w:t>
+      </w:r>
+      <w:r>
+        <w:rPr>
+          <w:i/>
+          <w:color w:val="6B6B6B"/>
+        </w:rPr>
+        <w:t xml:space="preserve">Dezelfde woorden geordend in drie clusters — zo onthoud je ze beter.</w:t>
       </w:r>
     </w:p>
     <w:p>
@@ -2219,7 +2744,14 @@
         <w:spacing w:before="0" w:after="60"/>
       </w:pPr>
       <w:r>
-        <w:t xml:space="preserve">Wie je bent.</w:t>
+        <w:t xml:space="preserve">Quién eres. </w:t>
+      </w:r>
+      <w:r>
+        <w:rPr>
+          <w:i/>
+          <w:color w:val="6B6B6B"/>
+        </w:rPr>
+        <w:t xml:space="preserve">wie je bent</w:t>
       </w:r>
     </w:p>
     <w:p>
@@ -2271,7 +2803,14 @@
         <w:spacing w:before="0" w:after="60"/>
       </w:pPr>
       <w:r>
-        <w:t xml:space="preserve">Waar je vandaan komt.</w:t>
+        <w:t xml:space="preserve">De dónde eres. </w:t>
+      </w:r>
+      <w:r>
+        <w:rPr>
+          <w:i/>
+          <w:color w:val="6B6B6B"/>
+        </w:rPr>
+        <w:t xml:space="preserve">waar je vandaan komt</w:t>
       </w:r>
     </w:p>
     <w:p>
@@ -2329,7 +2868,14 @@
         <w:spacing w:before="0" w:after="60"/>
       </w:pPr>
       <w:r>
-        <w:t xml:space="preserve">Hoe men je bereikt.</w:t>
+        <w:t xml:space="preserve">Cómo te encuentran. </w:t>
+      </w:r>
+      <w:r>
+        <w:rPr>
+          <w:i/>
+          <w:color w:val="6B6B6B"/>
+        </w:rPr>
+        <w:t xml:space="preserve">hoe men je bereikt</w:t>
       </w:r>
     </w:p>
     <w:p>
@@ -2346,16 +2892,14 @@
         <w:t xml:space="preserve">Colocaciones.</w:t>
       </w:r>
       <w:r>
-        <w:t xml:space="preserve"> Welke werkwoorden horen bij de datos? Leer ze </w:t>
-      </w:r>
-      <w:r>
-        <w:rPr>
-          <w:b/>
-        </w:rPr>
-        <w:t xml:space="preserve">samen</w:t>
-      </w:r>
-      <w:r>
-        <w:t xml:space="preserve"> (niet los):</w:t>
+        <w:t xml:space="preserve"> Cada dato viaja con su verbo. Lee las seis parejas en voz alta y subraya las dos que ya sabes usar. </w:t>
+      </w:r>
+      <w:r>
+        <w:rPr>
+          <w:i/>
+          <w:color w:val="6B6B6B"/>
+        </w:rPr>
+        <w:t xml:space="preserve">Elk gegeven hoort bij een vast werkwoord. Lees de zes combinaties hardop en onderstreep de twee die je al kunt gebruiken — leer ze als één geheel, niet los.</w:t>
       </w:r>
     </w:p>
     <w:p>
@@ -2364,7 +2908,7 @@
         <w:ind w:left="140"/>
       </w:pPr>
       <w:r>
-        <w:t xml:space="preserve">presentarse · me llamo + naam soy de + land soy + nationaliteit tengo + años vivo en + stad hablo + taal</w:t>
+        <w:t xml:space="preserve">presentarse · me llamo + nombre soy de + país soy + nacionalidad tengo + años vivo en + ciudad hablo + idioma</w:t>
       </w:r>
     </w:p>
     <w:p>
@@ -2378,7 +2922,7 @@
           <w:b/>
           <w:color w:val="1E9E74"/>
         </w:rPr>
-        <w:t xml:space="preserve">Oefening 1</w:t>
+        <w:t xml:space="preserve">Ejercicio 1</w:t>
       </w:r>
       <w:r>
         <w:rPr>
@@ -2407,7 +2951,14 @@
         <w:spacing w:before="0" w:after="60"/>
       </w:pPr>
       <w:r>
-        <w:t xml:space="preserve">Verbind het gegeven met het juiste voorbeeld (schrijf de letter).</w:t>
+        <w:t xml:space="preserve">Une cada dato con su ejemplo: escribe la letra. </w:t>
+      </w:r>
+      <w:r>
+        <w:rPr>
+          <w:i/>
+          <w:color w:val="6B6B6B"/>
+        </w:rPr>
+        <w:t xml:space="preserve">Verbind het gegeven met het juiste voorbeeld; schrijf de letter.</w:t>
       </w:r>
     </w:p>
     <w:tbl>
@@ -2798,12 +3349,47 @@
       <w:r>
         <w:rPr>
           <w:b/>
-          <w:color w:val="1E9E74"/>
-        </w:rPr>
-        <w:t xml:space="preserve">Steun · </w:t>
-      </w:r>
-      <w:r>
-        <w:t xml:space="preserve">Modelo: ficha zichtbaar</w:t>
+        </w:rPr>
+        <w:t xml:space="preserve">Apoyo</w:t>
+      </w:r>
+      <w:r>
+        <w:t xml:space="preserve"> </w:t>
+      </w:r>
+      <w:r>
+        <w:rPr>
+          <w:i/>
+          <w:color w:val="6B6B6B"/>
+        </w:rPr>
+        <w:t xml:space="preserve">steun</w:t>
+      </w:r>
+      <w:r>
+        <w:t xml:space="preserve"> · </w:t>
+      </w:r>
+      <w:r>
+        <w:rPr>
+          <w:b/>
+        </w:rPr>
+        <w:t xml:space="preserve">Modelo</w:t>
+      </w:r>
+      <w:r>
+        <w:t xml:space="preserve"> </w:t>
+      </w:r>
+      <w:r>
+        <w:rPr>
+          <w:i/>
+          <w:color w:val="6B6B6B"/>
+        </w:rPr>
+        <w:t xml:space="preserve">voorbeeld</w:t>
+      </w:r>
+      <w:r>
+        <w:t xml:space="preserve">: la ficha queda a la vista </w:t>
+      </w:r>
+      <w:r>
+        <w:rPr>
+          <w:i/>
+          <w:color w:val="6B6B6B"/>
+        </w:rPr>
+        <w:t xml:space="preserve">— de fiche blijft zichtbaar</w:t>
       </w:r>
     </w:p>
     <w:p>
@@ -2817,7 +3403,7 @@
           <w:b/>
           <w:color w:val="1E9E74"/>
         </w:rPr>
-        <w:t xml:space="preserve">Oefening 2</w:t>
+        <w:t xml:space="preserve">Ejercicio 2</w:t>
       </w:r>
       <w:r>
         <w:rPr>
@@ -2846,7 +3432,17 @@
         <w:spacing w:before="0" w:after="60"/>
       </w:pPr>
       <w:r>
-        <w:t xml:space="preserve">Zet elk woord in de juiste kolom. </w:t>
+        <w:t xml:space="preserve">Escribe cada palabra en la columna que le toca. </w:t>
+      </w:r>
+      <w:r>
+        <w:rPr>
+          <w:i/>
+          <w:color w:val="6B6B6B"/>
+        </w:rPr>
+        <w:t xml:space="preserve">Zet elk woord in de juiste kolom.</w:t>
+      </w:r>
+      <w:r>
+        <w:t xml:space="preserve"> </w:t>
       </w:r>
       <w:r>
         <w:rPr>
@@ -2909,12 +3505,37 @@
       <w:r>
         <w:rPr>
           <w:b/>
-          <w:color w:val="1E9E74"/>
-        </w:rPr>
-        <w:t xml:space="preserve">Steun · </w:t>
-      </w:r>
-      <w:r>
+        </w:rPr>
+        <w:t xml:space="preserve">Apoyo</w:t>
+      </w:r>
+      <w:r>
+        <w:t xml:space="preserve"> </w:t>
+      </w:r>
+      <w:r>
+        <w:rPr>
+          <w:i/>
+          <w:color w:val="6B6B6B"/>
+        </w:rPr>
+        <w:t xml:space="preserve">steun</w:t>
+      </w:r>
+      <w:r>
+        <w:t xml:space="preserve"> · </w:t>
+      </w:r>
+      <w:r>
+        <w:rPr>
+          <w:b/>
+        </w:rPr>
         <w:t xml:space="preserve">Banco de palabras</w:t>
+      </w:r>
+      <w:r>
+        <w:t xml:space="preserve"> </w:t>
+      </w:r>
+      <w:r>
+        <w:rPr>
+          <w:i/>
+          <w:color w:val="6B6B6B"/>
+        </w:rPr>
+        <w:t xml:space="preserve">woordenbank</w:t>
       </w:r>
     </w:p>
     <w:p>
@@ -2928,7 +3549,7 @@
           <w:b/>
           <w:color w:val="1E9E74"/>
         </w:rPr>
-        <w:t xml:space="preserve">Oefening 3</w:t>
+        <w:t xml:space="preserve">Ejercicio 3</w:t>
       </w:r>
       <w:r>
         <w:rPr>
@@ -2957,7 +3578,14 @@
         <w:spacing w:before="0" w:after="60"/>
       </w:pPr>
       <w:r>
-        <w:t xml:space="preserve">Streep het woord door dat er niet bij hoort en leg uit waarom.</w:t>
+        <w:t xml:space="preserve">Tacha la palabra que no encaja y escribe por qué. </w:t>
+      </w:r>
+      <w:r>
+        <w:rPr>
+          <w:i/>
+          <w:color w:val="6B6B6B"/>
+        </w:rPr>
+        <w:t xml:space="preserve">Streep het woord door dat er niet bij hoort en schrijf waarom.</w:t>
       </w:r>
     </w:p>
     <w:p>
@@ -2965,16 +3593,7 @@
         <w:spacing w:before="0" w:after="20"/>
       </w:pPr>
       <w:r>
-        <w:t xml:space="preserve">a) nombre · apellido · </w:t>
-      </w:r>
-      <w:r>
-        <w:rPr>
-          <w:b/>
-        </w:rPr>
-        <w:t xml:space="preserve">español</w:t>
-      </w:r>
-      <w:r>
-        <w:t xml:space="preserve"> · edad → </w:t>
+        <w:t xml:space="preserve">a) nombre · apellido · español · edad → </w:t>
       </w:r>
       <w:r>
         <w:rPr>
@@ -3002,16 +3621,7 @@
         <w:spacing w:before="0" w:after="60"/>
       </w:pPr>
       <w:r>
-        <w:t xml:space="preserve">c) correo · teléfono · dirección · </w:t>
-      </w:r>
-      <w:r>
-        <w:rPr>
-          <w:b/>
-        </w:rPr>
-        <w:t xml:space="preserve">idioma</w:t>
-      </w:r>
-      <w:r>
-        <w:t xml:space="preserve"> → </w:t>
+        <w:t xml:space="preserve">c) correo · teléfono · dirección · idioma → </w:t>
       </w:r>
       <w:r>
         <w:rPr>
@@ -3031,12 +3641,37 @@
       <w:r>
         <w:rPr>
           <w:b/>
-          <w:color w:val="1E9E74"/>
-        </w:rPr>
-        <w:t xml:space="preserve">Steun · </w:t>
-      </w:r>
-      <w:r>
+        </w:rPr>
+        <w:t xml:space="preserve">Apoyo</w:t>
+      </w:r>
+      <w:r>
+        <w:t xml:space="preserve"> </w:t>
+      </w:r>
+      <w:r>
+        <w:rPr>
+          <w:i/>
+          <w:color w:val="6B6B6B"/>
+        </w:rPr>
+        <w:t xml:space="preserve">steun</w:t>
+      </w:r>
+      <w:r>
+        <w:t xml:space="preserve"> · </w:t>
+      </w:r>
+      <w:r>
+        <w:rPr>
+          <w:b/>
+        </w:rPr>
         <w:t xml:space="preserve">Pista</w:t>
+      </w:r>
+      <w:r>
+        <w:t xml:space="preserve"> </w:t>
+      </w:r>
+      <w:r>
+        <w:rPr>
+          <w:i/>
+          <w:color w:val="6B6B6B"/>
+        </w:rPr>
+        <w:t xml:space="preserve">tip</w:t>
       </w:r>
     </w:p>
     <w:p>
@@ -3050,7 +3685,7 @@
           <w:b/>
           <w:color w:val="1E9E74"/>
         </w:rPr>
-        <w:t xml:space="preserve">Oefening 4</w:t>
+        <w:t xml:space="preserve">Ejercicio 4</w:t>
       </w:r>
       <w:r>
         <w:rPr>
@@ -3079,7 +3714,14 @@
         <w:spacing w:before="0" w:after="60"/>
       </w:pPr>
       <w:r>
-        <w:t xml:space="preserve">Vul de ontbrekende letters aan. Vijf woorden.</w:t>
+        <w:t xml:space="preserve">Completa las letras que faltan. Son cinco palabras. </w:t>
+      </w:r>
+      <w:r>
+        <w:rPr>
+          <w:i/>
+          <w:color w:val="6B6B6B"/>
+        </w:rPr>
+        <w:t xml:space="preserve">Vul de ontbrekende letters aan — vijf woorden.</w:t>
       </w:r>
     </w:p>
     <w:p>
@@ -3112,12 +3754,40 @@
       <w:r>
         <w:rPr>
           <w:b/>
-          <w:color w:val="1E9E74"/>
-        </w:rPr>
-        <w:t xml:space="preserve">Steun · </w:t>
-      </w:r>
-      <w:r>
-        <w:t xml:space="preserve">Pista: aantal letters</w:t>
+        </w:rPr>
+        <w:t xml:space="preserve">Apoyo</w:t>
+      </w:r>
+      <w:r>
+        <w:t xml:space="preserve"> </w:t>
+      </w:r>
+      <w:r>
+        <w:rPr>
+          <w:i/>
+          <w:color w:val="6B6B6B"/>
+        </w:rPr>
+        <w:t xml:space="preserve">steun</w:t>
+      </w:r>
+      <w:r>
+        <w:t xml:space="preserve"> · </w:t>
+      </w:r>
+      <w:r>
+        <w:rPr>
+          <w:b/>
+        </w:rPr>
+        <w:t xml:space="preserve">Pista</w:t>
+      </w:r>
+      <w:r>
+        <w:t xml:space="preserve"> </w:t>
+      </w:r>
+      <w:r>
+        <w:rPr>
+          <w:i/>
+          <w:color w:val="6B6B6B"/>
+        </w:rPr>
+        <w:t xml:space="preserve">tip</w:t>
+      </w:r>
+      <w:r>
+        <w:t xml:space="preserve">: aantal letters</w:t>
       </w:r>
     </w:p>
     <w:p>
@@ -3131,7 +3801,7 @@
           <w:b/>
           <w:color w:val="1E9E74"/>
         </w:rPr>
-        <w:t xml:space="preserve">Oefening 5</w:t>
+        <w:t xml:space="preserve">Ejercicio 5</w:t>
       </w:r>
       <w:r>
         <w:rPr>
@@ -3160,7 +3830,14 @@
         <w:spacing w:before="0" w:after="60"/>
       </w:pPr>
       <w:r>
-        <w:t xml:space="preserve">Vul je eigen ficha in — echt of verzonnen. Je gebruikt ze in de eindtaak.</w:t>
+        <w:t xml:space="preserve">Rellena tu propia ficha: datos reales o inventados. La vas a usar en la tarea final. </w:t>
+      </w:r>
+      <w:r>
+        <w:rPr>
+          <w:i/>
+          <w:color w:val="6B6B6B"/>
+        </w:rPr>
+        <w:t xml:space="preserve">Vul je eigen fiche in, echt of verzonnen; je gebruikt ze bij de eindtaak.</w:t>
       </w:r>
     </w:p>
     <w:p>
@@ -3183,12 +3860,47 @@
       <w:r>
         <w:rPr>
           <w:b/>
-          <w:color w:val="1E9E74"/>
-        </w:rPr>
-        <w:t xml:space="preserve">Steun · </w:t>
-      </w:r>
-      <w:r>
-        <w:t xml:space="preserve">Marco: labels gegeven</w:t>
+        </w:rPr>
+        <w:t xml:space="preserve">Apoyo</w:t>
+      </w:r>
+      <w:r>
+        <w:t xml:space="preserve"> </w:t>
+      </w:r>
+      <w:r>
+        <w:rPr>
+          <w:i/>
+          <w:color w:val="6B6B6B"/>
+        </w:rPr>
+        <w:t xml:space="preserve">steun</w:t>
+      </w:r>
+      <w:r>
+        <w:t xml:space="preserve"> · </w:t>
+      </w:r>
+      <w:r>
+        <w:rPr>
+          <w:b/>
+        </w:rPr>
+        <w:t xml:space="preserve">Marco</w:t>
+      </w:r>
+      <w:r>
+        <w:t xml:space="preserve"> </w:t>
+      </w:r>
+      <w:r>
+        <w:rPr>
+          <w:i/>
+          <w:color w:val="6B6B6B"/>
+        </w:rPr>
+        <w:t xml:space="preserve">zinsframe</w:t>
+      </w:r>
+      <w:r>
+        <w:t xml:space="preserve">: las etiquetas están puestas </w:t>
+      </w:r>
+      <w:r>
+        <w:rPr>
+          <w:i/>
+          <w:color w:val="6B6B6B"/>
+        </w:rPr>
+        <w:t xml:space="preserve">— de labels staan er al</w:t>
       </w:r>
     </w:p>
     <w:p>
@@ -3209,7 +3921,7 @@
           <w:i/>
           <w:color w:val="6B6B6B"/>
         </w:rPr>
-        <w:t xml:space="preserve">Luister; noteer per persoon país of edad — selectief luisteren.</w:t>
+        <w:t xml:space="preserve">Luister naar vier personen en noteer telkens het gegeven dat ontbreekt.</w:t>
       </w:r>
     </w:p>
     <w:p>
@@ -3435,7 +4147,7 @@
           <w:i/>
           <w:color w:val="6B6B6B"/>
         </w:rPr>
-        <w:t xml:space="preserve">Elke kleur = een taalfunctie.</w:t>
+        <w:t xml:space="preserve">Kijk hoe zij zich voorstelt en hoe jij antwoordt; elke kleur is een taalfunctie.</w:t>
       </w:r>
     </w:p>
     <w:p>
@@ -3461,7 +4173,32 @@
         <w:t xml:space="preserve">El patrón como bloques.</w:t>
       </w:r>
       <w:r>
-        <w:t xml:space="preserve"> Bouw je eigen voorstelling: kies één blok uit elke rij.</w:t>
+        <w:t xml:space="preserve"> Cada frase se monta con tres bloques: </w:t>
+      </w:r>
+      <w:r>
+        <w:rPr>
+          <w:b/>
+        </w:rPr>
+        <w:t xml:space="preserve">persona + verbo + dato</w:t>
+      </w:r>
+      <w:r>
+        <w:t xml:space="preserve">. Completa el tercer bloque de las cuatro filas con </w:t>
+      </w:r>
+      <w:r>
+        <w:rPr>
+          <w:b/>
+        </w:rPr>
+        <w:t xml:space="preserve">tus</w:t>
+      </w:r>
+      <w:r>
+        <w:t xml:space="preserve"> datos y lee las cuatro frases en voz alta. </w:t>
+      </w:r>
+      <w:r>
+        <w:rPr>
+          <w:i/>
+          <w:color w:val="6B6B6B"/>
+        </w:rPr>
+        <w:t xml:space="preserve">Elke zin bestaat uit drie blokken: persoon + werkwoord + gegeven. Vul in de vier rijen het derde blok in met jouw gegevens en lees de vier zinnen hardop.</w:t>
       </w:r>
     </w:p>
     <w:p>
@@ -3470,7 +4207,7 @@
         <w:ind w:left="140"/>
       </w:pPr>
       <w:r>
-        <w:t xml:space="preserve">Yo me llamo …naam · Yo soy de …land · Yo tengo …años · Yo vivo en …stad</w:t>
+        <w:t xml:space="preserve">Yo me llamo … (nombre) · Yo soy de … (país) · Yo tengo … años · Yo vivo en … (ciudad)</w:t>
       </w:r>
     </w:p>
     <w:p>
@@ -3484,10 +4221,26 @@
         <w:rPr>
           <w:b/>
         </w:rPr>
-        <w:t xml:space="preserve">Radiografía.</w:t>
-      </w:r>
-      <w:r>
-        <w:t xml:space="preserve"> Elk deel heeft een functie:</w:t>
+        <w:t xml:space="preserve">Por dentro de la frase.</w:t>
+      </w:r>
+      <w:r>
+        <w:t xml:space="preserve"> Mira la frase de abajo: debajo de cada parte está escrito qué hace. Después señala esas mismas partes en </w:t>
+      </w:r>
+      <w:r>
+        <w:rPr>
+          <w:b/>
+        </w:rPr>
+        <w:t xml:space="preserve">tu</w:t>
+      </w:r>
+      <w:r>
+        <w:t xml:space="preserve"> frase del bloque ②. </w:t>
+      </w:r>
+      <w:r>
+        <w:rPr>
+          <w:i/>
+          <w:color w:val="6B6B6B"/>
+        </w:rPr>
+        <w:t xml:space="preserve">Onder elk stuk van de zin staat wat het doet. Duid daarna dezelfde stukken aan in jouw eigen zin uit blok ②.</w:t>
       </w:r>
     </w:p>
     <w:p>
@@ -3496,7 +4249,7 @@
         <w:ind w:left="140"/>
       </w:pPr>
       <w:r>
-        <w:t xml:space="preserve">Yo soy de Bélgica y tengo 15 años. · Yo persoon soy ser de Bélgica afkomst tengo tener 15 años leeftijd!</w:t>
+        <w:t xml:space="preserve">Yo soy de Bélgica y tengo 15 años. · Yo la persona soy el verbo ser de Bélgica el origen tengo el verbo tener 15 años la edad</w:t>
       </w:r>
     </w:p>
     <w:p>
@@ -3518,7 +4271,7 @@
         <w:t xml:space="preserve">Me llamo</w:t>
       </w:r>
       <w:r>
-        <w:t xml:space="preserve"> + naam · </w:t>
+        <w:t xml:space="preserve"> + nombre · </w:t>
       </w:r>
       <w:r>
         <w:rPr>
@@ -3527,7 +4280,7 @@
         <w:t xml:space="preserve">Soy de</w:t>
       </w:r>
       <w:r>
-        <w:t xml:space="preserve"> + land · </w:t>
+        <w:t xml:space="preserve"> + país · </w:t>
       </w:r>
       <w:r>
         <w:rPr>
@@ -3536,7 +4289,7 @@
         <w:t xml:space="preserve">Soy</w:t>
       </w:r>
       <w:r>
-        <w:t xml:space="preserve"> + nationaliteit · </w:t>
+        <w:t xml:space="preserve"> + nacionalidad · </w:t>
       </w:r>
       <w:r>
         <w:rPr>
@@ -3545,7 +4298,7 @@
         <w:t xml:space="preserve">Tengo</w:t>
       </w:r>
       <w:r>
-        <w:t xml:space="preserve"> + getal + </w:t>
+        <w:t xml:space="preserve"> + número + </w:t>
       </w:r>
       <w:r>
         <w:rPr>
@@ -3563,7 +4316,7 @@
         <w:t xml:space="preserve">Vivo en</w:t>
       </w:r>
       <w:r>
-        <w:t xml:space="preserve"> + stad · </w:t>
+        <w:t xml:space="preserve"> + ciudad · </w:t>
       </w:r>
       <w:r>
         <w:rPr>
@@ -3572,7 +4325,14 @@
         <w:t xml:space="preserve">Hablo</w:t>
       </w:r>
       <w:r>
-        <w:t xml:space="preserve"> + taal.</w:t>
+        <w:t xml:space="preserve"> + idioma. </w:t>
+      </w:r>
+      <w:r>
+        <w:rPr>
+          <w:i/>
+          <w:color w:val="6B6B6B"/>
+        </w:rPr>
+        <w:t xml:space="preserve">naam · land · nationaliteit · leeftijd · stad · taal</w:t>
       </w:r>
     </w:p>
     <w:p>
@@ -3586,7 +4346,7 @@
         <w:rPr>
           <w:b/>
         </w:rPr>
-        <w:t xml:space="preserve">Leeftijd = tener</w:t>
+        <w:t xml:space="preserve">La edad va con tener</w:t>
       </w:r>
       <w:r>
         <w:t xml:space="preserve">: </w:t>
@@ -3598,7 +4358,7 @@
         <w:t xml:space="preserve">Tengo 15 años</w:t>
       </w:r>
       <w:r>
-        <w:t xml:space="preserve"> (niet </w:t>
+        <w:t xml:space="preserve">, no </w:t>
       </w:r>
       <w:r>
         <w:rPr>
@@ -3607,13 +4367,13 @@
         <w:t xml:space="preserve">soy 15</w:t>
       </w:r>
       <w:r>
-        <w:t xml:space="preserve">). 🔴 </w:t>
-      </w:r>
-      <w:r>
-        <w:rPr>
-          <w:b/>
-        </w:rPr>
-        <w:t xml:space="preserve">Nationaliteit met kleine letter</w:t>
+        <w:t xml:space="preserve">. 🔴 </w:t>
+      </w:r>
+      <w:r>
+        <w:rPr>
+          <w:b/>
+        </w:rPr>
+        <w:t xml:space="preserve">La nacionalidad va en minúscula</w:t>
       </w:r>
       <w:r>
         <w:t xml:space="preserve">: </w:t>
@@ -3625,7 +4385,14 @@
         <w:t xml:space="preserve">belga, español</w:t>
       </w:r>
       <w:r>
-        <w:t xml:space="preserve">.</w:t>
+        <w:t xml:space="preserve">. </w:t>
+      </w:r>
+      <w:r>
+        <w:rPr>
+          <w:i/>
+          <w:color w:val="6B6B6B"/>
+        </w:rPr>
+        <w:t xml:space="preserve">Leeftijd met tener, nationaliteit met kleine letter.</w:t>
       </w:r>
     </w:p>
     <w:p>
@@ -3639,10 +4406,17 @@
         <w:rPr>
           <w:b/>
         </w:rPr>
-        <w:t xml:space="preserve">De la copia a lo tuyo — la escalera.</w:t>
-      </w:r>
-      <w:r>
-        <w:t xml:space="preserve"> De steun bouwt zichtbaar af:</w:t>
+        <w:t xml:space="preserve">De la copia a lo tuyo.</w:t>
+      </w:r>
+      <w:r>
+        <w:t xml:space="preserve"> Cuatro escalones: el primero te lo damos hecho, en el último escribes tú solo/a. Haz los cuatro. </w:t>
+      </w:r>
+      <w:r>
+        <w:rPr>
+          <w:i/>
+          <w:color w:val="6B6B6B"/>
+        </w:rPr>
+        <w:t xml:space="preserve">Vier trapjes: bovenaan krijg je alles, onderaan schrijf je het zelf. Doe ze alle vier.</w:t>
       </w:r>
     </w:p>
     <w:p>
@@ -3651,7 +4425,7 @@
         <w:ind w:left="140"/>
       </w:pPr>
       <w:r>
-        <w:t xml:space="preserve">Modelo «Me llamo Leo, soy de Bélgica y tengo 15 años.» · Marco «Me llamo ___, soy de ___ y tengo ___ años.» · Clave yo · llamarse · país · años · Solo Escribe quién eres.</w:t>
+        <w:t xml:space="preserve">Modelo «Me llamo Leo, soy de Bélgica y tengo 15 años.» · Marco «Me llamo ___, soy de ___ y tengo ___ años.» · Clave yo · llamarse · país · años · Solo Escribe quién eres, sin ayuda.</w:t>
       </w:r>
     </w:p>
     <w:p>
@@ -3665,7 +4439,7 @@
           <w:b/>
           <w:color w:val="1E9E74"/>
         </w:rPr>
-        <w:t xml:space="preserve">Oefening 6</w:t>
+        <w:t xml:space="preserve">Ejercicio 6</w:t>
       </w:r>
       <w:r>
         <w:rPr>
@@ -3694,7 +4468,14 @@
         <w:spacing w:before="0" w:after="60"/>
       </w:pPr>
       <w:r>
-        <w:t xml:space="preserve">Combineer een correcte zin uit elke rij en schrijf ze op.</w:t>
+        <w:t xml:space="preserve">Combina una palabra de cada columna y escribe tres frases correctas. </w:t>
+      </w:r>
+      <w:r>
+        <w:rPr>
+          <w:i/>
+          <w:color w:val="6B6B6B"/>
+        </w:rPr>
+        <w:t xml:space="preserve">Combineer per zin één stuk uit elke kolom; schrijf drie correcte zinnen.</w:t>
       </w:r>
     </w:p>
     <w:tbl>
@@ -3766,7 +4547,7 @@
               <w:rPr>
                 <w:b/>
               </w:rPr>
-              <w:t xml:space="preserve">Aanvulling</w:t>
+              <w:t xml:space="preserve">Dato</w:t>
             </w:r>
           </w:p>
         </w:tc>
@@ -3867,12 +4648,37 @@
       <w:r>
         <w:rPr>
           <w:b/>
-          <w:color w:val="1E9E74"/>
-        </w:rPr>
-        <w:t xml:space="preserve">Steun · </w:t>
-      </w:r>
-      <w:r>
+        </w:rPr>
+        <w:t xml:space="preserve">Apoyo</w:t>
+      </w:r>
+      <w:r>
+        <w:t xml:space="preserve"> </w:t>
+      </w:r>
+      <w:r>
+        <w:rPr>
+          <w:i/>
+          <w:color w:val="6B6B6B"/>
+        </w:rPr>
+        <w:t xml:space="preserve">steun</w:t>
+      </w:r>
+      <w:r>
+        <w:t xml:space="preserve"> · </w:t>
+      </w:r>
+      <w:r>
+        <w:rPr>
+          <w:b/>
+        </w:rPr>
         <w:t xml:space="preserve">Marco</w:t>
+      </w:r>
+      <w:r>
+        <w:t xml:space="preserve"> </w:t>
+      </w:r>
+      <w:r>
+        <w:rPr>
+          <w:i/>
+          <w:color w:val="6B6B6B"/>
+        </w:rPr>
+        <w:t xml:space="preserve">zinsframe</w:t>
       </w:r>
     </w:p>
     <w:p>
@@ -3886,7 +4692,7 @@
           <w:b/>
           <w:color w:val="1E9E74"/>
         </w:rPr>
-        <w:t xml:space="preserve">Oefening 7</w:t>
+        <w:t xml:space="preserve">Ejercicio 7</w:t>
       </w:r>
       <w:r>
         <w:rPr>
@@ -3915,7 +4721,14 @@
         <w:spacing w:before="0" w:after="60"/>
       </w:pPr>
       <w:r>
-        <w:t xml:space="preserve">Maak van elke cue één volledige zin. Vier zinnen.</w:t>
+        <w:t xml:space="preserve">Escribe una frase completa con cada grupo de palabras. Son cuatro frases. </w:t>
+      </w:r>
+      <w:r>
+        <w:rPr>
+          <w:i/>
+          <w:color w:val="6B6B6B"/>
+        </w:rPr>
+        <w:t xml:space="preserve">Maak van elk groepje één volledige zin — vier zinnen.</w:t>
       </w:r>
     </w:p>
     <w:tbl>
@@ -4115,12 +4928,47 @@
       <w:r>
         <w:rPr>
           <w:b/>
-          <w:color w:val="1E9E74"/>
-        </w:rPr>
-        <w:t xml:space="preserve">Steun · </w:t>
-      </w:r>
-      <w:r>
-        <w:t xml:space="preserve">Pista: werkwoord gegeven</w:t>
+        </w:rPr>
+        <w:t xml:space="preserve">Apoyo</w:t>
+      </w:r>
+      <w:r>
+        <w:t xml:space="preserve"> </w:t>
+      </w:r>
+      <w:r>
+        <w:rPr>
+          <w:i/>
+          <w:color w:val="6B6B6B"/>
+        </w:rPr>
+        <w:t xml:space="preserve">steun</w:t>
+      </w:r>
+      <w:r>
+        <w:t xml:space="preserve"> · </w:t>
+      </w:r>
+      <w:r>
+        <w:rPr>
+          <w:b/>
+        </w:rPr>
+        <w:t xml:space="preserve">Pista</w:t>
+      </w:r>
+      <w:r>
+        <w:t xml:space="preserve"> </w:t>
+      </w:r>
+      <w:r>
+        <w:rPr>
+          <w:i/>
+          <w:color w:val="6B6B6B"/>
+        </w:rPr>
+        <w:t xml:space="preserve">tip</w:t>
+      </w:r>
+      <w:r>
+        <w:t xml:space="preserve">: tienes el verbo </w:t>
+      </w:r>
+      <w:r>
+        <w:rPr>
+          <w:i/>
+          <w:color w:val="6B6B6B"/>
+        </w:rPr>
+        <w:t xml:space="preserve">— het werkwoord staat erbij</w:t>
       </w:r>
     </w:p>
     <w:p>
@@ -4134,7 +4982,7 @@
           <w:b/>
           <w:color w:val="1E9E74"/>
         </w:rPr>
-        <w:t xml:space="preserve">Oefening 8</w:t>
+        <w:t xml:space="preserve">Ejercicio 8</w:t>
       </w:r>
       <w:r>
         <w:rPr>
@@ -4163,6 +5011,13 @@
         <w:spacing w:before="0" w:after="60"/>
       </w:pPr>
       <w:r>
+        <w:t xml:space="preserve">Escribe cinco frases verdaderas sobre ti y dilas en voz alta. </w:t>
+      </w:r>
+      <w:r>
+        <w:rPr>
+          <w:i/>
+          <w:color w:val="6B6B6B"/>
+        </w:rPr>
         <w:t xml:space="preserve">Schrijf vijf ware zinnen over jezelf en zeg ze hardop.</w:t>
       </w:r>
     </w:p>
@@ -4189,12 +5044,28 @@
       <w:r>
         <w:rPr>
           <w:b/>
-          <w:color w:val="1E9E74"/>
-        </w:rPr>
-        <w:t xml:space="preserve">Steun · </w:t>
-      </w:r>
-      <w:r>
-        <w:t xml:space="preserve">ronde 2 uit het hoofd</w:t>
+        </w:rPr>
+        <w:t xml:space="preserve">Apoyo</w:t>
+      </w:r>
+      <w:r>
+        <w:t xml:space="preserve"> </w:t>
+      </w:r>
+      <w:r>
+        <w:rPr>
+          <w:i/>
+          <w:color w:val="6B6B6B"/>
+        </w:rPr>
+        <w:t xml:space="preserve">steun</w:t>
+      </w:r>
+      <w:r>
+        <w:t xml:space="preserve">: la segunda ronda, de memoria </w:t>
+      </w:r>
+      <w:r>
+        <w:rPr>
+          <w:i/>
+          <w:color w:val="6B6B6B"/>
+        </w:rPr>
+        <w:t xml:space="preserve">— ronde twee uit het hoofd</w:t>
       </w:r>
     </w:p>
     <w:p>
@@ -4208,7 +5079,7 @@
           <w:b/>
           <w:color w:val="1E9E74"/>
         </w:rPr>
-        <w:t xml:space="preserve">Oefening ★</w:t>
+        <w:t xml:space="preserve">Ejercicio ★</w:t>
       </w:r>
       <w:r>
         <w:rPr>
@@ -4243,23 +5114,23 @@
         <w:t xml:space="preserve">Situación:</w:t>
       </w:r>
       <w:r>
-        <w:t xml:space="preserve"> jij interviewt klasgenoten om iemand te vinden per voorwaarde, en </w:t>
-      </w:r>
-      <w:r>
-        <w:rPr>
-          <w:b/>
-        </w:rPr>
-        <w:t xml:space="preserve">rapporteert</w:t>
-      </w:r>
-      <w:r>
-        <w:t xml:space="preserve"> in de 3e persoon. </w:t>
-      </w:r>
-      <w:r>
-        <w:rPr>
-          <w:i/>
-          <w:color w:val="6B6B6B"/>
-        </w:rPr>
-        <w:t xml:space="preserve">«¿Quién de la clase vive en una ciudad grande? ¿Quién tiene 15 años?»</w:t>
+        <w:t xml:space="preserve"> pregunta por la clase hasta encontrar a alguien para cada línea de la tabla. Apunta su nombre y escribe la nota en </w:t>
+      </w:r>
+      <w:r>
+        <w:rPr>
+          <w:b/>
+        </w:rPr>
+        <w:t xml:space="preserve">tercera persona</w:t>
+      </w:r>
+      <w:r>
+        <w:t xml:space="preserve">: «Ana tiene 15 años». </w:t>
+      </w:r>
+      <w:r>
+        <w:rPr>
+          <w:i/>
+          <w:color w:val="6B6B6B"/>
+        </w:rPr>
+        <w:t xml:space="preserve">Vraag rond in de klas tot je voor elke regel iemand vindt; noteer de naam en schrijf de notitie in de derde persoon.</w:t>
       </w:r>
     </w:p>
     <w:tbl>
@@ -4512,7 +5383,14 @@
         <w:t xml:space="preserve">Juega online:</w:t>
       </w:r>
       <w:r>
-        <w:t xml:space="preserve"> «Memoria de los datos», «país ↔ nacionalidad» en «¡Preséntate!» met zelfcorrectie.</w:t>
+        <w:t xml:space="preserve"> «Memoria de los datos», «país ↔ nacionalidad» y «¡Preséntate!», con corrección automática. </w:t>
+      </w:r>
+      <w:r>
+        <w:rPr>
+          <w:i/>
+          <w:color w:val="6B6B6B"/>
+        </w:rPr>
+        <w:t xml:space="preserve">Online spelletjes met zelfcorrectie.</w:t>
       </w:r>
     </w:p>
     <w:p>
@@ -4538,41 +5416,23 @@
         <w:t xml:space="preserve">ES:</w:t>
       </w:r>
       <w:r>
-        <w:t xml:space="preserve"> Ya sabes decir quién eres. Ahora lo usas: </w:t>
-      </w:r>
-      <w:r>
-        <w:rPr>
-          <w:b/>
-        </w:rPr>
-        <w:t xml:space="preserve">prestando</w:t>
-      </w:r>
-      <w:r>
-        <w:t xml:space="preserve"> otra identidad, </w:t>
-      </w:r>
-      <w:r>
-        <w:rPr>
-          <w:b/>
-        </w:rPr>
-        <w:t xml:space="preserve">contando</w:t>
-      </w:r>
-      <w:r>
-        <w:t xml:space="preserve"> la clase entera y dejando que un </w:t>
-      </w:r>
-      <w:r>
-        <w:rPr>
-          <w:b/>
-        </w:rPr>
-        <w:t xml:space="preserve">algoritmo</w:t>
-      </w:r>
-      <w:r>
-        <w:t xml:space="preserve"> te empareje. </w:t>
-      </w:r>
-      <w:r>
-        <w:rPr>
-          <w:i/>
-          <w:color w:val="6B6B6B"/>
-        </w:rPr>
-        <w:t xml:space="preserve">Je kunt al zeggen wie je bent. Nu ga je het gebruiken: door een andere identiteit te lenen, de hele klas te tellen, en je door een algoritme te laten koppelen.</w:t>
+        <w:t xml:space="preserve"> Tres juegos con tus datos. En cada uno tienes </w:t>
+      </w:r>
+      <w:r>
+        <w:rPr>
+          <w:b/>
+        </w:rPr>
+        <w:t xml:space="preserve">una tarea concreta</w:t>
+      </w:r>
+      <w:r>
+        <w:t xml:space="preserve">: presentarte como otra persona, contar a toda la clase en números, o escribir un perfil sin nombre. Cada reto explica debajo qué haces paso a paso y qué regla no puedes romper. </w:t>
+      </w:r>
+      <w:r>
+        <w:rPr>
+          <w:i/>
+          <w:color w:val="6B6B6B"/>
+        </w:rPr>
+        <w:t xml:space="preserve">Drie spellen met je gegevens. Elk reto zegt hieronder stap voor stap wat je doet en welke regel je niet mag breken.</w:t>
       </w:r>
     </w:p>
     <w:p>
@@ -4670,6 +5530,14 @@
           <w:b/>
         </w:rPr>
         <w:t xml:space="preserve">La regla del reto</w:t>
+      </w:r>
+    </w:p>
+    <w:p>
+      <w:pPr>
+        <w:spacing w:before="0" w:after="20"/>
+      </w:pPr>
+      <w:r>
+        <w:t xml:space="preserve">Habla siempre en primera persona, aunque no seas tú, y no digas el nombre de tu ficha. Puedes decir «¿cómo?» una sola vez.</w:t>
       </w:r>
     </w:p>
     <w:p>
@@ -5747,6 +6615,14 @@
     </w:p>
     <w:p>
       <w:pPr>
+        <w:spacing w:before="0" w:after="20"/>
+      </w:pPr>
+      <w:r>
+        <w:t xml:space="preserve">Cada conclusión lleva un número real de vuestro gráfico y empieza por «somos» o «son». «Muchos» no cuenta.</w:t>
+      </w:r>
+    </w:p>
+    <w:p>
+      <w:pPr>
         <w:spacing w:before="0" w:after="60"/>
       </w:pPr>
       <w:r>
@@ -6352,7 +7228,7 @@
         <w:t xml:space="preserve">de dónde eres</w:t>
       </w:r>
       <w:r>
-        <w:t xml:space="preserve"> usas </w:t>
+        <w:t xml:space="preserve"> usas el verbo </w:t>
       </w:r>
       <w:r>
         <w:rPr>
@@ -6361,32 +7237,14 @@
         <w:t xml:space="preserve">ser</w:t>
       </w:r>
       <w:r>
-        <w:t xml:space="preserve">. La ruta: contexto → observar → patrón → regla → practicar → comunicar. </w:t>
-      </w:r>
-      <w:r>
-        <w:rPr>
-          <w:i/>
-          <w:color w:val="6B6B6B"/>
-        </w:rPr>
-        <w:t xml:space="preserve">Om te zeggen wie je bent gebruik je «ser».</w:t>
-      </w:r>
-    </w:p>
-    <w:p>
-      <w:pPr>
-        <w:pBdr>
-          <w:left w:val="single" w:sz="18" w:space="8" w:color="1E9E74"/>
-        </w:pBdr>
-        <w:spacing w:before="40" w:after="80"/>
-        <w:ind w:left="140"/>
-      </w:pPr>
-      <w:r>
-        <w:rPr>
-          <w:b/>
-        </w:rPr>
-        <w:t xml:space="preserve">En clase:</w:t>
-      </w:r>
-      <w:r>
-        <w:t xml:space="preserve"> diapositiva 6 — «El verbo SER (irregular)».</w:t>
+        <w:t xml:space="preserve">. </w:t>
+      </w:r>
+      <w:r>
+        <w:rPr>
+          <w:i/>
+          <w:color w:val="6B6B6B"/>
+        </w:rPr>
+        <w:t xml:space="preserve">Om te zeggen wie je bent en waar je vandaan komt, gebruik je «ser».</w:t>
       </w:r>
     </w:p>
     <w:p>
@@ -6454,7 +7312,7 @@
         <w:rPr>
           <w:b/>
         </w:rPr>
-        <w:t xml:space="preserve">Contexto (input flood).</w:t>
+        <w:t xml:space="preserve">Contexto.</w:t>
       </w:r>
       <w:r>
         <w:t xml:space="preserve"> Lee el chat y fíjate en la forma de </w:t>
@@ -6466,7 +7324,14 @@
         <w:t xml:space="preserve">ser</w:t>
       </w:r>
       <w:r>
-        <w:t xml:space="preserve">.</w:t>
+        <w:t xml:space="preserve">. </w:t>
+      </w:r>
+      <w:r>
+        <w:rPr>
+          <w:i/>
+          <w:color w:val="6B6B6B"/>
+        </w:rPr>
+        <w:t xml:space="preserve">Lees de chat en let op de vorm van «ser».</w:t>
       </w:r>
     </w:p>
     <w:p>
@@ -6572,7 +7437,7 @@
         <w:t xml:space="preserve">1)</w:t>
       </w:r>
       <w:r>
-        <w:t xml:space="preserve"> Welk werkwoord komt telkens terug? </w:t>
+        <w:t xml:space="preserve"> ¿Qué verbo se repite? </w:t>
       </w:r>
       <w:r>
         <w:rPr>
@@ -6581,7 +7446,7 @@
         <w:t xml:space="preserve">2)</w:t>
       </w:r>
       <w:r>
-        <w:t xml:space="preserve"> Verandert de vorm per persoon? </w:t>
+        <w:t xml:space="preserve"> ¿Cambia la forma según la persona? </w:t>
       </w:r>
       <w:r>
         <w:rPr>
@@ -6590,7 +7455,7 @@
         <w:t xml:space="preserve">3)</w:t>
       </w:r>
       <w:r>
-        <w:t xml:space="preserve"> Welke vorm hoort bij </w:t>
+        <w:t xml:space="preserve"> ¿Qué forma va con </w:t>
       </w:r>
       <w:r>
         <w:rPr>
@@ -6599,7 +7464,14 @@
         <w:t xml:space="preserve">yo</w:t>
       </w:r>
       <w:r>
-        <w:t xml:space="preserve">?</w:t>
+        <w:t xml:space="preserve">? </w:t>
+      </w:r>
+      <w:r>
+        <w:rPr>
+          <w:i/>
+          <w:color w:val="6B6B6B"/>
+        </w:rPr>
+        <w:t xml:space="preserve">Welk werkwoord keert terug? Verandert de vorm per persoon? Welke vorm hoort bij «yo»?</w:t>
       </w:r>
     </w:p>
     <w:p>
@@ -6962,7 +7834,7 @@
         <w:ind w:left="140"/>
       </w:pPr>
       <w:r>
-        <w:t xml:space="preserve">Forma · soy · eres · es somos · sois · son onregelmatig; yo → soy</w:t>
+        <w:t xml:space="preserve">Forma · soy · eres · es somos · sois · son onregelmatig: elke persoon heeft een eigen vorm</w:t>
       </w:r>
     </w:p>
     <w:p>
@@ -6971,7 +7843,7 @@
         <w:ind w:left="140"/>
       </w:pPr>
       <w:r>
-        <w:t xml:space="preserve">Significado · zeggen wie iemand is, waar vandaan, nationaliteit, een eigenschap</w:t>
+        <w:t xml:space="preserve">Significado · decir quién es alguien, de dónde es, su nacionalidad o cómo es zeggen wie iemand is, waar hij vandaan komt, welke nationaliteit hij heeft of hoe hij is</w:t>
       </w:r>
     </w:p>
     <w:p>
@@ -6991,10 +7863,10 @@
         <w:rPr>
           <w:b/>
         </w:rPr>
-        <w:t xml:space="preserve">🟡 Truc — tú vs. usted:</w:t>
-      </w:r>
-      <w:r>
-        <w:t xml:space="preserve"> leeftijdsgenoot </w:t>
+        <w:t xml:space="preserve">🟡 Ojo · tú o usted.</w:t>
+      </w:r>
+      <w:r>
+        <w:t xml:space="preserve"> Con alguien de tu edad: </w:t>
       </w:r>
       <w:r>
         <w:rPr>
@@ -7003,7 +7875,7 @@
         <w:t xml:space="preserve">tú eres</w:t>
       </w:r>
       <w:r>
-        <w:t xml:space="preserve">; beleefd/onbekende </w:t>
+        <w:t xml:space="preserve">. Con una persona adulta que no conoces: </w:t>
       </w:r>
       <w:r>
         <w:rPr>
@@ -7012,7 +7884,7 @@
         <w:t xml:space="preserve">usted es</w:t>
       </w:r>
       <w:r>
-        <w:t xml:space="preserve"> (3e persoon!). España veel </w:t>
+        <w:t xml:space="preserve"> (¡tercera persona!). En España se usa mucho </w:t>
       </w:r>
       <w:r>
         <w:rPr>
@@ -7021,7 +7893,7 @@
         <w:t xml:space="preserve">tú</w:t>
       </w:r>
       <w:r>
-        <w:t xml:space="preserve">; delen van LatAm </w:t>
+        <w:t xml:space="preserve">; en partes de Latinoamérica, </w:t>
       </w:r>
       <w:r>
         <w:rPr>
@@ -7030,7 +7902,7 @@
         <w:t xml:space="preserve">usted</w:t>
       </w:r>
       <w:r>
-        <w:t xml:space="preserve">. Onderwerpwoord mag weg: </w:t>
+        <w:t xml:space="preserve">. El pronombre puede desaparecer: </w:t>
       </w:r>
       <w:r>
         <w:rPr>
@@ -7039,7 +7911,14 @@
         <w:t xml:space="preserve">(Yo) soy Leo</w:t>
       </w:r>
       <w:r>
-        <w:t xml:space="preserve">.</w:t>
+        <w:t xml:space="preserve">. </w:t>
+      </w:r>
+      <w:r>
+        <w:rPr>
+          <w:i/>
+          <w:color w:val="6B6B6B"/>
+        </w:rPr>
+        <w:t xml:space="preserve">Leeftijdsgenoot: tú eres. Onbekende volwassene: usted es (derde persoon!). Het onderwerpwoord mag weg.</w:t>
       </w:r>
     </w:p>
     <w:p>
@@ -7061,7 +7940,7 @@
           <w:b/>
           <w:color w:val="1E9E74"/>
         </w:rPr>
-        <w:t xml:space="preserve">Oefening 1</w:t>
+        <w:t xml:space="preserve">Ejercicio 1</w:t>
       </w:r>
       <w:r>
         <w:rPr>
@@ -7090,7 +7969,7 @@
         <w:spacing w:before="0" w:after="60"/>
       </w:pPr>
       <w:r>
-        <w:t xml:space="preserve">Vul de juiste vorm van </w:t>
+        <w:t xml:space="preserve">Escribe la forma correcta de </w:t>
       </w:r>
       <w:r>
         <w:rPr>
@@ -7099,7 +7978,14 @@
         <w:t xml:space="preserve">ser</w:t>
       </w:r>
       <w:r>
-        <w:t xml:space="preserve"> in.</w:t>
+        <w:t xml:space="preserve">. </w:t>
+      </w:r>
+      <w:r>
+        <w:rPr>
+          <w:i/>
+          <w:color w:val="6B6B6B"/>
+        </w:rPr>
+        <w:t xml:space="preserve">Vul de juiste vorm van «ser» in.</w:t>
       </w:r>
     </w:p>
     <w:p>
@@ -7201,12 +8087,47 @@
       <w:r>
         <w:rPr>
           <w:b/>
-          <w:color w:val="1E9E74"/>
-        </w:rPr>
-        <w:t xml:space="preserve">Steun · </w:t>
-      </w:r>
-      <w:r>
-        <w:t xml:space="preserve">Banco de palabras: tabel open</w:t>
+        </w:rPr>
+        <w:t xml:space="preserve">Apoyo</w:t>
+      </w:r>
+      <w:r>
+        <w:t xml:space="preserve"> </w:t>
+      </w:r>
+      <w:r>
+        <w:rPr>
+          <w:i/>
+          <w:color w:val="6B6B6B"/>
+        </w:rPr>
+        <w:t xml:space="preserve">steun</w:t>
+      </w:r>
+      <w:r>
+        <w:t xml:space="preserve"> · </w:t>
+      </w:r>
+      <w:r>
+        <w:rPr>
+          <w:b/>
+        </w:rPr>
+        <w:t xml:space="preserve">Banco de palabras</w:t>
+      </w:r>
+      <w:r>
+        <w:t xml:space="preserve"> </w:t>
+      </w:r>
+      <w:r>
+        <w:rPr>
+          <w:i/>
+          <w:color w:val="6B6B6B"/>
+        </w:rPr>
+        <w:t xml:space="preserve">woordenbank</w:t>
+      </w:r>
+      <w:r>
+        <w:t xml:space="preserve">: la tabla queda abierta </w:t>
+      </w:r>
+      <w:r>
+        <w:rPr>
+          <w:i/>
+          <w:color w:val="6B6B6B"/>
+        </w:rPr>
+        <w:t xml:space="preserve">— de tabel blijft open</w:t>
       </w:r>
     </w:p>
     <w:p>
@@ -7220,7 +8141,7 @@
           <w:b/>
           <w:color w:val="1E9E74"/>
         </w:rPr>
-        <w:t xml:space="preserve">Oefening 2</w:t>
+        <w:t xml:space="preserve">Ejercicio 2</w:t>
       </w:r>
       <w:r>
         <w:rPr>
@@ -7249,7 +8170,7 @@
         <w:spacing w:before="0" w:after="60"/>
       </w:pPr>
       <w:r>
-        <w:t xml:space="preserve">Begin met </w:t>
+        <w:t xml:space="preserve">Parte de </w:t>
       </w:r>
       <w:r>
         <w:rPr>
@@ -7258,16 +8179,23 @@
         <w:t xml:space="preserve">«Yo soy de Bélgica.»</w:t>
       </w:r>
       <w:r>
-        <w:t xml:space="preserve"> en pas telkens </w:t>
-      </w:r>
-      <w:r>
-        <w:rPr>
-          <w:b/>
-        </w:rPr>
-        <w:t xml:space="preserve">één</w:t>
-      </w:r>
-      <w:r>
-        <w:t xml:space="preserve"> ding aan.</w:t>
+        <w:t xml:space="preserve"> y cambia </w:t>
+      </w:r>
+      <w:r>
+        <w:rPr>
+          <w:b/>
+        </w:rPr>
+        <w:t xml:space="preserve">una sola cosa</w:t>
+      </w:r>
+      <w:r>
+        <w:t xml:space="preserve"> cada vez. Escribe la frase entera. </w:t>
+      </w:r>
+      <w:r>
+        <w:rPr>
+          <w:i/>
+          <w:color w:val="6B6B6B"/>
+        </w:rPr>
+        <w:t xml:space="preserve">Vertrek van die zin en verander telkens één ding; schrijf de hele zin.</w:t>
       </w:r>
     </w:p>
     <w:p>
@@ -7350,13 +8278,38 @@
       <w:r>
         <w:rPr>
           <w:b/>
-          <w:color w:val="1E9E74"/>
-        </w:rPr>
-        <w:t xml:space="preserve">Steun · </w:t>
-      </w:r>
-      <w:r>
+        </w:rPr>
+        <w:t xml:space="preserve">Apoyo</w:t>
+      </w:r>
+      <w:r>
+        <w:t xml:space="preserve"> </w:t>
+      </w:r>
+      <w:r>
+        <w:rPr>
+          <w:i/>
+          <w:color w:val="6B6B6B"/>
+        </w:rPr>
+        <w:t xml:space="preserve">steun</w:t>
+      </w:r>
+      <w:r>
+        <w:t xml:space="preserve"> · </w:t>
+      </w:r>
+      <w:r>
+        <w:rPr>
+          <w:b/>
+        </w:rPr>
         <w:t xml:space="preserve">Pista</w:t>
       </w:r>
+      <w:r>
+        <w:t xml:space="preserve"> </w:t>
+      </w:r>
+      <w:r>
+        <w:rPr>
+          <w:i/>
+          <w:color w:val="6B6B6B"/>
+        </w:rPr>
+        <w:t xml:space="preserve">tip</w:t>
+      </w:r>
     </w:p>
     <w:p>
       <w:pPr>
@@ -7376,7 +8329,7 @@
           <w:i/>
           <w:color w:val="6B6B6B"/>
         </w:rPr>
-        <w:t xml:space="preserve">Kruis per zin aan over wie het gaat.</w:t>
+        <w:t xml:space="preserve">Luister naar zes zinnen met «ser» en kruis per zin aan over wie het gaat.</w:t>
       </w:r>
     </w:p>
     <w:p>
@@ -7390,7 +8343,7 @@
           <w:b/>
           <w:color w:val="1E9E74"/>
         </w:rPr>
-        <w:t xml:space="preserve">Oefening 3</w:t>
+        <w:t xml:space="preserve">Ejercicio 3</w:t>
       </w:r>
       <w:r>
         <w:rPr>
@@ -7419,7 +8372,14 @@
         <w:spacing w:before="0" w:after="60"/>
       </w:pPr>
       <w:r>
-        <w:t xml:space="preserve">Kruis aan wélke persoon je hoort.</w:t>
+        <w:t xml:space="preserve">Marca con una cruz la persona que oyes. </w:t>
+      </w:r>
+      <w:r>
+        <w:rPr>
+          <w:i/>
+          <w:color w:val="6B6B6B"/>
+        </w:rPr>
+        <w:t xml:space="preserve">Kruis aan welke persoon je hoort.</w:t>
       </w:r>
     </w:p>
     <w:tbl>
@@ -8047,12 +9007,47 @@
       <w:r>
         <w:rPr>
           <w:b/>
-          <w:color w:val="1E9E74"/>
-        </w:rPr>
-        <w:t xml:space="preserve">Steun · </w:t>
-      </w:r>
-      <w:r>
-        <w:t xml:space="preserve">Modelo: tabel ser open</w:t>
+        </w:rPr>
+        <w:t xml:space="preserve">Apoyo</w:t>
+      </w:r>
+      <w:r>
+        <w:t xml:space="preserve"> </w:t>
+      </w:r>
+      <w:r>
+        <w:rPr>
+          <w:i/>
+          <w:color w:val="6B6B6B"/>
+        </w:rPr>
+        <w:t xml:space="preserve">steun</w:t>
+      </w:r>
+      <w:r>
+        <w:t xml:space="preserve"> · </w:t>
+      </w:r>
+      <w:r>
+        <w:rPr>
+          <w:b/>
+        </w:rPr>
+        <w:t xml:space="preserve">Modelo</w:t>
+      </w:r>
+      <w:r>
+        <w:t xml:space="preserve"> </w:t>
+      </w:r>
+      <w:r>
+        <w:rPr>
+          <w:i/>
+          <w:color w:val="6B6B6B"/>
+        </w:rPr>
+        <w:t xml:space="preserve">voorbeeld</w:t>
+      </w:r>
+      <w:r>
+        <w:t xml:space="preserve">: la tabla de ser queda abierta </w:t>
+      </w:r>
+      <w:r>
+        <w:rPr>
+          <w:i/>
+          <w:color w:val="6B6B6B"/>
+        </w:rPr>
+        <w:t xml:space="preserve">— de tabel van ser blijft open</w:t>
       </w:r>
     </w:p>
     <w:p>
@@ -8066,7 +9061,7 @@
           <w:b/>
           <w:color w:val="1E9E74"/>
         </w:rPr>
-        <w:t xml:space="preserve">Oefening 4</w:t>
+        <w:t xml:space="preserve">Ejercicio 4</w:t>
       </w:r>
       <w:r>
         <w:rPr>
@@ -8095,16 +9090,23 @@
         <w:spacing w:before="0" w:after="60"/>
       </w:pPr>
       <w:r>
-        <w:t xml:space="preserve">Zoek de fout, verbeter, en leg uit </w:t>
-      </w:r>
-      <w:r>
-        <w:rPr>
-          <w:b/>
-        </w:rPr>
-        <w:t xml:space="preserve">waarom</w:t>
-      </w:r>
-      <w:r>
-        <w:t xml:space="preserve"> (het correcte model staat als laatste).</w:t>
+        <w:t xml:space="preserve">Busca el error, escribe la frase correcta y explica </w:t>
+      </w:r>
+      <w:r>
+        <w:rPr>
+          <w:b/>
+        </w:rPr>
+        <w:t xml:space="preserve">por qué</w:t>
+      </w:r>
+      <w:r>
+        <w:t xml:space="preserve">. </w:t>
+      </w:r>
+      <w:r>
+        <w:rPr>
+          <w:i/>
+          <w:color w:val="6B6B6B"/>
+        </w:rPr>
+        <w:t xml:space="preserve">Zoek de fout, verbeter de zin en leg uit waarom.</w:t>
       </w:r>
     </w:p>
     <w:p>
@@ -8187,12 +9189,28 @@
       <w:r>
         <w:rPr>
           <w:b/>
-          <w:color w:val="1E9E74"/>
-        </w:rPr>
-        <w:t xml:space="preserve">Steun · </w:t>
-      </w:r>
-      <w:r>
-        <w:t xml:space="preserve">MODELO-correctie</w:t>
+        </w:rPr>
+        <w:t xml:space="preserve">Apoyo</w:t>
+      </w:r>
+      <w:r>
+        <w:t xml:space="preserve"> </w:t>
+      </w:r>
+      <w:r>
+        <w:rPr>
+          <w:i/>
+          <w:color w:val="6B6B6B"/>
+        </w:rPr>
+        <w:t xml:space="preserve">steun</w:t>
+      </w:r>
+      <w:r>
+        <w:t xml:space="preserve">: con el modelo delante </w:t>
+      </w:r>
+      <w:r>
+        <w:rPr>
+          <w:i/>
+          <w:color w:val="6B6B6B"/>
+        </w:rPr>
+        <w:t xml:space="preserve">— met het voorbeeld erbij</w:t>
       </w:r>
     </w:p>
     <w:p>
@@ -8206,7 +9224,7 @@
           <w:b/>
           <w:color w:val="1E9E74"/>
         </w:rPr>
-        <w:t xml:space="preserve">Oefening ★</w:t>
+        <w:t xml:space="preserve">Ejercicio ★</w:t>
       </w:r>
       <w:r>
         <w:rPr>
@@ -8235,7 +9253,7 @@
         <w:spacing w:before="0" w:after="60"/>
       </w:pPr>
       <w:r>
-        <w:t xml:space="preserve">Interview je buur met </w:t>
+        <w:t xml:space="preserve">Entrevista a tu compañero/a con </w:t>
       </w:r>
       <w:r>
         <w:rPr>
@@ -8244,14 +9262,23 @@
         <w:t xml:space="preserve">ser</w:t>
       </w:r>
       <w:r>
-        <w:t xml:space="preserve"> (naam, afkomst, nationaliteit) en presenteer die persoon daarna in de 3e persoon. </w:t>
-      </w:r>
-      <w:r>
-        <w:rPr>
-          <w:i/>
-          <w:color w:val="6B6B6B"/>
-        </w:rPr>
-        <w:t xml:space="preserve">«Ella es Sara, es de Amberes, es belga.»</w:t>
+        <w:t xml:space="preserve">: nombre, origen y nacionalidad. Después preséntalo/la a la clase en </w:t>
+      </w:r>
+      <w:r>
+        <w:rPr>
+          <w:b/>
+        </w:rPr>
+        <w:t xml:space="preserve">tercera persona</w:t>
+      </w:r>
+      <w:r>
+        <w:t xml:space="preserve">: «Ella es Sara, es de Amberes, es belga.» </w:t>
+      </w:r>
+      <w:r>
+        <w:rPr>
+          <w:i/>
+          <w:color w:val="6B6B6B"/>
+        </w:rPr>
+        <w:t xml:space="preserve">Interview je buur met «ser» en stel die persoon daarna voor in de derde persoon.</w:t>
       </w:r>
     </w:p>
     <w:p>
@@ -8277,13 +9304,6 @@
         <w:ind w:left="140"/>
       </w:pPr>
       <w:r>
-        <w:rPr>
-          <w:b/>
-          <w:color w:val="1E9E74"/>
-        </w:rPr>
-        <w:t xml:space="preserve">Steun · </w:t>
-      </w:r>
-      <w:r>
         <w:t xml:space="preserve">Marco: ¿Cómo…? ¿De dónde…?</w:t>
       </w:r>
     </w:p>
@@ -8298,7 +9318,7 @@
           <w:b/>
           <w:color w:val="1E9E74"/>
         </w:rPr>
-        <w:t xml:space="preserve">Oefening 5</w:t>
+        <w:t xml:space="preserve">Ejercicio 5</w:t>
       </w:r>
       <w:r>
         <w:rPr>
@@ -8327,7 +9347,7 @@
         <w:spacing w:before="0" w:after="60"/>
       </w:pPr>
       <w:r>
-        <w:t xml:space="preserve">Schrijf drie ware zinnen over jezelf met </w:t>
+        <w:t xml:space="preserve">Escribe tres frases verdaderas sobre ti con </w:t>
       </w:r>
       <w:r>
         <w:rPr>
@@ -8336,7 +9356,14 @@
         <w:t xml:space="preserve">ser</w:t>
       </w:r>
       <w:r>
-        <w:t xml:space="preserve"> (identiteit · afkomst · nationaliteit).</w:t>
+        <w:t xml:space="preserve">: quién eres, de dónde eres y tu nacionalidad. </w:t>
+      </w:r>
+      <w:r>
+        <w:rPr>
+          <w:i/>
+          <w:color w:val="6B6B6B"/>
+        </w:rPr>
+        <w:t xml:space="preserve">Drie ware zinnen over jezelf met «ser»: identiteit, afkomst, nationaliteit.</w:t>
       </w:r>
     </w:p>
     <w:p>
@@ -8379,12 +9406,37 @@
       <w:r>
         <w:rPr>
           <w:b/>
-          <w:color w:val="1E9E74"/>
-        </w:rPr>
-        <w:t xml:space="preserve">Steun · </w:t>
-      </w:r>
-      <w:r>
+        </w:rPr>
+        <w:t xml:space="preserve">Apoyo</w:t>
+      </w:r>
+      <w:r>
+        <w:t xml:space="preserve"> </w:t>
+      </w:r>
+      <w:r>
+        <w:rPr>
+          <w:i/>
+          <w:color w:val="6B6B6B"/>
+        </w:rPr>
+        <w:t xml:space="preserve">steun</w:t>
+      </w:r>
+      <w:r>
+        <w:t xml:space="preserve"> · </w:t>
+      </w:r>
+      <w:r>
+        <w:rPr>
+          <w:b/>
+        </w:rPr>
         <w:t xml:space="preserve">Marco</w:t>
+      </w:r>
+      <w:r>
+        <w:t xml:space="preserve"> </w:t>
+      </w:r>
+      <w:r>
+        <w:rPr>
+          <w:i/>
+          <w:color w:val="6B6B6B"/>
+        </w:rPr>
+        <w:t xml:space="preserve">zinsframe</w:t>
       </w:r>
     </w:p>
     <w:p>
@@ -8428,7 +9480,7 @@
         <w:t xml:space="preserve">ES:</w:t>
       </w:r>
       <w:r>
-        <w:t xml:space="preserve"> Dos retos donde </w:t>
+        <w:t xml:space="preserve"> Dos juegos con el verbo </w:t>
       </w:r>
       <w:r>
         <w:rPr>
@@ -8437,14 +9489,14 @@
         <w:t xml:space="preserve">ser</w:t>
       </w:r>
       <w:r>
-        <w:t xml:space="preserve"> decide: uno para encontrar a alguien, otro para cazar errores ajenos — con castigo si te equivocas. </w:t>
-      </w:r>
-      <w:r>
-        <w:rPr>
-          <w:i/>
-          <w:color w:val="6B6B6B"/>
-        </w:rPr>
-        <w:t xml:space="preserve">Twee retos waarin ser beslist: één om iemand te vinden, één om andermans fouten te vangen — met straf als je ernaast zit.</w:t>
+        <w:t xml:space="preserve">. En el primero buscas, preguntando, al pasajero que tiene tus mismos datos. En el segundo cazas los errores de otro equipo, pero una acusación falsa te cuesta una vida. Los pasos están debajo de cada reto. </w:t>
+      </w:r>
+      <w:r>
+        <w:rPr>
+          <w:i/>
+          <w:color w:val="6B6B6B"/>
+        </w:rPr>
+        <w:t xml:space="preserve">Twee spellen met «ser»: in het eerste zoek je al vragend de passagier met jouw gegevens, in het tweede jaag je op de fouten van een ander team — maar een valse beschuldiging kost je een leven. De stappen staan onder elk reto.</w:t>
       </w:r>
     </w:p>
     <w:p>
@@ -8542,6 +9594,14 @@
           <w:b/>
         </w:rPr>
         <w:t xml:space="preserve">La regla del reto</w:t>
+      </w:r>
+    </w:p>
+    <w:p>
+      <w:pPr>
+        <w:spacing w:before="0" w:after="20"/>
+      </w:pPr>
+      <w:r>
+        <w:t xml:space="preserve">No enseñes nunca tu tarjeta y no preguntes en neerlandés. Dos pasajeros solo se diferencian en un dato: fíjate bien.</w:t>
       </w:r>
     </w:p>
     <w:p>
@@ -9316,6 +10376,14 @@
           <w:b/>
         </w:rPr>
         <w:t xml:space="preserve">La regla del reto</w:t>
+      </w:r>
+    </w:p>
+    <w:p>
+      <w:pPr>
+        <w:spacing w:before="0" w:after="20"/>
+      </w:pPr>
+      <w:r>
+        <w:t xml:space="preserve">Tienes que decir qué está mal y dar la forma correcta. «Eso no está bien» cuenta como acusación falsa y te cuesta una vida.</w:t>
       </w:r>
     </w:p>
     <w:p>
@@ -10260,24 +11328,6 @@
     </w:p>
     <w:p>
       <w:pPr>
-        <w:pBdr>
-          <w:left w:val="single" w:sz="18" w:space="8" w:color="1E9E74"/>
-        </w:pBdr>
-        <w:spacing w:before="40" w:after="80"/>
-        <w:ind w:left="140"/>
-      </w:pPr>
-      <w:r>
-        <w:rPr>
-          <w:b/>
-        </w:rPr>
-        <w:t xml:space="preserve">En clase:</w:t>
-      </w:r>
-      <w:r>
-        <w:t xml:space="preserve"> diapositiva 7 — «El presente regular».</w:t>
-      </w:r>
-    </w:p>
-    <w:p>
-      <w:pPr>
         <w:spacing w:before="0" w:after="60"/>
       </w:pPr>
       <w:r>
@@ -11112,7 +12162,7 @@
           <w:b/>
           <w:color w:val="1E9E74"/>
         </w:rPr>
-        <w:t xml:space="preserve">Oefening 1</w:t>
+        <w:t xml:space="preserve">Ejercicio 1</w:t>
       </w:r>
       <w:r>
         <w:rPr>
@@ -11141,7 +12191,17 @@
         <w:spacing w:before="0" w:after="60"/>
       </w:pPr>
       <w:r>
-        <w:t xml:space="preserve">Sorteer de infinitieven per klasse. </w:t>
+        <w:t xml:space="preserve">Clasifica los infinitivos según su terminación: -ar, -er o -ir. </w:t>
+      </w:r>
+      <w:r>
+        <w:rPr>
+          <w:i/>
+          <w:color w:val="6B6B6B"/>
+        </w:rPr>
+        <w:t xml:space="preserve">Sorteer de infinitieven volgens hun uitgang.</w:t>
+      </w:r>
+      <w:r>
+        <w:t xml:space="preserve"> </w:t>
       </w:r>
       <w:r>
         <w:rPr>
@@ -11204,12 +12264,37 @@
       <w:r>
         <w:rPr>
           <w:b/>
-          <w:color w:val="1E9E74"/>
-        </w:rPr>
-        <w:t xml:space="preserve">Steun · </w:t>
-      </w:r>
-      <w:r>
+        </w:rPr>
+        <w:t xml:space="preserve">Apoyo</w:t>
+      </w:r>
+      <w:r>
+        <w:t xml:space="preserve"> </w:t>
+      </w:r>
+      <w:r>
+        <w:rPr>
+          <w:i/>
+          <w:color w:val="6B6B6B"/>
+        </w:rPr>
+        <w:t xml:space="preserve">steun</w:t>
+      </w:r>
+      <w:r>
+        <w:t xml:space="preserve"> · </w:t>
+      </w:r>
+      <w:r>
+        <w:rPr>
+          <w:b/>
+        </w:rPr>
         <w:t xml:space="preserve">Banco de palabras</w:t>
+      </w:r>
+      <w:r>
+        <w:t xml:space="preserve"> </w:t>
+      </w:r>
+      <w:r>
+        <w:rPr>
+          <w:i/>
+          <w:color w:val="6B6B6B"/>
+        </w:rPr>
+        <w:t xml:space="preserve">woordenbank</w:t>
       </w:r>
     </w:p>
     <w:p>
@@ -11223,7 +12308,7 @@
           <w:b/>
           <w:color w:val="1E9E74"/>
         </w:rPr>
-        <w:t xml:space="preserve">Oefening 2</w:t>
+        <w:t xml:space="preserve">Ejercicio 2</w:t>
       </w:r>
       <w:r>
         <w:rPr>
@@ -11252,7 +12337,41 @@
         <w:spacing w:before="0" w:after="60"/>
       </w:pPr>
       <w:r>
-        <w:t xml:space="preserve">Vervoeg de vier werkwoorden in het presente voor yo, tú en nosotros.</w:t>
+        <w:t xml:space="preserve">Conjuga los cuatro verbos en presente para </w:t>
+      </w:r>
+      <w:r>
+        <w:rPr>
+          <w:i/>
+        </w:rPr>
+        <w:t xml:space="preserve">yo</w:t>
+      </w:r>
+      <w:r>
+        <w:t xml:space="preserve">, </w:t>
+      </w:r>
+      <w:r>
+        <w:rPr>
+          <w:i/>
+        </w:rPr>
+        <w:t xml:space="preserve">tú</w:t>
+      </w:r>
+      <w:r>
+        <w:t xml:space="preserve"> y </w:t>
+      </w:r>
+      <w:r>
+        <w:rPr>
+          <w:i/>
+        </w:rPr>
+        <w:t xml:space="preserve">nosotros</w:t>
+      </w:r>
+      <w:r>
+        <w:t xml:space="preserve">. </w:t>
+      </w:r>
+      <w:r>
+        <w:rPr>
+          <w:i/>
+          <w:color w:val="6B6B6B"/>
+        </w:rPr>
+        <w:t xml:space="preserve">Vervoeg de vier werkwoorden in de tegenwoordige tijd voor yo, tú en nosotros.</w:t>
       </w:r>
     </w:p>
     <w:tbl>
@@ -11616,12 +12735,37 @@
       <w:r>
         <w:rPr>
           <w:b/>
-          <w:color w:val="1E9E74"/>
-        </w:rPr>
-        <w:t xml:space="preserve">Steun · </w:t>
-      </w:r>
-      <w:r>
+        </w:rPr>
+        <w:t xml:space="preserve">Apoyo</w:t>
+      </w:r>
+      <w:r>
+        <w:t xml:space="preserve"> </w:t>
+      </w:r>
+      <w:r>
+        <w:rPr>
+          <w:i/>
+          <w:color w:val="6B6B6B"/>
+        </w:rPr>
+        <w:t xml:space="preserve">steun</w:t>
+      </w:r>
+      <w:r>
+        <w:t xml:space="preserve"> · </w:t>
+      </w:r>
+      <w:r>
+        <w:rPr>
+          <w:b/>
+        </w:rPr>
         <w:t xml:space="preserve">Modelo</w:t>
+      </w:r>
+      <w:r>
+        <w:t xml:space="preserve"> </w:t>
+      </w:r>
+      <w:r>
+        <w:rPr>
+          <w:i/>
+          <w:color w:val="6B6B6B"/>
+        </w:rPr>
+        <w:t xml:space="preserve">voorbeeld</w:t>
       </w:r>
     </w:p>
     <w:p>
@@ -11635,7 +12779,7 @@
           <w:b/>
           <w:color w:val="1E9E74"/>
         </w:rPr>
-        <w:t xml:space="preserve">Oefening 3</w:t>
+        <w:t xml:space="preserve">Ejercicio 3</w:t>
       </w:r>
       <w:r>
         <w:rPr>
@@ -11664,16 +12808,23 @@
         <w:spacing w:before="0" w:after="60"/>
       </w:pPr>
       <w:r>
-        <w:t xml:space="preserve">Vul de </w:t>
-      </w:r>
-      <w:r>
-        <w:rPr>
-          <w:b/>
-        </w:rPr>
-        <w:t xml:space="preserve">juiste werkwoordsvorm</w:t>
-      </w:r>
-      <w:r>
-        <w:t xml:space="preserve"> in. Het infinitief staat tussen haakjes.</w:t>
+        <w:t xml:space="preserve">Escribe la </w:t>
+      </w:r>
+      <w:r>
+        <w:rPr>
+          <w:b/>
+        </w:rPr>
+        <w:t xml:space="preserve">forma correcta</w:t>
+      </w:r>
+      <w:r>
+        <w:t xml:space="preserve"> del verbo. El infinitivo está entre paréntesis. </w:t>
+      </w:r>
+      <w:r>
+        <w:rPr>
+          <w:i/>
+          <w:color w:val="6B6B6B"/>
+        </w:rPr>
+        <w:t xml:space="preserve">Vul de juiste werkwoordsvorm in; het infinitief staat tussen haakjes.</w:t>
       </w:r>
     </w:p>
     <w:p>
@@ -11963,12 +13114,47 @@
       <w:r>
         <w:rPr>
           <w:b/>
-          <w:color w:val="1E9E74"/>
-        </w:rPr>
-        <w:t xml:space="preserve">Steun · </w:t>
-      </w:r>
-      <w:r>
-        <w:t xml:space="preserve">Pista: infinitief gegeven</w:t>
+        </w:rPr>
+        <w:t xml:space="preserve">Apoyo</w:t>
+      </w:r>
+      <w:r>
+        <w:t xml:space="preserve"> </w:t>
+      </w:r>
+      <w:r>
+        <w:rPr>
+          <w:i/>
+          <w:color w:val="6B6B6B"/>
+        </w:rPr>
+        <w:t xml:space="preserve">steun</w:t>
+      </w:r>
+      <w:r>
+        <w:t xml:space="preserve"> · </w:t>
+      </w:r>
+      <w:r>
+        <w:rPr>
+          <w:b/>
+        </w:rPr>
+        <w:t xml:space="preserve">Pista</w:t>
+      </w:r>
+      <w:r>
+        <w:t xml:space="preserve"> </w:t>
+      </w:r>
+      <w:r>
+        <w:rPr>
+          <w:i/>
+          <w:color w:val="6B6B6B"/>
+        </w:rPr>
+        <w:t xml:space="preserve">tip</w:t>
+      </w:r>
+      <w:r>
+        <w:t xml:space="preserve">: tienes el infinitivo </w:t>
+      </w:r>
+      <w:r>
+        <w:rPr>
+          <w:i/>
+          <w:color w:val="6B6B6B"/>
+        </w:rPr>
+        <w:t xml:space="preserve">— het infinitief staat erbij</w:t>
       </w:r>
     </w:p>
     <w:p>
@@ -11982,7 +13168,7 @@
           <w:b/>
           <w:color w:val="1E9E74"/>
         </w:rPr>
-        <w:t xml:space="preserve">Oefening 4</w:t>
+        <w:t xml:space="preserve">Ejercicio 4</w:t>
       </w:r>
       <w:r>
         <w:rPr>
@@ -12011,7 +13197,7 @@
         <w:spacing w:before="0" w:after="60"/>
       </w:pPr>
       <w:r>
-        <w:t xml:space="preserve">Begin met </w:t>
+        <w:t xml:space="preserve">Parte de </w:t>
       </w:r>
       <w:r>
         <w:rPr>
@@ -12020,7 +13206,14 @@
         <w:t xml:space="preserve">«Yo hablo español.»</w:t>
       </w:r>
       <w:r>
-        <w:t xml:space="preserve"> en voer elke opdracht uit (schrijf telkens de hele zin).</w:t>
+        <w:t xml:space="preserve"> y haz cada cambio, escribiendo la frase entera. </w:t>
+      </w:r>
+      <w:r>
+        <w:rPr>
+          <w:i/>
+          <w:color w:val="6B6B6B"/>
+        </w:rPr>
+        <w:t xml:space="preserve">Vertrek van die zin, voer elke opdracht uit en schrijf telkens de hele zin.</w:t>
       </w:r>
     </w:p>
     <w:p>
@@ -12126,12 +13319,37 @@
       <w:r>
         <w:rPr>
           <w:b/>
-          <w:color w:val="1E9E74"/>
-        </w:rPr>
-        <w:t xml:space="preserve">Steun · </w:t>
-      </w:r>
-      <w:r>
+        </w:rPr>
+        <w:t xml:space="preserve">Apoyo</w:t>
+      </w:r>
+      <w:r>
+        <w:t xml:space="preserve"> </w:t>
+      </w:r>
+      <w:r>
+        <w:rPr>
+          <w:i/>
+          <w:color w:val="6B6B6B"/>
+        </w:rPr>
+        <w:t xml:space="preserve">steun</w:t>
+      </w:r>
+      <w:r>
+        <w:t xml:space="preserve"> · </w:t>
+      </w:r>
+      <w:r>
+        <w:rPr>
+          <w:b/>
+        </w:rPr>
         <w:t xml:space="preserve">Pista</w:t>
+      </w:r>
+      <w:r>
+        <w:t xml:space="preserve"> </w:t>
+      </w:r>
+      <w:r>
+        <w:rPr>
+          <w:i/>
+          <w:color w:val="6B6B6B"/>
+        </w:rPr>
+        <w:t xml:space="preserve">tip</w:t>
       </w:r>
     </w:p>
     <w:p>
@@ -12145,7 +13363,7 @@
           <w:b/>
           <w:color w:val="1E9E74"/>
         </w:rPr>
-        <w:t xml:space="preserve">Oefening 5</w:t>
+        <w:t xml:space="preserve">Ejercicio 5</w:t>
       </w:r>
       <w:r>
         <w:rPr>
@@ -12216,12 +13434,47 @@
       <w:r>
         <w:rPr>
           <w:b/>
-          <w:color w:val="1E9E74"/>
-        </w:rPr>
-        <w:t xml:space="preserve">Steun · </w:t>
-      </w:r>
-      <w:r>
-        <w:t xml:space="preserve">Marco: wat/waar/wanneer/waarom</w:t>
+        </w:rPr>
+        <w:t xml:space="preserve">Apoyo</w:t>
+      </w:r>
+      <w:r>
+        <w:t xml:space="preserve"> </w:t>
+      </w:r>
+      <w:r>
+        <w:rPr>
+          <w:i/>
+          <w:color w:val="6B6B6B"/>
+        </w:rPr>
+        <w:t xml:space="preserve">steun</w:t>
+      </w:r>
+      <w:r>
+        <w:t xml:space="preserve"> · </w:t>
+      </w:r>
+      <w:r>
+        <w:rPr>
+          <w:b/>
+        </w:rPr>
+        <w:t xml:space="preserve">Marco</w:t>
+      </w:r>
+      <w:r>
+        <w:t xml:space="preserve"> </w:t>
+      </w:r>
+      <w:r>
+        <w:rPr>
+          <w:i/>
+          <w:color w:val="6B6B6B"/>
+        </w:rPr>
+        <w:t xml:space="preserve">zinsframe</w:t>
+      </w:r>
+      <w:r>
+        <w:t xml:space="preserve">: qué · dónde · cuándo · por qué </w:t>
+      </w:r>
+      <w:r>
+        <w:rPr>
+          <w:i/>
+          <w:color w:val="6B6B6B"/>
+        </w:rPr>
+        <w:t xml:space="preserve">— wat · waar · wanneer · waarom</w:t>
       </w:r>
     </w:p>
     <w:p>
@@ -12256,7 +13509,7 @@
           <w:b/>
           <w:color w:val="1E9E74"/>
         </w:rPr>
-        <w:t xml:space="preserve">Oefening 6</w:t>
+        <w:t xml:space="preserve">Ejercicio 6</w:t>
       </w:r>
       <w:r>
         <w:rPr>
@@ -12285,16 +13538,23 @@
         <w:spacing w:before="0" w:after="60"/>
       </w:pPr>
       <w:r>
-        <w:t xml:space="preserve">Reconstrueer de drie zinnen die je hoort en maak daarna één </w:t>
-      </w:r>
-      <w:r>
-        <w:rPr>
-          <w:b/>
-        </w:rPr>
-        <w:t xml:space="preserve">eigen</w:t>
-      </w:r>
-      <w:r>
-        <w:t xml:space="preserve"> variant.</w:t>
+        <w:t xml:space="preserve">Reconstruye las tres frases que oyes y escribe después una variante </w:t>
+      </w:r>
+      <w:r>
+        <w:rPr>
+          <w:b/>
+        </w:rPr>
+        <w:t xml:space="preserve">tuya</w:t>
+      </w:r>
+      <w:r>
+        <w:t xml:space="preserve">. </w:t>
+      </w:r>
+      <w:r>
+        <w:rPr>
+          <w:i/>
+          <w:color w:val="6B6B6B"/>
+        </w:rPr>
+        <w:t xml:space="preserve">Reconstrueer de drie zinnen die je hoort en maak daarna één eigen variant.</w:t>
       </w:r>
     </w:p>
     <w:p>
@@ -12360,12 +13620,28 @@
       <w:r>
         <w:rPr>
           <w:b/>
-          <w:color w:val="1E9E74"/>
-        </w:rPr>
-        <w:t xml:space="preserve">Steun · </w:t>
-      </w:r>
-      <w:r>
-        <w:t xml:space="preserve">eerste letter</w:t>
+        </w:rPr>
+        <w:t xml:space="preserve">Apoyo</w:t>
+      </w:r>
+      <w:r>
+        <w:t xml:space="preserve"> </w:t>
+      </w:r>
+      <w:r>
+        <w:rPr>
+          <w:i/>
+          <w:color w:val="6B6B6B"/>
+        </w:rPr>
+        <w:t xml:space="preserve">steun</w:t>
+      </w:r>
+      <w:r>
+        <w:t xml:space="preserve">: tienes la primera letra </w:t>
+      </w:r>
+      <w:r>
+        <w:rPr>
+          <w:i/>
+          <w:color w:val="6B6B6B"/>
+        </w:rPr>
+        <w:t xml:space="preserve">— je krijgt de eerste letter</w:t>
       </w:r>
     </w:p>
     <w:p>
@@ -12379,7 +13655,7 @@
           <w:b/>
           <w:color w:val="1E9E74"/>
         </w:rPr>
-        <w:t xml:space="preserve">Oefening ★</w:t>
+        <w:t xml:space="preserve">Ejercicio ★</w:t>
       </w:r>
       <w:r>
         <w:rPr>
@@ -12458,13 +13734,6 @@
         <w:ind w:left="140"/>
       </w:pPr>
       <w:r>
-        <w:rPr>
-          <w:b/>
-          <w:color w:val="1E9E74"/>
-        </w:rPr>
-        <w:t xml:space="preserve">Steun · </w:t>
-      </w:r>
-      <w:r>
         <w:t xml:space="preserve">notas</w:t>
       </w:r>
     </w:p>
@@ -12479,7 +13748,7 @@
           <w:b/>
           <w:color w:val="1E9E74"/>
         </w:rPr>
-        <w:t xml:space="preserve">Oefening 7</w:t>
+        <w:t xml:space="preserve">Ejercicio 7</w:t>
       </w:r>
       <w:r>
         <w:rPr>
@@ -12508,7 +13777,14 @@
         <w:spacing w:before="0" w:after="60"/>
       </w:pPr>
       <w:r>
-        <w:t xml:space="preserve">Schrijf per persoon één zin in het presente (hablar/estudiar/vivir/trabajar).</w:t>
+        <w:t xml:space="preserve">Escribe una frase en presente por cada persona (hablar · estudiar · vivir · trabajar). </w:t>
+      </w:r>
+      <w:r>
+        <w:rPr>
+          <w:i/>
+          <w:color w:val="6B6B6B"/>
+        </w:rPr>
+        <w:t xml:space="preserve">Schrijf per persoon één zin in de tegenwoordige tijd.</w:t>
       </w:r>
     </w:p>
     <w:tbl>
@@ -12677,12 +13953,37 @@
       <w:r>
         <w:rPr>
           <w:b/>
-          <w:color w:val="1E9E74"/>
-        </w:rPr>
-        <w:t xml:space="preserve">Steun · </w:t>
-      </w:r>
-      <w:r>
+        </w:rPr>
+        <w:t xml:space="preserve">Apoyo</w:t>
+      </w:r>
+      <w:r>
+        <w:t xml:space="preserve"> </w:t>
+      </w:r>
+      <w:r>
+        <w:rPr>
+          <w:i/>
+          <w:color w:val="6B6B6B"/>
+        </w:rPr>
+        <w:t xml:space="preserve">steun</w:t>
+      </w:r>
+      <w:r>
+        <w:t xml:space="preserve"> · </w:t>
+      </w:r>
+      <w:r>
+        <w:rPr>
+          <w:b/>
+        </w:rPr>
         <w:t xml:space="preserve">Pista</w:t>
+      </w:r>
+      <w:r>
+        <w:t xml:space="preserve"> </w:t>
+      </w:r>
+      <w:r>
+        <w:rPr>
+          <w:i/>
+          <w:color w:val="6B6B6B"/>
+        </w:rPr>
+        <w:t xml:space="preserve">tip</w:t>
       </w:r>
     </w:p>
     <w:p>
@@ -12697,10 +13998,17 @@
         <w:rPr>
           <w:b/>
         </w:rPr>
-        <w:t xml:space="preserve">Ojo — conjugador online:</w:t>
-      </w:r>
-      <w:r>
-        <w:t xml:space="preserve"> alle vervoegingen (~1000 werkwoorden, nagerekend) in de aparte cursus-tool «Conjugador».</w:t>
+        <w:t xml:space="preserve">Ojo — el conjugador.</w:t>
+      </w:r>
+      <w:r>
+        <w:t xml:space="preserve"> Todas las conjugaciones (unos 1000 verbos) están en la herramienta «Conjugador» de la página digital. </w:t>
+      </w:r>
+      <w:r>
+        <w:rPr>
+          <w:i/>
+          <w:color w:val="6B6B6B"/>
+        </w:rPr>
+        <w:t xml:space="preserve">Alle vervoegingen staan in de aparte cursus-tool «Conjugador».</w:t>
       </w:r>
     </w:p>
     <w:p>
@@ -12726,7 +14034,7 @@
         <w:t xml:space="preserve">ES:</w:t>
       </w:r>
       <w:r>
-        <w:t xml:space="preserve"> Una plaza de Madrid, cuarenta años de diferencia, y todo en </w:t>
+        <w:t xml:space="preserve"> Comparas dos fotos de la misma plaza de Madrid, con cuarenta años de diferencia, y escribes cinco frases en </w:t>
       </w:r>
       <w:r>
         <w:rPr>
@@ -12735,14 +14043,14 @@
         <w:t xml:space="preserve">presente</w:t>
       </w:r>
       <w:r>
-        <w:t xml:space="preserve">. </w:t>
-      </w:r>
-      <w:r>
-        <w:rPr>
-          <w:i/>
-          <w:color w:val="6B6B6B"/>
-        </w:rPr>
-        <w:t xml:space="preserve">Eén plein in Madrid, veertig jaar verschil, en alles in het presente.</w:t>
+        <w:t xml:space="preserve"> sobre lo que ves. Los pasos y la regla están debajo. </w:t>
+      </w:r>
+      <w:r>
+        <w:rPr>
+          <w:i/>
+          <w:color w:val="6B6B6B"/>
+        </w:rPr>
+        <w:t xml:space="preserve">Je vergelijkt twee foto's van hetzelfde plein in Madrid, veertig jaar uit elkaar, en schrijft er vijf zinnen over in het presente. De stappen en de regel staan eronder.</w:t>
       </w:r>
     </w:p>
     <w:p>
@@ -12916,7 +14224,7 @@
         <w:ind w:left="140"/>
       </w:pPr>
       <w:r>
-        <w:t xml:space="preserve">¿Cómo te llamas? · ↳ Me llamo Leo. (nombre) · ¿De dónde eres? · ↳ Soy de Bélgica. (origen) · ¿ Cuántos años tienes? · ↳ Tengo 15 años. (edad)</w:t>
+        <w:t xml:space="preserve">¿Cómo te llamas? · ↳ Me llamo Leo. (nombre) · ¿De dónde eres? · ↳ Soy de Bélgica. (origen) · ¿Cuántos años tienes? · ↳ Tengo 15 años. (edad)</w:t>
       </w:r>
     </w:p>
     <w:tbl>
@@ -13411,7 +14719,7 @@
           <w:b/>
           <w:color w:val="1E9E74"/>
         </w:rPr>
-        <w:t xml:space="preserve">Oefening 1</w:t>
+        <w:t xml:space="preserve">Ejercicio 1</w:t>
       </w:r>
       <w:r>
         <w:rPr>
@@ -13640,12 +14948,37 @@
       <w:r>
         <w:rPr>
           <w:b/>
-          <w:color w:val="1E9E74"/>
-        </w:rPr>
-        <w:t xml:space="preserve">Steun · </w:t>
-      </w:r>
-      <w:r>
+        </w:rPr>
+        <w:t xml:space="preserve">Apoyo</w:t>
+      </w:r>
+      <w:r>
+        <w:t xml:space="preserve"> </w:t>
+      </w:r>
+      <w:r>
+        <w:rPr>
+          <w:i/>
+          <w:color w:val="6B6B6B"/>
+        </w:rPr>
+        <w:t xml:space="preserve">steun</w:t>
+      </w:r>
+      <w:r>
+        <w:t xml:space="preserve"> · </w:t>
+      </w:r>
+      <w:r>
+        <w:rPr>
+          <w:b/>
+        </w:rPr>
         <w:t xml:space="preserve">Pista</w:t>
+      </w:r>
+      <w:r>
+        <w:t xml:space="preserve"> </w:t>
+      </w:r>
+      <w:r>
+        <w:rPr>
+          <w:i/>
+          <w:color w:val="6B6B6B"/>
+        </w:rPr>
+        <w:t xml:space="preserve">tip</w:t>
       </w:r>
     </w:p>
     <w:p>
@@ -13659,7 +14992,7 @@
           <w:b/>
           <w:color w:val="1E9E74"/>
         </w:rPr>
-        <w:t xml:space="preserve">Oefening 2</w:t>
+        <w:t xml:space="preserve">Ejercicio 2</w:t>
       </w:r>
       <w:r>
         <w:rPr>
@@ -13688,7 +15021,14 @@
         <w:spacing w:before="0" w:after="60"/>
       </w:pPr>
       <w:r>
-        <w:t xml:space="preserve">Stel je buur de vier vragen; noteer kort. Wissel.</w:t>
+        <w:t xml:space="preserve">Hazle a tu compañero/a las cuatro preguntas y anota su respuesta en pocas palabras. Después cambiad. </w:t>
+      </w:r>
+      <w:r>
+        <w:rPr>
+          <w:i/>
+          <w:color w:val="6B6B6B"/>
+        </w:rPr>
+        <w:t xml:space="preserve">Stel je buur de vier vragen, noteer kort en wissel daarna van rol.</w:t>
       </w:r>
     </w:p>
     <w:tbl>
@@ -13866,12 +15206,37 @@
       <w:r>
         <w:rPr>
           <w:b/>
-          <w:color w:val="1E9E74"/>
-        </w:rPr>
-        <w:t xml:space="preserve">Steun · </w:t>
-      </w:r>
-      <w:r>
+        </w:rPr>
+        <w:t xml:space="preserve">Apoyo</w:t>
+      </w:r>
+      <w:r>
+        <w:t xml:space="preserve"> </w:t>
+      </w:r>
+      <w:r>
+        <w:rPr>
+          <w:i/>
+          <w:color w:val="6B6B6B"/>
+        </w:rPr>
+        <w:t xml:space="preserve">steun</w:t>
+      </w:r>
+      <w:r>
+        <w:t xml:space="preserve"> · </w:t>
+      </w:r>
+      <w:r>
+        <w:rPr>
+          <w:b/>
+        </w:rPr>
         <w:t xml:space="preserve">Marco</w:t>
+      </w:r>
+      <w:r>
+        <w:t xml:space="preserve"> </w:t>
+      </w:r>
+      <w:r>
+        <w:rPr>
+          <w:i/>
+          <w:color w:val="6B6B6B"/>
+        </w:rPr>
+        <w:t xml:space="preserve">zinsframe</w:t>
       </w:r>
     </w:p>
     <w:p>
@@ -13970,7 +15335,7 @@
           <w:b/>
           <w:color w:val="1E9E74"/>
         </w:rPr>
-        <w:t xml:space="preserve">Oefening 3</w:t>
+        <w:t xml:space="preserve">Ejercicio 3</w:t>
       </w:r>
       <w:r>
         <w:rPr>
@@ -13999,7 +15364,35 @@
         <w:spacing w:before="0" w:after="60"/>
       </w:pPr>
       <w:r>
-        <w:t xml:space="preserve">Zet elk woord in de juiste kolom: el of la. </w:t>
+        <w:t xml:space="preserve">Escribe cada palabra en su columna: </w:t>
+      </w:r>
+      <w:r>
+        <w:rPr>
+          <w:b/>
+        </w:rPr>
+        <w:t xml:space="preserve">el</w:t>
+      </w:r>
+      <w:r>
+        <w:t xml:space="preserve"> o </w:t>
+      </w:r>
+      <w:r>
+        <w:rPr>
+          <w:b/>
+        </w:rPr>
+        <w:t xml:space="preserve">la</w:t>
+      </w:r>
+      <w:r>
+        <w:t xml:space="preserve">. </w:t>
+      </w:r>
+      <w:r>
+        <w:rPr>
+          <w:i/>
+          <w:color w:val="6B6B6B"/>
+        </w:rPr>
+        <w:t xml:space="preserve">Zet elk woord in de juiste kolom.</w:t>
+      </w:r>
+      <w:r>
+        <w:t xml:space="preserve"> </w:t>
       </w:r>
       <w:r>
         <w:rPr>
@@ -14062,12 +15455,47 @@
       <w:r>
         <w:rPr>
           <w:b/>
-          <w:color w:val="1E9E74"/>
-        </w:rPr>
-        <w:t xml:space="preserve">Steun · </w:t>
-      </w:r>
-      <w:r>
-        <w:t xml:space="preserve">Pista: valstrikken gemarkeerd</w:t>
+        </w:rPr>
+        <w:t xml:space="preserve">Apoyo</w:t>
+      </w:r>
+      <w:r>
+        <w:t xml:space="preserve"> </w:t>
+      </w:r>
+      <w:r>
+        <w:rPr>
+          <w:i/>
+          <w:color w:val="6B6B6B"/>
+        </w:rPr>
+        <w:t xml:space="preserve">steun</w:t>
+      </w:r>
+      <w:r>
+        <w:t xml:space="preserve"> · </w:t>
+      </w:r>
+      <w:r>
+        <w:rPr>
+          <w:b/>
+        </w:rPr>
+        <w:t xml:space="preserve">Pista</w:t>
+      </w:r>
+      <w:r>
+        <w:t xml:space="preserve"> </w:t>
+      </w:r>
+      <w:r>
+        <w:rPr>
+          <w:i/>
+          <w:color w:val="6B6B6B"/>
+        </w:rPr>
+        <w:t xml:space="preserve">tip</w:t>
+      </w:r>
+      <w:r>
+        <w:t xml:space="preserve">: las trampas están marcadas </w:t>
+      </w:r>
+      <w:r>
+        <w:rPr>
+          <w:i/>
+          <w:color w:val="6B6B6B"/>
+        </w:rPr>
+        <w:t xml:space="preserve">— de valstrikken staan gemarkeerd</w:t>
       </w:r>
     </w:p>
     <w:p>
@@ -14081,7 +15509,7 @@
           <w:b/>
           <w:color w:val="1E9E74"/>
         </w:rPr>
-        <w:t xml:space="preserve">Oefening 4</w:t>
+        <w:t xml:space="preserve">Ejercicio 4</w:t>
       </w:r>
       <w:r>
         <w:rPr>
@@ -14110,7 +15538,14 @@
         <w:spacing w:before="0" w:after="60"/>
       </w:pPr>
       <w:r>
-        <w:t xml:space="preserve">Zet in het meervoud (lidwoord + woord).</w:t>
+        <w:t xml:space="preserve">Pon en plural: artículo + palabra. </w:t>
+      </w:r>
+      <w:r>
+        <w:rPr>
+          <w:i/>
+          <w:color w:val="6B6B6B"/>
+        </w:rPr>
+        <w:t xml:space="preserve">Zet in het meervoud: lidwoord + woord.</w:t>
       </w:r>
     </w:p>
     <w:p>
@@ -14174,12 +15609,40 @@
       <w:r>
         <w:rPr>
           <w:b/>
-          <w:color w:val="1E9E74"/>
-        </w:rPr>
-        <w:t xml:space="preserve">Steun · </w:t>
-      </w:r>
-      <w:r>
-        <w:t xml:space="preserve">Modelo: los/las</w:t>
+        </w:rPr>
+        <w:t xml:space="preserve">Apoyo</w:t>
+      </w:r>
+      <w:r>
+        <w:t xml:space="preserve"> </w:t>
+      </w:r>
+      <w:r>
+        <w:rPr>
+          <w:i/>
+          <w:color w:val="6B6B6B"/>
+        </w:rPr>
+        <w:t xml:space="preserve">steun</w:t>
+      </w:r>
+      <w:r>
+        <w:t xml:space="preserve"> · </w:t>
+      </w:r>
+      <w:r>
+        <w:rPr>
+          <w:b/>
+        </w:rPr>
+        <w:t xml:space="preserve">Modelo</w:t>
+      </w:r>
+      <w:r>
+        <w:t xml:space="preserve"> </w:t>
+      </w:r>
+      <w:r>
+        <w:rPr>
+          <w:i/>
+          <w:color w:val="6B6B6B"/>
+        </w:rPr>
+        <w:t xml:space="preserve">voorbeeld</w:t>
+      </w:r>
+      <w:r>
+        <w:t xml:space="preserve">: los/las</w:t>
       </w:r>
     </w:p>
     <w:p>
@@ -14193,7 +15656,7 @@
           <w:b/>
           <w:color w:val="1E9E74"/>
         </w:rPr>
-        <w:t xml:space="preserve">Oefening ★</w:t>
+        <w:t xml:space="preserve">Ejercicio ★</w:t>
       </w:r>
       <w:r>
         <w:rPr>
@@ -14254,7 +15717,7 @@
           <w:b/>
           <w:color w:val="1E9E74"/>
         </w:rPr>
-        <w:t xml:space="preserve">Oefening 5</w:t>
+        <w:t xml:space="preserve">Ejercicio 5</w:t>
       </w:r>
       <w:r>
         <w:rPr>
@@ -14283,7 +15746,7 @@
         <w:spacing w:before="0" w:after="60"/>
       </w:pPr>
       <w:r>
-        <w:t xml:space="preserve">Vul </w:t>
+        <w:t xml:space="preserve">Escribe </w:t>
       </w:r>
       <w:r>
         <w:rPr>
@@ -14292,7 +15755,7 @@
         <w:t xml:space="preserve">un</w:t>
       </w:r>
       <w:r>
-        <w:t xml:space="preserve"> of </w:t>
+        <w:t xml:space="preserve"> o </w:t>
       </w:r>
       <w:r>
         <w:rPr>
@@ -14301,7 +15764,14 @@
         <w:t xml:space="preserve">una</w:t>
       </w:r>
       <w:r>
-        <w:t xml:space="preserve"> in (eerste vermelding, onbekend).</w:t>
+        <w:t xml:space="preserve">: es la primera vez que se nombra la cosa. </w:t>
+      </w:r>
+      <w:r>
+        <w:rPr>
+          <w:i/>
+          <w:color w:val="6B6B6B"/>
+        </w:rPr>
+        <w:t xml:space="preserve">Vul un of una in — het gaat om iets dat voor het eerst genoemd wordt.</w:t>
       </w:r>
     </w:p>
     <w:p>
@@ -14334,12 +15804,37 @@
       <w:r>
         <w:rPr>
           <w:b/>
-          <w:color w:val="1E9E74"/>
-        </w:rPr>
-        <w:t xml:space="preserve">Steun · </w:t>
-      </w:r>
-      <w:r>
+        </w:rPr>
+        <w:t xml:space="preserve">Apoyo</w:t>
+      </w:r>
+      <w:r>
+        <w:t xml:space="preserve"> </w:t>
+      </w:r>
+      <w:r>
+        <w:rPr>
+          <w:i/>
+          <w:color w:val="6B6B6B"/>
+        </w:rPr>
+        <w:t xml:space="preserve">steun</w:t>
+      </w:r>
+      <w:r>
+        <w:t xml:space="preserve"> · </w:t>
+      </w:r>
+      <w:r>
+        <w:rPr>
+          <w:b/>
+        </w:rPr>
         <w:t xml:space="preserve">Pista</w:t>
+      </w:r>
+      <w:r>
+        <w:t xml:space="preserve"> </w:t>
+      </w:r>
+      <w:r>
+        <w:rPr>
+          <w:i/>
+          <w:color w:val="6B6B6B"/>
+        </w:rPr>
+        <w:t xml:space="preserve">tip</w:t>
       </w:r>
     </w:p>
     <w:p>
@@ -14357,7 +15852,14 @@
         <w:t xml:space="preserve">Juega online:</w:t>
       </w:r>
       <w:r>
-        <w:t xml:space="preserve"> «Palabras interrogativas», «Pregunta ↔ respuesta» en «El o la».</w:t>
+        <w:t xml:space="preserve"> «Palabras interrogativas», «Pregunta ↔ respuesta» y «El o la». </w:t>
+      </w:r>
+      <w:r>
+        <w:rPr>
+          <w:i/>
+          <w:color w:val="6B6B6B"/>
+        </w:rPr>
+        <w:t xml:space="preserve">Online spelletjes bij deze sectie.</w:t>
       </w:r>
     </w:p>
     <w:p>
@@ -14383,7 +15885,7 @@
         <w:t xml:space="preserve">ES:</w:t>
       </w:r>
       <w:r>
-        <w:t xml:space="preserve"> Tres retos sobre la pregunta: una </w:t>
+        <w:t xml:space="preserve"> Tres juegos para preguntar mejor: en una </w:t>
       </w:r>
       <w:r>
         <w:rPr>
@@ -14392,7 +15894,7 @@
         <w:t xml:space="preserve">rueda de prensa</w:t>
       </w:r>
       <w:r>
-        <w:t xml:space="preserve">, tres preguntas </w:t>
+        <w:t xml:space="preserve"> cada periodista hace una pregunta distinta; en el segundo consigues la misma información con tres preguntas </w:t>
       </w:r>
       <w:r>
         <w:rPr>
@@ -14401,23 +15903,32 @@
         <w:t xml:space="preserve">prohibidas</w:t>
       </w:r>
       <w:r>
-        <w:t xml:space="preserve"> y doce objetos que </w:t>
-      </w:r>
-      <w:r>
-        <w:rPr>
-          <w:b/>
-        </w:rPr>
-        <w:t xml:space="preserve">no existen</w:t>
-      </w:r>
-      <w:r>
-        <w:t xml:space="preserve">. </w:t>
-      </w:r>
-      <w:r>
-        <w:rPr>
-          <w:i/>
-          <w:color w:val="6B6B6B"/>
-        </w:rPr>
-        <w:t xml:space="preserve">Drie retos over de vraag: een persconferentie, drie verboden vragen en twaalf voorwerpen die niet bestaan.</w:t>
+        <w:t xml:space="preserve">; en el tercero decides el artículo (</w:t>
+      </w:r>
+      <w:r>
+        <w:rPr>
+          <w:b/>
+        </w:rPr>
+        <w:t xml:space="preserve">el</w:t>
+      </w:r>
+      <w:r>
+        <w:t xml:space="preserve"> o </w:t>
+      </w:r>
+      <w:r>
+        <w:rPr>
+          <w:b/>
+        </w:rPr>
+        <w:t xml:space="preserve">la</w:t>
+      </w:r>
+      <w:r>
+        <w:t xml:space="preserve">) de doce objetos inventados y dices qué regla usas. </w:t>
+      </w:r>
+      <w:r>
+        <w:rPr>
+          <w:i/>
+          <w:color w:val="6B6B6B"/>
+        </w:rPr>
+        <w:t xml:space="preserve">Drie spellen om beter te leren vragen: een persconferentie, dezelfde informatie halen zonder drie verboden vragen, en het juiste lidwoord kiezen bij twaalf verzonnen voorwerpen — met de regel erbij.</w:t>
       </w:r>
     </w:p>
     <w:p>
@@ -14731,7 +16242,7 @@
           <w:b/>
           <w:color w:val="1E9E74"/>
         </w:rPr>
-        <w:t xml:space="preserve">Oefening 1</w:t>
+        <w:t xml:space="preserve">Ejercicio 1</w:t>
       </w:r>
       <w:r>
         <w:rPr>
@@ -14760,7 +16271,14 @@
         <w:spacing w:before="0" w:after="60"/>
       </w:pPr>
       <w:r>
-        <w:t xml:space="preserve">Bekijk alleen de foto's en de vorm. Noteer drie gegevens die je verwacht te vinden.</w:t>
+        <w:t xml:space="preserve">Mira solo las fotos y la forma del texto. Escribe tres datos que esperas encontrar. </w:t>
+      </w:r>
+      <w:r>
+        <w:rPr>
+          <w:i/>
+          <w:color w:val="6B6B6B"/>
+        </w:rPr>
+        <w:t xml:space="preserve">Bekijk alleen de foto's en de vorm; noteer drie gegevens die je verwacht.</w:t>
       </w:r>
     </w:p>
     <w:p>
@@ -14788,12 +16306,40 @@
       <w:r>
         <w:rPr>
           <w:b/>
-          <w:color w:val="1E9E74"/>
-        </w:rPr>
-        <w:t xml:space="preserve">Steun · </w:t>
-      </w:r>
-      <w:r>
-        <w:t xml:space="preserve">Modelo: nombre, país, edad…</w:t>
+        </w:rPr>
+        <w:t xml:space="preserve">Apoyo</w:t>
+      </w:r>
+      <w:r>
+        <w:t xml:space="preserve"> </w:t>
+      </w:r>
+      <w:r>
+        <w:rPr>
+          <w:i/>
+          <w:color w:val="6B6B6B"/>
+        </w:rPr>
+        <w:t xml:space="preserve">steun</w:t>
+      </w:r>
+      <w:r>
+        <w:t xml:space="preserve"> · </w:t>
+      </w:r>
+      <w:r>
+        <w:rPr>
+          <w:b/>
+        </w:rPr>
+        <w:t xml:space="preserve">Modelo</w:t>
+      </w:r>
+      <w:r>
+        <w:t xml:space="preserve"> </w:t>
+      </w:r>
+      <w:r>
+        <w:rPr>
+          <w:i/>
+          <w:color w:val="6B6B6B"/>
+        </w:rPr>
+        <w:t xml:space="preserve">voorbeeld</w:t>
+      </w:r>
+      <w:r>
+        <w:t xml:space="preserve">: nombre, país, edad…</w:t>
       </w:r>
     </w:p>
     <w:p>
@@ -14927,7 +16473,7 @@
           <w:b/>
           <w:color w:val="1E9E74"/>
         </w:rPr>
-        <w:t xml:space="preserve">Oefening 2</w:t>
+        <w:t xml:space="preserve">Ejercicio 2</w:t>
       </w:r>
       <w:r>
         <w:rPr>
@@ -14956,7 +16502,14 @@
         <w:spacing w:before="0" w:after="60"/>
       </w:pPr>
       <w:r>
-        <w:t xml:space="preserve">Zoek de gegevens in de perfiles.</w:t>
+        <w:t xml:space="preserve">Busca los datos en los perfiles. </w:t>
+      </w:r>
+      <w:r>
+        <w:rPr>
+          <w:i/>
+          <w:color w:val="6B6B6B"/>
+        </w:rPr>
+        <w:t xml:space="preserve">Zoek de gegevens in de profielen.</w:t>
       </w:r>
     </w:p>
     <w:tbl>
@@ -15244,12 +16797,47 @@
       <w:r>
         <w:rPr>
           <w:b/>
-          <w:color w:val="1E9E74"/>
-        </w:rPr>
-        <w:t xml:space="preserve">Steun · </w:t>
-      </w:r>
-      <w:r>
-        <w:t xml:space="preserve">Modelo: de bewijszinnen staan gemarkeerd in de tekst</w:t>
+        </w:rPr>
+        <w:t xml:space="preserve">Apoyo</w:t>
+      </w:r>
+      <w:r>
+        <w:t xml:space="preserve"> </w:t>
+      </w:r>
+      <w:r>
+        <w:rPr>
+          <w:i/>
+          <w:color w:val="6B6B6B"/>
+        </w:rPr>
+        <w:t xml:space="preserve">steun</w:t>
+      </w:r>
+      <w:r>
+        <w:t xml:space="preserve"> · </w:t>
+      </w:r>
+      <w:r>
+        <w:rPr>
+          <w:b/>
+        </w:rPr>
+        <w:t xml:space="preserve">Modelo</w:t>
+      </w:r>
+      <w:r>
+        <w:t xml:space="preserve"> </w:t>
+      </w:r>
+      <w:r>
+        <w:rPr>
+          <w:i/>
+          <w:color w:val="6B6B6B"/>
+        </w:rPr>
+        <w:t xml:space="preserve">voorbeeld</w:t>
+      </w:r>
+      <w:r>
+        <w:t xml:space="preserve">: las frases-prueba están marcadas en el texto </w:t>
+      </w:r>
+      <w:r>
+        <w:rPr>
+          <w:i/>
+          <w:color w:val="6B6B6B"/>
+        </w:rPr>
+        <w:t xml:space="preserve">— de bewijszinnen staan gemarkeerd in de tekst</w:t>
       </w:r>
     </w:p>
     <w:p>
@@ -15263,7 +16851,7 @@
           <w:b/>
           <w:color w:val="1E9E74"/>
         </w:rPr>
-        <w:t xml:space="preserve">Oefening 3</w:t>
+        <w:t xml:space="preserve">Ejercicio 3</w:t>
       </w:r>
       <w:r>
         <w:rPr>
@@ -15292,7 +16880,14 @@
         <w:spacing w:before="0" w:after="60"/>
       </w:pPr>
       <w:r>
-        <w:t xml:space="preserve">Waar of niet waar? Noteer de woorden uit de tekst die het bewijzen (evidencia).</w:t>
+        <w:t xml:space="preserve">¿Verdadero o falso? Copia las palabras del texto que lo demuestran. </w:t>
+      </w:r>
+      <w:r>
+        <w:rPr>
+          <w:i/>
+          <w:color w:val="6B6B6B"/>
+        </w:rPr>
+        <w:t xml:space="preserve">Waar of niet waar? Schrijf de woorden uit de tekst die het bewijzen.</w:t>
       </w:r>
     </w:p>
     <w:tbl>
@@ -15574,12 +17169,47 @@
       <w:r>
         <w:rPr>
           <w:b/>
-          <w:color w:val="1E9E74"/>
-        </w:rPr>
-        <w:t xml:space="preserve">Steun · </w:t>
-      </w:r>
-      <w:r>
-        <w:t xml:space="preserve">Pista: onderstreep in de tekst</w:t>
+        </w:rPr>
+        <w:t xml:space="preserve">Apoyo</w:t>
+      </w:r>
+      <w:r>
+        <w:t xml:space="preserve"> </w:t>
+      </w:r>
+      <w:r>
+        <w:rPr>
+          <w:i/>
+          <w:color w:val="6B6B6B"/>
+        </w:rPr>
+        <w:t xml:space="preserve">steun</w:t>
+      </w:r>
+      <w:r>
+        <w:t xml:space="preserve"> · </w:t>
+      </w:r>
+      <w:r>
+        <w:rPr>
+          <w:b/>
+        </w:rPr>
+        <w:t xml:space="preserve">Pista</w:t>
+      </w:r>
+      <w:r>
+        <w:t xml:space="preserve"> </w:t>
+      </w:r>
+      <w:r>
+        <w:rPr>
+          <w:i/>
+          <w:color w:val="6B6B6B"/>
+        </w:rPr>
+        <w:t xml:space="preserve">tip</w:t>
+      </w:r>
+      <w:r>
+        <w:t xml:space="preserve">: subraya en el texto </w:t>
+      </w:r>
+      <w:r>
+        <w:rPr>
+          <w:i/>
+          <w:color w:val="6B6B6B"/>
+        </w:rPr>
+        <w:t xml:space="preserve">— onderstreep in de tekst</w:t>
       </w:r>
     </w:p>
     <w:p>
@@ -15593,7 +17223,7 @@
           <w:b/>
           <w:color w:val="1E9E74"/>
         </w:rPr>
-        <w:t xml:space="preserve">Oefening 4</w:t>
+        <w:t xml:space="preserve">Ejercicio 4</w:t>
       </w:r>
       <w:r>
         <w:rPr>
@@ -15622,7 +17252,7 @@
         <w:spacing w:before="0" w:after="60"/>
       </w:pPr>
       <w:r>
-        <w:t xml:space="preserve">Wat betekent </w:t>
+        <w:t xml:space="preserve">¿Qué significan </w:t>
       </w:r>
       <w:r>
         <w:rPr>
@@ -15631,7 +17261,7 @@
         <w:t xml:space="preserve">«Busco un amigo»</w:t>
       </w:r>
       <w:r>
-        <w:t xml:space="preserve"> en </w:t>
+        <w:t xml:space="preserve"> y </w:t>
       </w:r>
       <w:r>
         <w:rPr>
@@ -15640,7 +17270,14 @@
         <w:t xml:space="preserve">«¡Escríbeme!»</w:t>
       </w:r>
       <w:r>
-        <w:t xml:space="preserve">? Kies + leg uit welke aanwijzing hielp.</w:t>
+        <w:t xml:space="preserve">? Elige y explica qué pista te ha ayudado. </w:t>
+      </w:r>
+      <w:r>
+        <w:rPr>
+          <w:i/>
+          <w:color w:val="6B6B6B"/>
+        </w:rPr>
+        <w:t xml:space="preserve">Wat betekenen die twee uitdrukkingen? Kies en leg uit welke aanwijzing je hielp.</w:t>
       </w:r>
     </w:p>
     <w:p>
@@ -15676,12 +17313,37 @@
       <w:r>
         <w:rPr>
           <w:b/>
-          <w:color w:val="1E9E74"/>
-        </w:rPr>
-        <w:t xml:space="preserve">Steun · </w:t>
-      </w:r>
-      <w:r>
+        </w:rPr>
+        <w:t xml:space="preserve">Apoyo</w:t>
+      </w:r>
+      <w:r>
+        <w:t xml:space="preserve"> </w:t>
+      </w:r>
+      <w:r>
+        <w:rPr>
+          <w:i/>
+          <w:color w:val="6B6B6B"/>
+        </w:rPr>
+        <w:t xml:space="preserve">steun</w:t>
+      </w:r>
+      <w:r>
+        <w:t xml:space="preserve"> · </w:t>
+      </w:r>
+      <w:r>
+        <w:rPr>
+          <w:b/>
+        </w:rPr>
         <w:t xml:space="preserve">Pista</w:t>
+      </w:r>
+      <w:r>
+        <w:t xml:space="preserve"> </w:t>
+      </w:r>
+      <w:r>
+        <w:rPr>
+          <w:i/>
+          <w:color w:val="6B6B6B"/>
+        </w:rPr>
+        <w:t xml:space="preserve">tip</w:t>
       </w:r>
     </w:p>
     <w:p>
@@ -15704,7 +17366,7 @@
           <w:b/>
           <w:color w:val="1E9E74"/>
         </w:rPr>
-        <w:t xml:space="preserve">Oefening 5</w:t>
+        <w:t xml:space="preserve">Ejercicio 5</w:t>
       </w:r>
       <w:r>
         <w:rPr>
@@ -15830,12 +17492,40 @@
       <w:r>
         <w:rPr>
           <w:b/>
-          <w:color w:val="1E9E74"/>
-        </w:rPr>
-        <w:t xml:space="preserve">Steun · </w:t>
-      </w:r>
-      <w:r>
-        <w:t xml:space="preserve">Marco: estudian… · el … por ciento</w:t>
+        </w:rPr>
+        <w:t xml:space="preserve">Apoyo</w:t>
+      </w:r>
+      <w:r>
+        <w:t xml:space="preserve"> </w:t>
+      </w:r>
+      <w:r>
+        <w:rPr>
+          <w:i/>
+          <w:color w:val="6B6B6B"/>
+        </w:rPr>
+        <w:t xml:space="preserve">steun</w:t>
+      </w:r>
+      <w:r>
+        <w:t xml:space="preserve"> · </w:t>
+      </w:r>
+      <w:r>
+        <w:rPr>
+          <w:b/>
+        </w:rPr>
+        <w:t xml:space="preserve">Marco</w:t>
+      </w:r>
+      <w:r>
+        <w:t xml:space="preserve"> </w:t>
+      </w:r>
+      <w:r>
+        <w:rPr>
+          <w:i/>
+          <w:color w:val="6B6B6B"/>
+        </w:rPr>
+        <w:t xml:space="preserve">zinsframe</w:t>
+      </w:r>
+      <w:r>
+        <w:t xml:space="preserve">: estudian… · el … por ciento</w:t>
       </w:r>
     </w:p>
     <w:p>
@@ -15849,7 +17539,7 @@
           <w:b/>
           <w:color w:val="1E9E74"/>
         </w:rPr>
-        <w:t xml:space="preserve">Oefening ★</w:t>
+        <w:t xml:space="preserve">Ejercicio ★</w:t>
       </w:r>
       <w:r>
         <w:rPr>
@@ -15878,16 +17568,23 @@
         <w:spacing w:before="0" w:after="60"/>
       </w:pPr>
       <w:r>
-        <w:t xml:space="preserve">Kies één perfil en schrijf een </w:t>
-      </w:r>
-      <w:r>
-        <w:rPr>
-          <w:b/>
-        </w:rPr>
-        <w:t xml:space="preserve">antwoordbericht</w:t>
-      </w:r>
-      <w:r>
-        <w:t xml:space="preserve"> waarin je jezelf voorstelt (afzender = jij · ontvanger = Lucía/Diego · doel = kennismaken). Lees het daarna hardop voor.</w:t>
+        <w:t xml:space="preserve">Elige un perfil y escribe un </w:t>
+      </w:r>
+      <w:r>
+        <w:rPr>
+          <w:b/>
+        </w:rPr>
+        <w:t xml:space="preserve">mensaje de respuesta</w:t>
+      </w:r>
+      <w:r>
+        <w:t xml:space="preserve"> en el que te presentas: escribes tú, a Lucía o a Diego, para conoceros. Después léelo en voz alta. </w:t>
+      </w:r>
+      <w:r>
+        <w:rPr>
+          <w:i/>
+          <w:color w:val="6B6B6B"/>
+        </w:rPr>
+        <w:t xml:space="preserve">Kies één profiel en schrijf een antwoordbericht waarin je jezelf voorstelt; lees het daarna hardop voor.</w:t>
       </w:r>
     </w:p>
     <w:p>
@@ -15910,13 +17607,6 @@
         <w:spacing w:before="40" w:after="80"/>
         <w:ind w:left="140"/>
       </w:pPr>
-      <w:r>
-        <w:rPr>
-          <w:b/>
-          <w:color w:val="1E9E74"/>
-        </w:rPr>
-        <w:t xml:space="preserve">Steun · </w:t>
-      </w:r>
       <w:r>
         <w:t xml:space="preserve">Marco: Hola, me llamo… soy de… tengo… hablo…</w:t>
       </w:r>
@@ -16280,7 +17970,7 @@
           <w:b/>
           <w:color w:val="1E9E74"/>
         </w:rPr>
-        <w:t xml:space="preserve">Oefening 1</w:t>
+        <w:t xml:space="preserve">Ejercicio 1</w:t>
       </w:r>
       <w:r>
         <w:rPr>
@@ -16309,7 +17999,14 @@
         <w:spacing w:before="0" w:after="60"/>
       </w:pPr>
       <w:r>
-        <w:t xml:space="preserve">Onderstreep de fout en herschrijf correct.</w:t>
+        <w:t xml:space="preserve">Subraya el error y vuelve a escribir la frase bien. </w:t>
+      </w:r>
+      <w:r>
+        <w:rPr>
+          <w:i/>
+          <w:color w:val="6B6B6B"/>
+        </w:rPr>
+        <w:t xml:space="preserve">Onderstreep de fout en herschrijf de zin correct.</w:t>
       </w:r>
     </w:p>
     <w:p>
@@ -16392,12 +18089,37 @@
       <w:r>
         <w:rPr>
           <w:b/>
-          <w:color w:val="1E9E74"/>
-        </w:rPr>
-        <w:t xml:space="preserve">Steun · </w:t>
-      </w:r>
-      <w:r>
+        </w:rPr>
+        <w:t xml:space="preserve">Apoyo</w:t>
+      </w:r>
+      <w:r>
+        <w:t xml:space="preserve"> </w:t>
+      </w:r>
+      <w:r>
+        <w:rPr>
+          <w:i/>
+          <w:color w:val="6B6B6B"/>
+        </w:rPr>
+        <w:t xml:space="preserve">steun</w:t>
+      </w:r>
+      <w:r>
+        <w:t xml:space="preserve"> · </w:t>
+      </w:r>
+      <w:r>
+        <w:rPr>
+          <w:b/>
+        </w:rPr>
         <w:t xml:space="preserve">Modelo</w:t>
+      </w:r>
+      <w:r>
+        <w:t xml:space="preserve"> </w:t>
+      </w:r>
+      <w:r>
+        <w:rPr>
+          <w:i/>
+          <w:color w:val="6B6B6B"/>
+        </w:rPr>
+        <w:t xml:space="preserve">voorbeeld</w:t>
       </w:r>
     </w:p>
     <w:p>
@@ -16781,7 +18503,7 @@
           <w:b/>
           <w:color w:val="1E9E74"/>
         </w:rPr>
-        <w:t xml:space="preserve">Oefening 2</w:t>
+        <w:t xml:space="preserve">Ejercicio 2</w:t>
       </w:r>
       <w:r>
         <w:rPr>
@@ -16810,6 +18532,13 @@
         <w:spacing w:before="0" w:after="60"/>
       </w:pPr>
       <w:r>
+        <w:t xml:space="preserve">Escribe el conector que falta. </w:t>
+      </w:r>
+      <w:r>
+        <w:rPr>
+          <w:i/>
+          <w:color w:val="6B6B6B"/>
+        </w:rPr>
         <w:t xml:space="preserve">Vul het juiste verbindingswoord in.</w:t>
       </w:r>
     </w:p>
@@ -16843,12 +18572,37 @@
       <w:r>
         <w:rPr>
           <w:b/>
-          <w:color w:val="1E9E74"/>
-        </w:rPr>
-        <w:t xml:space="preserve">Steun · </w:t>
-      </w:r>
-      <w:r>
+        </w:rPr>
+        <w:t xml:space="preserve">Apoyo</w:t>
+      </w:r>
+      <w:r>
+        <w:t xml:space="preserve"> </w:t>
+      </w:r>
+      <w:r>
+        <w:rPr>
+          <w:i/>
+          <w:color w:val="6B6B6B"/>
+        </w:rPr>
+        <w:t xml:space="preserve">steun</w:t>
+      </w:r>
+      <w:r>
+        <w:t xml:space="preserve"> · </w:t>
+      </w:r>
+      <w:r>
+        <w:rPr>
+          <w:b/>
+        </w:rPr>
         <w:t xml:space="preserve">Banco de palabras</w:t>
+      </w:r>
+      <w:r>
+        <w:t xml:space="preserve"> </w:t>
+      </w:r>
+      <w:r>
+        <w:rPr>
+          <w:i/>
+          <w:color w:val="6B6B6B"/>
+        </w:rPr>
+        <w:t xml:space="preserve">woordenbank</w:t>
       </w:r>
     </w:p>
     <w:p>
@@ -16862,7 +18616,7 @@
           <w:b/>
           <w:color w:val="1E9E74"/>
         </w:rPr>
-        <w:t xml:space="preserve">Oefening 3</w:t>
+        <w:t xml:space="preserve">Ejercicio 3</w:t>
       </w:r>
       <w:r>
         <w:rPr>
@@ -16891,7 +18645,7 @@
         <w:spacing w:before="0" w:after="60"/>
       </w:pPr>
       <w:r>
-        <w:t xml:space="preserve">Voeg aan elke zin een reden met </w:t>
+        <w:t xml:space="preserve">Añade a cada frase una razón con </w:t>
       </w:r>
       <w:r>
         <w:rPr>
@@ -16900,7 +18654,14 @@
         <w:t xml:space="preserve">porque</w:t>
       </w:r>
       <w:r>
-        <w:t xml:space="preserve"> toe.</w:t>
+        <w:t xml:space="preserve">. </w:t>
+      </w:r>
+      <w:r>
+        <w:rPr>
+          <w:i/>
+          <w:color w:val="6B6B6B"/>
+        </w:rPr>
+        <w:t xml:space="preserve">Voeg aan elke zin een reden met «porque» toe.</w:t>
       </w:r>
     </w:p>
     <w:p>
@@ -16942,7 +18703,7 @@
           <w:b/>
           <w:color w:val="1E9E74"/>
         </w:rPr>
-        <w:t xml:space="preserve">Oefening 4</w:t>
+        <w:t xml:space="preserve">Ejercicio 4</w:t>
       </w:r>
       <w:r>
         <w:rPr>
@@ -17029,12 +18790,37 @@
       <w:r>
         <w:rPr>
           <w:b/>
-          <w:color w:val="1E9E74"/>
-        </w:rPr>
-        <w:t xml:space="preserve">Steun · </w:t>
-      </w:r>
-      <w:r>
+        </w:rPr>
+        <w:t xml:space="preserve">Apoyo</w:t>
+      </w:r>
+      <w:r>
+        <w:t xml:space="preserve"> </w:t>
+      </w:r>
+      <w:r>
+        <w:rPr>
+          <w:i/>
+          <w:color w:val="6B6B6B"/>
+        </w:rPr>
+        <w:t xml:space="preserve">steun</w:t>
+      </w:r>
+      <w:r>
+        <w:t xml:space="preserve"> · </w:t>
+      </w:r>
+      <w:r>
+        <w:rPr>
+          <w:b/>
+        </w:rPr>
         <w:t xml:space="preserve">Modelo</w:t>
+      </w:r>
+      <w:r>
+        <w:t xml:space="preserve"> </w:t>
+      </w:r>
+      <w:r>
+        <w:rPr>
+          <w:i/>
+          <w:color w:val="6B6B6B"/>
+        </w:rPr>
+        <w:t xml:space="preserve">voorbeeld</w:t>
       </w:r>
     </w:p>
     <w:p>
@@ -17048,7 +18834,7 @@
           <w:b/>
           <w:color w:val="1E9E74"/>
         </w:rPr>
-        <w:t xml:space="preserve">Oefening 5</w:t>
+        <w:t xml:space="preserve">Ejercicio 5</w:t>
       </w:r>
       <w:r>
         <w:rPr>
@@ -17077,7 +18863,7 @@
         <w:spacing w:before="0" w:after="60"/>
       </w:pPr>
       <w:r>
-        <w:t xml:space="preserve">Schrijf 3 zinnen over jezelf met </w:t>
+        <w:t xml:space="preserve">Escribe tres frases sobre ti con </w:t>
       </w:r>
       <w:r>
         <w:rPr>
@@ -17095,7 +18881,7 @@
         <w:t xml:space="preserve">e</w:t>
       </w:r>
       <w:r>
-        <w:t xml:space="preserve"> én </w:t>
+        <w:t xml:space="preserve"> y </w:t>
       </w:r>
       <w:r>
         <w:rPr>
@@ -17104,7 +18890,14 @@
         <w:t xml:space="preserve">porque</w:t>
       </w:r>
       <w:r>
-        <w:t xml:space="preserve">, met correcte mayúsculas.</w:t>
+        <w:t xml:space="preserve">, con las mayúsculas correctas. </w:t>
+      </w:r>
+      <w:r>
+        <w:rPr>
+          <w:i/>
+          <w:color w:val="6B6B6B"/>
+        </w:rPr>
+        <w:t xml:space="preserve">Schrijf drie zinnen over jezelf met y, e én porque, met correcte hoofdletters.</w:t>
       </w:r>
     </w:p>
     <w:p>
@@ -17183,6 +18976,429 @@
     </w:p>
     <w:p>
       <w:pPr>
+        <w:pStyle w:val="Kop3"/>
+        <w:keepNext/>
+        <w:spacing w:before="0" w:after="60"/>
+      </w:pPr>
+      <w:r>
+        <w:rPr>
+          <w:b/>
+          <w:color w:val="1E9E74"/>
+        </w:rPr>
+        <w:t xml:space="preserve">Ejercicio 1</w:t>
+      </w:r>
+      <w:r>
+        <w:rPr>
+          <w:b/>
+        </w:rPr>
+        <w:t xml:space="preserve">  ·  Lectura 2 · Busco un compi de intercambio</w:t>
+      </w:r>
+    </w:p>
+    <w:p>
+      <w:pPr>
+        <w:keepNext/>
+        <w:spacing w:before="0" w:after="60"/>
+      </w:pPr>
+      <w:r>
+        <w:rPr>
+          <w:i/>
+          <w:color w:val="6B6B6B"/>
+          <w:sz w:val="16"/>
+          <w:szCs w:val="16"/>
+        </w:rPr>
+        <w:t xml:space="preserve">Leer · Escribir · Solo · ± 12 min · ★★☆</w:t>
+      </w:r>
+    </w:p>
+    <w:p>
+      <w:pPr>
+        <w:spacing w:before="0" w:after="60"/>
+      </w:pPr>
+      <w:r>
+        <w:rPr>
+          <w:b/>
+        </w:rPr>
+        <w:t xml:space="preserve">Tipo de texto</w:t>
+      </w:r>
+      <w:r>
+        <w:t xml:space="preserve"> </w:t>
+      </w:r>
+      <w:r>
+        <w:t xml:space="preserve">perfil (app de intercambio lingüístico)</w:t>
+      </w:r>
+      <w:r>
+        <w:t xml:space="preserve"> </w:t>
+      </w:r>
+      <w:r>
+        <w:rPr>
+          <w:b/>
+        </w:rPr>
+        <w:t xml:space="preserve">Quién escribe</w:t>
+      </w:r>
+      <w:r>
+        <w:t xml:space="preserve"> </w:t>
+      </w:r>
+      <w:r>
+        <w:t xml:space="preserve">Álex, un chico de Madrid</w:t>
+      </w:r>
+      <w:r>
+        <w:t xml:space="preserve"> </w:t>
+      </w:r>
+      <w:r>
+        <w:rPr>
+          <w:b/>
+        </w:rPr>
+        <w:t xml:space="preserve">Para quién</w:t>
+      </w:r>
+      <w:r>
+        <w:t xml:space="preserve"> </w:t>
+      </w:r>
+      <w:r>
+        <w:t xml:space="preserve">Alumnos de español de toda Europa</w:t>
+      </w:r>
+      <w:r>
+        <w:t xml:space="preserve"> </w:t>
+      </w:r>
+      <w:r>
+        <w:rPr>
+          <w:b/>
+        </w:rPr>
+        <w:t xml:space="preserve">Para qué leo</w:t>
+      </w:r>
+      <w:r>
+        <w:t xml:space="preserve"> </w:t>
+      </w:r>
+      <w:r>
+        <w:t xml:space="preserve">Encontrar a alguien para hablar español y neerlandés</w:t>
+      </w:r>
+    </w:p>
+    <w:p>
+      <w:pPr>
+        <w:spacing w:before="0" w:after="60"/>
+      </w:pPr>
+      <w:r>
+        <w:rPr>
+          <w:b/>
+        </w:rPr>
+        <w:t xml:space="preserve">Lee con este objetivo:</w:t>
+      </w:r>
+      <w:r>
+        <w:t xml:space="preserve"> ¿Para qué escribe Álex este perfil? </w:t>
+      </w:r>
+      <w:r>
+        <w:rPr>
+          <w:i/>
+          <w:color w:val="6B6B6B"/>
+        </w:rPr>
+        <w:t xml:space="preserve">Lees met dat doel voor ogen; je hoeft niet elk woord te begrijpen.</w:t>
+      </w:r>
+    </w:p>
+    <w:p>
+      <w:pPr>
+        <w:spacing w:before="0" w:after="60"/>
+      </w:pPr>
+      <w:r>
+        <w:rPr>
+          <w:b/>
+        </w:rPr>
+        <w:t xml:space="preserve">1 · El texto.</w:t>
+      </w:r>
+    </w:p>
+    <w:p>
+      <w:pPr>
+        <w:pStyle w:val="Kop3"/>
+        <w:keepNext/>
+        <w:spacing w:before="0" w:after="60"/>
+      </w:pPr>
+      <w:r>
+        <w:t xml:space="preserve">BUSCO COMPI DE INTERCAMBIO (España) ↔ (België)</w:t>
+      </w:r>
+    </w:p>
+    <w:p>
+      <w:pPr>
+        <w:spacing w:before="0" w:after="60"/>
+      </w:pPr>
+      <w:r>
+        <w:t xml:space="preserve">Tú me hablas en neerlandés, yo te hablo en español.</w:t>
+      </w:r>
+    </w:p>
+    <w:p>
+      <w:pPr>
+        <w:spacing w:before="0" w:after="40"/>
+        <w:ind w:left="280"/>
+      </w:pPr>
+      <w:r>
+        <w:t xml:space="preserve">•  </w:t>
+      </w:r>
+      <w:r>
+        <w:t xml:space="preserve">Nombre: Álex Moreno Gil</w:t>
+      </w:r>
+    </w:p>
+    <w:p>
+      <w:pPr>
+        <w:spacing w:before="0" w:after="40"/>
+        <w:ind w:left="280"/>
+      </w:pPr>
+      <w:r>
+        <w:t xml:space="preserve">•  </w:t>
+      </w:r>
+      <w:r>
+        <w:t xml:space="preserve">Edad: tengo dieciséis años</w:t>
+      </w:r>
+    </w:p>
+    <w:p>
+      <w:pPr>
+        <w:spacing w:before="0" w:after="40"/>
+        <w:ind w:left="280"/>
+      </w:pPr>
+      <w:r>
+        <w:t xml:space="preserve">•  </w:t>
+      </w:r>
+      <w:r>
+        <w:t xml:space="preserve">Ciudad: Madrid, España. Soy español.</w:t>
+      </w:r>
+    </w:p>
+    <w:p>
+      <w:pPr>
+        <w:spacing w:before="0" w:after="40"/>
+        <w:ind w:left="280"/>
+      </w:pPr>
+      <w:r>
+        <w:t xml:space="preserve">•  </w:t>
+      </w:r>
+      <w:r>
+        <w:t xml:space="preserve">Instituto: IES Cervantes, cuarto curso</w:t>
+      </w:r>
+    </w:p>
+    <w:p>
+      <w:pPr>
+        <w:spacing w:before="0" w:after="40"/>
+        <w:ind w:left="280"/>
+      </w:pPr>
+      <w:r>
+        <w:t xml:space="preserve">•  </w:t>
+      </w:r>
+      <w:r>
+        <w:t xml:space="preserve">Lenguas: hablo español e inglés. Estudio francés.</w:t>
+      </w:r>
+    </w:p>
+    <w:p>
+      <w:pPr>
+        <w:spacing w:before="0" w:after="60"/>
+      </w:pPr>
+      <w:r>
+        <w:t xml:space="preserve">¡Hola! Me llamo Álex y vivo en Madrid, en el barrio de Lavapiés. Estudio en el IES Cervantes y este año aprendo francés.</w:t>
+      </w:r>
+    </w:p>
+    <w:p>
+      <w:pPr>
+        <w:spacing w:before="0" w:after="60"/>
+      </w:pPr>
+      <w:r>
+        <w:t xml:space="preserve">En mi tiempo libre escucho música, juego al baloncesto y leo cómics. Los sábados trabajo en la tienda de mi tía.</w:t>
+      </w:r>
+    </w:p>
+    <w:p>
+      <w:pPr>
+        <w:spacing w:before="0" w:after="60"/>
+      </w:pPr>
+      <w:r>
+        <w:t xml:space="preserve">Busco un compi de Bélgica o de los Países Bajos. Hablamos media hora en español y media hora en neerlandés. ¿Te apuntas?</w:t>
+      </w:r>
+    </w:p>
+    <w:p>
+      <w:pPr>
+        <w:spacing w:before="0" w:after="60"/>
+      </w:pPr>
+      <w:r>
+        <w:t xml:space="preserve">Escríbeme: alex.moreno@correo.es · ¿Cómo te llamas tú?</w:t>
+      </w:r>
+    </w:p>
+    <w:p>
+      <w:pPr>
+        <w:spacing w:before="0" w:after="60"/>
+      </w:pPr>
+      <w:r>
+        <w:t xml:space="preserve">Mi respuesta: </w:t>
+      </w:r>
+      <w:r>
+        <w:rPr>
+          <w:color w:val="808080"/>
+        </w:rPr>
+        <w:t xml:space="preserve">__________________________________</w:t>
+      </w:r>
+    </w:p>
+    <w:p>
+      <w:pPr>
+        <w:spacing w:before="0" w:after="60"/>
+      </w:pPr>
+      <w:r>
+        <w:rPr>
+          <w:b/>
+        </w:rPr>
+        <w:t xml:space="preserve">2 · Escanea. Contesta con una palabra o un número sacado del texto. </w:t>
+      </w:r>
+      <w:r>
+        <w:rPr>
+          <w:b/>
+          <w:i/>
+          <w:color w:val="6B6B6B"/>
+        </w:rPr>
+        <w:t xml:space="preserve">Antwoord met één woord of één getal uit de tekst.</w:t>
+      </w:r>
+    </w:p>
+    <w:p>
+      <w:pPr>
+        <w:spacing w:before="0" w:after="60"/>
+      </w:pPr>
+      <w:r>
+        <w:rPr>
+          <w:b/>
+        </w:rPr>
+        <w:t xml:space="preserve">1.</w:t>
+      </w:r>
+      <w:r>
+        <w:t xml:space="preserve"> ¿Cuántos años tiene Álex? </w:t>
+      </w:r>
+      <w:r>
+        <w:rPr>
+          <w:color w:val="808080"/>
+        </w:rPr>
+        <w:t xml:space="preserve">______________</w:t>
+      </w:r>
+    </w:p>
+    <w:p>
+      <w:pPr>
+        <w:spacing w:before="0" w:after="60"/>
+      </w:pPr>
+      <w:r>
+        <w:rPr>
+          <w:b/>
+        </w:rPr>
+        <w:t xml:space="preserve">2.</w:t>
+      </w:r>
+      <w:r>
+        <w:t xml:space="preserve"> ¿En qué ciudad vive? </w:t>
+      </w:r>
+      <w:r>
+        <w:rPr>
+          <w:color w:val="808080"/>
+        </w:rPr>
+        <w:t xml:space="preserve">______________</w:t>
+      </w:r>
+    </w:p>
+    <w:p>
+      <w:pPr>
+        <w:spacing w:before="0" w:after="60"/>
+      </w:pPr>
+      <w:r>
+        <w:rPr>
+          <w:b/>
+        </w:rPr>
+        <w:t xml:space="preserve">3.</w:t>
+      </w:r>
+      <w:r>
+        <w:t xml:space="preserve"> ¿Cómo se llama su instituto? </w:t>
+      </w:r>
+      <w:r>
+        <w:rPr>
+          <w:color w:val="808080"/>
+        </w:rPr>
+        <w:t xml:space="preserve">______________</w:t>
+      </w:r>
+    </w:p>
+    <w:p>
+      <w:pPr>
+        <w:spacing w:before="0" w:after="60"/>
+      </w:pPr>
+      <w:r>
+        <w:rPr>
+          <w:b/>
+        </w:rPr>
+        <w:t xml:space="preserve">4.</w:t>
+      </w:r>
+      <w:r>
+        <w:t xml:space="preserve"> ¿Qué lengua estudia este año? </w:t>
+      </w:r>
+      <w:r>
+        <w:rPr>
+          <w:color w:val="808080"/>
+        </w:rPr>
+        <w:t xml:space="preserve">______________</w:t>
+      </w:r>
+    </w:p>
+    <w:p>
+      <w:pPr>
+        <w:spacing w:before="0" w:after="60"/>
+      </w:pPr>
+      <w:r>
+        <w:rPr>
+          <w:b/>
+        </w:rPr>
+        <w:t xml:space="preserve">5.</w:t>
+      </w:r>
+      <w:r>
+        <w:t xml:space="preserve"> ¿Qué día trabaja? </w:t>
+      </w:r>
+      <w:r>
+        <w:rPr>
+          <w:color w:val="808080"/>
+        </w:rPr>
+        <w:t xml:space="preserve">______________</w:t>
+      </w:r>
+    </w:p>
+    <w:p>
+      <w:pPr>
+        <w:spacing w:before="0" w:after="60"/>
+      </w:pPr>
+      <w:r>
+        <w:rPr>
+          <w:b/>
+        </w:rPr>
+        <w:t xml:space="preserve">3 · El significado por el contexto. Adivina por la frase de alrededor, no por el diccionario. </w:t>
+      </w:r>
+      <w:r>
+        <w:rPr>
+          <w:b/>
+          <w:i/>
+          <w:color w:val="6B6B6B"/>
+        </w:rPr>
+        <w:t xml:space="preserve">Raad uit de zin eromheen, niet uit het woordenboek.</w:t>
+      </w:r>
+    </w:p>
+    <w:p>
+      <w:pPr>
+        <w:spacing w:before="0" w:after="60"/>
+        <w:ind w:left="140"/>
+      </w:pPr>
+      <w:r>
+        <w:t xml:space="preserve">1. «compi» — ¿qué es? ______________ · 2. «¿Te apuntas?» — ¿qué te pide Álex? ______________ · 3. «en mi tiempo libre» — ¿cuándo? ______________</w:t>
+      </w:r>
+    </w:p>
+    <w:p>
+      <w:pPr>
+        <w:spacing w:before="0" w:after="60"/>
+      </w:pPr>
+      <w:r>
+        <w:rPr>
+          <w:b/>
+        </w:rPr>
+        <w:t xml:space="preserve">4 · Tu reacción. Escribe tu propio perfil para Álex (4–5 frases): cómo te llamas, cuántos años tienes, de dónde eres, qué lenguas hablas y qué haces en tu tiempo libre.</w:t>
+      </w:r>
+    </w:p>
+    <w:p>
+      <w:pPr>
+        <w:spacing w:before="0" w:after="60"/>
+      </w:pPr>
+      <w:r>
+        <w:rPr>
+          <w:i/>
+          <w:color w:val="808080"/>
+        </w:rPr>
+        <w:t xml:space="preserve">[schrijfvlak]</w:t>
+      </w:r>
+    </w:p>
+    <w:p>
+      <w:pPr>
         <w:pBdr>
           <w:left w:val="single" w:sz="18" w:space="8" w:color="1E9E74"/>
         </w:pBdr>
@@ -17193,425 +19409,46 @@
         <w:rPr>
           <w:b/>
         </w:rPr>
-        <w:t xml:space="preserve">En clase:</w:t>
-      </w:r>
-      <w:r>
-        <w:t xml:space="preserve"> diapositiva 21 — «Busco un compi de intercambio».</w:t>
-      </w:r>
-    </w:p>
-    <w:p>
-      <w:pPr>
-        <w:pStyle w:val="Kop3"/>
-        <w:keepNext/>
-        <w:spacing w:before="0" w:after="60"/>
-      </w:pPr>
-      <w:r>
-        <w:rPr>
-          <w:b/>
-          <w:color w:val="1E9E74"/>
-        </w:rPr>
-        <w:t xml:space="preserve">Oefening 1</w:t>
-      </w:r>
-      <w:r>
-        <w:rPr>
-          <w:b/>
-        </w:rPr>
-        <w:t xml:space="preserve">  ·  Lectura 2 · Busco un compi de intercambio</w:t>
-      </w:r>
-    </w:p>
-    <w:p>
-      <w:pPr>
-        <w:keepNext/>
-        <w:spacing w:before="0" w:after="60"/>
-      </w:pPr>
-      <w:r>
-        <w:rPr>
-          <w:i/>
-          <w:color w:val="6B6B6B"/>
-          <w:sz w:val="16"/>
-          <w:szCs w:val="16"/>
-        </w:rPr>
-        <w:t xml:space="preserve">Leer · Escribir · Solo · ± 12 min · ★★☆</w:t>
-      </w:r>
-    </w:p>
-    <w:p>
-      <w:pPr>
-        <w:spacing w:before="0" w:after="60"/>
-      </w:pPr>
-      <w:r>
-        <w:rPr>
-          <w:b/>
-        </w:rPr>
-        <w:t xml:space="preserve">Tekstsoort</w:t>
-      </w:r>
-      <w:r>
-        <w:t xml:space="preserve"> </w:t>
-      </w:r>
-      <w:r>
-        <w:t xml:space="preserve">perfil (app de intercambio lingüístico)</w:t>
-      </w:r>
-      <w:r>
-        <w:t xml:space="preserve"> </w:t>
-      </w:r>
-      <w:r>
-        <w:rPr>
-          <w:b/>
-        </w:rPr>
-        <w:t xml:space="preserve">Afzender</w:t>
-      </w:r>
-      <w:r>
-        <w:t xml:space="preserve"> </w:t>
-      </w:r>
-      <w:r>
-        <w:t xml:space="preserve">Álex, un chico de Madrid</w:t>
-      </w:r>
-      <w:r>
-        <w:t xml:space="preserve"> </w:t>
-      </w:r>
-      <w:r>
-        <w:rPr>
-          <w:b/>
-        </w:rPr>
-        <w:t xml:space="preserve">Ontvanger</w:t>
-      </w:r>
-      <w:r>
-        <w:t xml:space="preserve"> </w:t>
-      </w:r>
-      <w:r>
-        <w:t xml:space="preserve">Alumnos de español de toda Europa</w:t>
-      </w:r>
-      <w:r>
-        <w:t xml:space="preserve"> </w:t>
-      </w:r>
-      <w:r>
-        <w:rPr>
-          <w:b/>
-        </w:rPr>
-        <w:t xml:space="preserve">Leesdoel</w:t>
-      </w:r>
-      <w:r>
-        <w:t xml:space="preserve"> </w:t>
-      </w:r>
-      <w:r>
-        <w:t xml:space="preserve">Encontrar a alguien para hablar español y neerlandés</w:t>
-      </w:r>
-    </w:p>
-    <w:p>
-      <w:pPr>
-        <w:spacing w:before="0" w:after="60"/>
-      </w:pPr>
-      <w:r>
-        <w:rPr>
-          <w:b/>
-        </w:rPr>
-        <w:t xml:space="preserve">Lee con este objetivo:</w:t>
-      </w:r>
-      <w:r>
-        <w:t xml:space="preserve"> ¿Para qué escribe Álex este perfil? </w:t>
-      </w:r>
-      <w:r>
-        <w:rPr>
-          <w:i/>
-          <w:color w:val="6B6B6B"/>
-        </w:rPr>
-        <w:t xml:space="preserve">Lees met dat doel voor ogen — je hoeft niet elk woord te begrijpen.</w:t>
-      </w:r>
-    </w:p>
-    <w:p>
-      <w:pPr>
-        <w:spacing w:before="0" w:after="60"/>
-      </w:pPr>
-      <w:r>
-        <w:rPr>
-          <w:b/>
-        </w:rPr>
-        <w:t xml:space="preserve">1 · El texto.</w:t>
-      </w:r>
-    </w:p>
-    <w:p>
-      <w:pPr>
-        <w:pStyle w:val="Kop3"/>
-        <w:keepNext/>
-        <w:spacing w:before="0" w:after="60"/>
-      </w:pPr>
-      <w:r>
-        <w:t xml:space="preserve">BUSCO COMPI DE INTERCAMBIO 🇪🇸 ↔ 🇧🇪</w:t>
-      </w:r>
-    </w:p>
-    <w:p>
-      <w:pPr>
-        <w:spacing w:before="0" w:after="60"/>
-      </w:pPr>
-      <w:r>
-        <w:t xml:space="preserve">Tú me hablas en neerlandés, yo te hablo en español.</w:t>
-      </w:r>
-    </w:p>
-    <w:p>
-      <w:pPr>
-        <w:spacing w:before="0" w:after="40"/>
-        <w:ind w:left="280"/>
-      </w:pPr>
-      <w:r>
-        <w:t xml:space="preserve">•  </w:t>
-      </w:r>
-      <w:r>
-        <w:t xml:space="preserve">Nombre: Álex Moreno Gil</w:t>
-      </w:r>
-    </w:p>
-    <w:p>
-      <w:pPr>
-        <w:spacing w:before="0" w:after="40"/>
-        <w:ind w:left="280"/>
-      </w:pPr>
-      <w:r>
-        <w:t xml:space="preserve">•  </w:t>
-      </w:r>
-      <w:r>
-        <w:t xml:space="preserve">Edad: tengo dieciséis años</w:t>
-      </w:r>
-    </w:p>
-    <w:p>
-      <w:pPr>
-        <w:spacing w:before="0" w:after="40"/>
-        <w:ind w:left="280"/>
-      </w:pPr>
-      <w:r>
-        <w:t xml:space="preserve">•  </w:t>
-      </w:r>
-      <w:r>
-        <w:t xml:space="preserve">Ciudad: Madrid, España. Soy español.</w:t>
-      </w:r>
-    </w:p>
-    <w:p>
-      <w:pPr>
-        <w:spacing w:before="0" w:after="40"/>
-        <w:ind w:left="280"/>
-      </w:pPr>
-      <w:r>
-        <w:t xml:space="preserve">•  </w:t>
-      </w:r>
-      <w:r>
-        <w:t xml:space="preserve">Instituto: IES Cervantes, cuarto curso</w:t>
-      </w:r>
-    </w:p>
-    <w:p>
-      <w:pPr>
-        <w:spacing w:before="0" w:after="40"/>
-        <w:ind w:left="280"/>
-      </w:pPr>
-      <w:r>
-        <w:t xml:space="preserve">•  </w:t>
-      </w:r>
-      <w:r>
-        <w:t xml:space="preserve">Lenguas: hablo español e inglés. Estudio francés.</w:t>
-      </w:r>
-    </w:p>
-    <w:p>
-      <w:pPr>
-        <w:spacing w:before="0" w:after="60"/>
-      </w:pPr>
-      <w:r>
-        <w:t xml:space="preserve">¡Hola! Me llamo Álex y vivo en Madrid, en el barrio de Lavapiés. Estudio en el IES Cervantes y este año aprendo francés.</w:t>
-      </w:r>
-    </w:p>
-    <w:p>
-      <w:pPr>
-        <w:spacing w:before="0" w:after="60"/>
-      </w:pPr>
-      <w:r>
-        <w:t xml:space="preserve">En mi tiempo libre escucho música, juego al baloncesto y leo cómics. Los sábados trabajo en la tienda de mi tía.</w:t>
-      </w:r>
-    </w:p>
-    <w:p>
-      <w:pPr>
-        <w:spacing w:before="0" w:after="60"/>
-      </w:pPr>
-      <w:r>
-        <w:t xml:space="preserve">Busco un compi de Bélgica o de los Países Bajos. Hablamos media hora en español y media hora en neerlandés. ¿Te apuntas?</w:t>
-      </w:r>
-    </w:p>
-    <w:p>
-      <w:pPr>
-        <w:spacing w:before="0" w:after="60"/>
-      </w:pPr>
-      <w:r>
-        <w:t xml:space="preserve">Escríbeme: alex.moreno@correo.es · ¿Cómo te llamas tú?</w:t>
-      </w:r>
-    </w:p>
-    <w:p>
-      <w:pPr>
-        <w:spacing w:before="0" w:after="60"/>
-      </w:pPr>
-      <w:r>
-        <w:t xml:space="preserve">Mi respuesta: </w:t>
-      </w:r>
-      <w:r>
-        <w:rPr>
-          <w:color w:val="808080"/>
-        </w:rPr>
-        <w:t xml:space="preserve">__________________________________</w:t>
-      </w:r>
-    </w:p>
-    <w:p>
-      <w:pPr>
-        <w:spacing w:before="0" w:after="60"/>
-      </w:pPr>
-      <w:r>
-        <w:rPr>
-          <w:b/>
-        </w:rPr>
-        <w:t xml:space="preserve">2 · Escanea. Beantwoord de vragen met één woord of één getal uit de tekst.</w:t>
-      </w:r>
-    </w:p>
-    <w:p>
-      <w:pPr>
-        <w:spacing w:before="0" w:after="60"/>
-      </w:pPr>
-      <w:r>
-        <w:rPr>
-          <w:b/>
-        </w:rPr>
-        <w:t xml:space="preserve">1.</w:t>
-      </w:r>
-      <w:r>
-        <w:t xml:space="preserve"> ¿Cuántos años tiene Álex? </w:t>
-      </w:r>
-      <w:r>
-        <w:rPr>
-          <w:color w:val="808080"/>
-        </w:rPr>
-        <w:t xml:space="preserve">______________</w:t>
-      </w:r>
-    </w:p>
-    <w:p>
-      <w:pPr>
-        <w:spacing w:before="0" w:after="60"/>
-      </w:pPr>
-      <w:r>
-        <w:rPr>
-          <w:b/>
-        </w:rPr>
-        <w:t xml:space="preserve">2.</w:t>
-      </w:r>
-      <w:r>
-        <w:t xml:space="preserve"> ¿En qué ciudad vive? </w:t>
-      </w:r>
-      <w:r>
-        <w:rPr>
-          <w:color w:val="808080"/>
-        </w:rPr>
-        <w:t xml:space="preserve">______________</w:t>
-      </w:r>
-    </w:p>
-    <w:p>
-      <w:pPr>
-        <w:spacing w:before="0" w:after="60"/>
-      </w:pPr>
-      <w:r>
-        <w:rPr>
-          <w:b/>
-        </w:rPr>
-        <w:t xml:space="preserve">3.</w:t>
-      </w:r>
-      <w:r>
-        <w:t xml:space="preserve"> ¿Cómo se llama su instituto? </w:t>
-      </w:r>
-      <w:r>
-        <w:rPr>
-          <w:color w:val="808080"/>
-        </w:rPr>
-        <w:t xml:space="preserve">______________</w:t>
-      </w:r>
-    </w:p>
-    <w:p>
-      <w:pPr>
-        <w:spacing w:before="0" w:after="60"/>
-      </w:pPr>
-      <w:r>
-        <w:rPr>
-          <w:b/>
-        </w:rPr>
-        <w:t xml:space="preserve">4.</w:t>
-      </w:r>
-      <w:r>
-        <w:t xml:space="preserve"> ¿Qué lengua estudia este año? </w:t>
-      </w:r>
-      <w:r>
-        <w:rPr>
-          <w:color w:val="808080"/>
-        </w:rPr>
-        <w:t xml:space="preserve">______________</w:t>
-      </w:r>
-    </w:p>
-    <w:p>
-      <w:pPr>
-        <w:spacing w:before="0" w:after="60"/>
-      </w:pPr>
-      <w:r>
-        <w:rPr>
-          <w:b/>
-        </w:rPr>
-        <w:t xml:space="preserve">5.</w:t>
-      </w:r>
-      <w:r>
-        <w:t xml:space="preserve"> ¿Qué día trabaja? </w:t>
-      </w:r>
-      <w:r>
-        <w:rPr>
-          <w:color w:val="808080"/>
-        </w:rPr>
-        <w:t xml:space="preserve">______________</w:t>
-      </w:r>
-    </w:p>
-    <w:p>
-      <w:pPr>
-        <w:spacing w:before="0" w:after="60"/>
-      </w:pPr>
-      <w:r>
-        <w:rPr>
-          <w:b/>
-        </w:rPr>
-        <w:t xml:space="preserve">3 · El significado por el contexto. Raad uit de zin eromheen, niet uit het woordenboek.</w:t>
-      </w:r>
-    </w:p>
-    <w:p>
-      <w:pPr>
-        <w:spacing w:before="0" w:after="60"/>
-        <w:ind w:left="140"/>
-      </w:pPr>
-      <w:r>
-        <w:t xml:space="preserve">1. «compi» — ¿qué es? ______________ · 2. «¿Te apuntas?» — ¿qué te pide Álex? ______________ · 3. «en mi tiempo libre» — ¿cuándo? ______________</w:t>
-      </w:r>
-    </w:p>
-    <w:p>
-      <w:pPr>
-        <w:spacing w:before="0" w:after="60"/>
-      </w:pPr>
-      <w:r>
-        <w:rPr>
-          <w:b/>
-        </w:rPr>
-        <w:t xml:space="preserve">4 · Tu reacción. Escribe tu propio perfil para Álex (4–5 frases): cómo te llamas, cuántos años tienes, de dónde eres, qué lenguas hablas y qué haces en tu tiempo libre.</w:t>
-      </w:r>
-    </w:p>
-    <w:p>
-      <w:pPr>
-        <w:spacing w:before="0" w:after="60"/>
-      </w:pPr>
-      <w:r>
-        <w:rPr>
-          <w:i/>
-          <w:color w:val="808080"/>
-        </w:rPr>
-        <w:t xml:space="preserve">[schrijfvlak]</w:t>
-      </w:r>
-    </w:p>
-    <w:p>
-      <w:pPr>
-        <w:spacing w:before="0" w:after="60"/>
-      </w:pPr>
-      <w:r>
-        <w:t xml:space="preserve">tekst blijft zichtbaar · eerst herkennen, daarna zelf zeggen</w:t>
+        <w:t xml:space="preserve">Apoyo</w:t>
+      </w:r>
+      <w:r>
+        <w:t xml:space="preserve"> </w:t>
+      </w:r>
+      <w:r>
+        <w:rPr>
+          <w:i/>
+          <w:color w:val="6B6B6B"/>
+        </w:rPr>
+        <w:t xml:space="preserve">steun</w:t>
+      </w:r>
+      <w:r>
+        <w:t xml:space="preserve"> · </w:t>
+      </w:r>
+      <w:r>
+        <w:rPr>
+          <w:b/>
+        </w:rPr>
+        <w:t xml:space="preserve">Modelo</w:t>
+      </w:r>
+      <w:r>
+        <w:t xml:space="preserve"> </w:t>
+      </w:r>
+      <w:r>
+        <w:rPr>
+          <w:i/>
+          <w:color w:val="6B6B6B"/>
+        </w:rPr>
+        <w:t xml:space="preserve">voorbeeld</w:t>
+      </w:r>
+      <w:r>
+        <w:t xml:space="preserve">: el texto queda a la vista </w:t>
+      </w:r>
+      <w:r>
+        <w:rPr>
+          <w:i/>
+          <w:color w:val="6B6B6B"/>
+        </w:rPr>
+        <w:t xml:space="preserve">— de tekst blijft zichtbaar</w:t>
       </w:r>
     </w:p>
     <w:p>
@@ -17629,7 +19466,23 @@
         <w:t xml:space="preserve">Verdadero o falso — con prueba:</w:t>
       </w:r>
       <w:r>
-        <w:t xml:space="preserve"> die vragen bij déze tekst staan online, met zelfcorrectie. Op papier oefen je ze bij de eerste lectura van de unit.</w:t>
+        <w:t xml:space="preserve"> esas preguntas sobre </w:t>
+      </w:r>
+      <w:r>
+        <w:rPr>
+          <w:i/>
+        </w:rPr>
+        <w:t xml:space="preserve">este</w:t>
+      </w:r>
+      <w:r>
+        <w:t xml:space="preserve"> texto están en la página digital, con corrección automática. </w:t>
+      </w:r>
+      <w:r>
+        <w:rPr>
+          <w:i/>
+          <w:color w:val="6B6B6B"/>
+        </w:rPr>
+        <w:t xml:space="preserve">Op papier oefen je ze bij de eerste lectura van de unit.</w:t>
       </w:r>
     </w:p>
     <w:p>
@@ -17698,6 +19551,454 @@
     </w:p>
     <w:p>
       <w:pPr>
+        <w:pStyle w:val="Kop3"/>
+        <w:keepNext/>
+        <w:spacing w:before="0" w:after="60"/>
+      </w:pPr>
+      <w:r>
+        <w:rPr>
+          <w:b/>
+          <w:color w:val="1E9E74"/>
+        </w:rPr>
+        <w:t xml:space="preserve">Ejercicio 1</w:t>
+      </w:r>
+      <w:r>
+        <w:rPr>
+          <w:b/>
+        </w:rPr>
+        <w:t xml:space="preserve">  ·  Escucha · El primer día en el instituto</w:t>
+      </w:r>
+    </w:p>
+    <w:p>
+      <w:pPr>
+        <w:keepNext/>
+        <w:spacing w:before="0" w:after="60"/>
+      </w:pPr>
+      <w:r>
+        <w:rPr>
+          <w:i/>
+          <w:color w:val="6B6B6B"/>
+          <w:sz w:val="16"/>
+          <w:szCs w:val="16"/>
+        </w:rPr>
+        <w:t xml:space="preserve">Escuchar · Escribir · Solo · ± 20 min · ★★☆</w:t>
+      </w:r>
+    </w:p>
+    <w:p>
+      <w:pPr>
+        <w:spacing w:before="0" w:after="60"/>
+      </w:pPr>
+      <w:r>
+        <w:rPr>
+          <w:b/>
+        </w:rPr>
+        <w:t xml:space="preserve">1 · Antes de escuchar.</w:t>
+      </w:r>
+      <w:r>
+        <w:t xml:space="preserve"> Lee la ficha y las palabras clave. Escribe una pregunta que esperas oír: </w:t>
+      </w:r>
+      <w:r>
+        <w:rPr>
+          <w:color w:val="808080"/>
+        </w:rPr>
+        <w:t xml:space="preserve">______________</w:t>
+      </w:r>
+      <w:r>
+        <w:t xml:space="preserve"> </w:t>
+      </w:r>
+      <w:r>
+        <w:rPr>
+          <w:i/>
+          <w:color w:val="6B6B6B"/>
+        </w:rPr>
+        <w:t xml:space="preserve">Lees de fiche en de sleutelwoorden; noteer één vraag die je verwacht.</w:t>
+      </w:r>
+    </w:p>
+    <w:p>
+      <w:pPr>
+        <w:spacing w:before="0" w:after="60"/>
+      </w:pPr>
+      <w:r>
+        <w:rPr>
+          <w:b/>
+        </w:rPr>
+        <w:t xml:space="preserve">¿Dónde?</w:t>
+      </w:r>
+      <w:r>
+        <w:t xml:space="preserve"> </w:t>
+      </w:r>
+      <w:r>
+        <w:t xml:space="preserve">El pasillo del IES Cervantes, Madrid</w:t>
+      </w:r>
+      <w:r>
+        <w:t xml:space="preserve"> </w:t>
+      </w:r>
+      <w:r>
+        <w:rPr>
+          <w:b/>
+        </w:rPr>
+        <w:t xml:space="preserve">¿Quién?</w:t>
+      </w:r>
+      <w:r>
+        <w:t xml:space="preserve"> </w:t>
+      </w:r>
+      <w:r>
+        <w:t xml:space="preserve">Álex (de Madrid) y Sam, un alumno nuevo de Bélgica</w:t>
+      </w:r>
+      <w:r>
+        <w:t xml:space="preserve"> </w:t>
+      </w:r>
+      <w:r>
+        <w:rPr>
+          <w:b/>
+        </w:rPr>
+        <w:t xml:space="preserve">¿Qué pasa?</w:t>
+      </w:r>
+      <w:r>
+        <w:t xml:space="preserve"> </w:t>
+      </w:r>
+      <w:r>
+        <w:t xml:space="preserve">Se conocen y se hacen preguntas</w:t>
+      </w:r>
+    </w:p>
+    <w:p>
+      <w:pPr>
+        <w:spacing w:before="0" w:after="60"/>
+      </w:pPr>
+      <w:r>
+        <w:t xml:space="preserve">Palabras clave: </w:t>
+      </w:r>
+      <w:r>
+        <w:rPr>
+          <w:b/>
+        </w:rPr>
+        <w:t xml:space="preserve">¿cómo te llamas?</w:t>
+      </w:r>
+      <w:r>
+        <w:t xml:space="preserve"> · </w:t>
+      </w:r>
+      <w:r>
+        <w:rPr>
+          <w:b/>
+        </w:rPr>
+        <w:t xml:space="preserve">¿de dónde eres?</w:t>
+      </w:r>
+      <w:r>
+        <w:t xml:space="preserve"> · </w:t>
+      </w:r>
+      <w:r>
+        <w:rPr>
+          <w:b/>
+        </w:rPr>
+        <w:t xml:space="preserve">¿cuántos años tienes?</w:t>
+      </w:r>
+    </w:p>
+    <w:p>
+      <w:pPr>
+        <w:spacing w:before="0" w:after="60"/>
+      </w:pPr>
+      <w:r>
+        <w:rPr>
+          <w:b/>
+        </w:rPr>
+        <w:t xml:space="preserve">2 · Escucha global.</w:t>
+      </w:r>
+      <w:r>
+        <w:t xml:space="preserve"> ¿Qué hacen Álex y Sam?</w:t>
+      </w:r>
+    </w:p>
+    <w:p>
+      <w:pPr>
+        <w:spacing w:before="0" w:after="60"/>
+      </w:pPr>
+      <w:r>
+        <w:t xml:space="preserve">☐ Se presentan y se hacen preguntas ☐ Hablan de un examen ☐ Compran material escolar</w:t>
+      </w:r>
+    </w:p>
+    <w:p>
+      <w:pPr>
+        <w:spacing w:before="0" w:after="60"/>
+      </w:pPr>
+      <w:r>
+        <w:rPr>
+          <w:b/>
+        </w:rPr>
+        <w:t xml:space="preserve">3 · Escucha con detalle.</w:t>
+      </w:r>
+      <w:r>
+        <w:t xml:space="preserve"> Escucha otra vez y contesta en español, con una a tres palabras. </w:t>
+      </w:r>
+      <w:r>
+        <w:rPr>
+          <w:i/>
+          <w:color w:val="6B6B6B"/>
+        </w:rPr>
+        <w:t xml:space="preserve">Luister opnieuw en antwoord in het Spaans, met één tot drie woorden.</w:t>
+      </w:r>
+    </w:p>
+    <w:p>
+      <w:pPr>
+        <w:spacing w:before="0" w:after="60"/>
+      </w:pPr>
+      <w:r>
+        <w:rPr>
+          <w:b/>
+        </w:rPr>
+        <w:t xml:space="preserve">1.</w:t>
+      </w:r>
+      <w:r>
+        <w:t xml:space="preserve"> ¿Cómo se escribe el nombre de Sam? </w:t>
+      </w:r>
+      <w:r>
+        <w:rPr>
+          <w:color w:val="808080"/>
+        </w:rPr>
+        <w:t xml:space="preserve">______________</w:t>
+      </w:r>
+    </w:p>
+    <w:p>
+      <w:pPr>
+        <w:spacing w:before="0" w:after="60"/>
+      </w:pPr>
+      <w:r>
+        <w:rPr>
+          <w:b/>
+        </w:rPr>
+        <w:t xml:space="preserve">2.</w:t>
+      </w:r>
+      <w:r>
+        <w:t xml:space="preserve"> ¿De dónde es Sam? </w:t>
+      </w:r>
+      <w:r>
+        <w:rPr>
+          <w:color w:val="808080"/>
+        </w:rPr>
+        <w:t xml:space="preserve">______________</w:t>
+      </w:r>
+    </w:p>
+    <w:p>
+      <w:pPr>
+        <w:spacing w:before="0" w:after="60"/>
+      </w:pPr>
+      <w:r>
+        <w:rPr>
+          <w:b/>
+        </w:rPr>
+        <w:t xml:space="preserve">3.</w:t>
+      </w:r>
+      <w:r>
+        <w:t xml:space="preserve"> ¿Cuántos años tiene Sam? </w:t>
+      </w:r>
+      <w:r>
+        <w:rPr>
+          <w:color w:val="808080"/>
+        </w:rPr>
+        <w:t xml:space="preserve">______________</w:t>
+      </w:r>
+    </w:p>
+    <w:p>
+      <w:pPr>
+        <w:spacing w:before="0" w:after="60"/>
+      </w:pPr>
+      <w:r>
+        <w:rPr>
+          <w:b/>
+        </w:rPr>
+        <w:t xml:space="preserve">4.</w:t>
+      </w:r>
+      <w:r>
+        <w:t xml:space="preserve"> ¿Qué lengua estudia Álex? </w:t>
+      </w:r>
+      <w:r>
+        <w:rPr>
+          <w:color w:val="808080"/>
+        </w:rPr>
+        <w:t xml:space="preserve">______________</w:t>
+      </w:r>
+    </w:p>
+    <w:p>
+      <w:pPr>
+        <w:spacing w:before="0" w:after="60"/>
+      </w:pPr>
+      <w:r>
+        <w:rPr>
+          <w:b/>
+        </w:rPr>
+        <w:t xml:space="preserve">5.</w:t>
+      </w:r>
+      <w:r>
+        <w:t xml:space="preserve"> ¿Cuántos años tiene la hermana de Sam? </w:t>
+      </w:r>
+      <w:r>
+        <w:rPr>
+          <w:color w:val="808080"/>
+        </w:rPr>
+        <w:t xml:space="preserve">______________</w:t>
+      </w:r>
+    </w:p>
+    <w:p>
+      <w:pPr>
+        <w:spacing w:before="0" w:after="60"/>
+      </w:pPr>
+      <w:r>
+        <w:rPr>
+          <w:b/>
+        </w:rPr>
+        <w:t xml:space="preserve">4 · Verdadero o falso — con prueba.</w:t>
+      </w:r>
+      <w:r>
+        <w:t xml:space="preserve"> Marca V o F y escribe lo que oyes. </w:t>
+      </w:r>
+      <w:r>
+        <w:rPr>
+          <w:i/>
+          <w:color w:val="6B6B6B"/>
+        </w:rPr>
+        <w:t xml:space="preserve">Kruis aan en schrijf wat je hoort.</w:t>
+      </w:r>
+    </w:p>
+    <w:p>
+      <w:pPr>
+        <w:spacing w:before="0" w:after="20"/>
+      </w:pPr>
+      <w:r>
+        <w:rPr>
+          <w:b/>
+        </w:rPr>
+        <w:t xml:space="preserve">1.</w:t>
+      </w:r>
+      <w:r>
+        <w:t xml:space="preserve"> Álex tiene dieciséis años. ☐ V ☐ F</w:t>
+      </w:r>
+    </w:p>
+    <w:p>
+      <w:pPr>
+        <w:spacing w:before="0" w:after="60"/>
+      </w:pPr>
+      <w:r>
+        <w:t xml:space="preserve">prueba:</w:t>
+      </w:r>
+      <w:r>
+        <w:t xml:space="preserve"> </w:t>
+      </w:r>
+      <w:r>
+        <w:rPr>
+          <w:color w:val="808080"/>
+        </w:rPr>
+        <w:t xml:space="preserve">__________________________________</w:t>
+      </w:r>
+    </w:p>
+    <w:p>
+      <w:pPr>
+        <w:spacing w:before="0" w:after="20"/>
+      </w:pPr>
+      <w:r>
+        <w:rPr>
+          <w:b/>
+        </w:rPr>
+        <w:t xml:space="preserve">2.</w:t>
+      </w:r>
+      <w:r>
+        <w:t xml:space="preserve"> Sam estudia alemán. ☐ V ☐ F</w:t>
+      </w:r>
+    </w:p>
+    <w:p>
+      <w:pPr>
+        <w:spacing w:before="0" w:after="60"/>
+      </w:pPr>
+      <w:r>
+        <w:t xml:space="preserve">prueba:</w:t>
+      </w:r>
+      <w:r>
+        <w:t xml:space="preserve"> </w:t>
+      </w:r>
+      <w:r>
+        <w:rPr>
+          <w:color w:val="808080"/>
+        </w:rPr>
+        <w:t xml:space="preserve">__________________________________</w:t>
+      </w:r>
+    </w:p>
+    <w:p>
+      <w:pPr>
+        <w:spacing w:before="0" w:after="20"/>
+      </w:pPr>
+      <w:r>
+        <w:rPr>
+          <w:b/>
+        </w:rPr>
+        <w:t xml:space="preserve">3.</w:t>
+      </w:r>
+      <w:r>
+        <w:t xml:space="preserve"> Sam tiene una hermana. ☐ V ☐ F</w:t>
+      </w:r>
+    </w:p>
+    <w:p>
+      <w:pPr>
+        <w:spacing w:before="0" w:after="60"/>
+      </w:pPr>
+      <w:r>
+        <w:t xml:space="preserve">prueba:</w:t>
+      </w:r>
+      <w:r>
+        <w:t xml:space="preserve"> </w:t>
+      </w:r>
+      <w:r>
+        <w:rPr>
+          <w:color w:val="808080"/>
+        </w:rPr>
+        <w:t xml:space="preserve">__________________________________</w:t>
+      </w:r>
+    </w:p>
+    <w:p>
+      <w:pPr>
+        <w:spacing w:before="0" w:after="60"/>
+      </w:pPr>
+      <w:r>
+        <w:rPr>
+          <w:b/>
+        </w:rPr>
+        <w:t xml:space="preserve">5 · La transcripción</w:t>
+      </w:r>
+      <w:r>
+        <w:t xml:space="preserve"> está en la página digital. Ábrela solo después del punto 4. </w:t>
+      </w:r>
+      <w:r>
+        <w:rPr>
+          <w:i/>
+          <w:color w:val="6B6B6B"/>
+        </w:rPr>
+        <w:t xml:space="preserve">Het transcript staat online; open het pas ná opdracht 4.</w:t>
+      </w:r>
+    </w:p>
+    <w:p>
+      <w:pPr>
+        <w:spacing w:before="0" w:after="60"/>
+      </w:pPr>
+      <w:r>
+        <w:rPr>
+          <w:b/>
+        </w:rPr>
+        <w:t xml:space="preserve">6 · Tu reacción.</w:t>
+      </w:r>
+      <w:r>
+        <w:t xml:space="preserve"> Álex te pregunta a ti: «¿Cómo te llamas, de dónde eres y cuántos años tienes?» Contesta en tres frases y añade una pregunta para él.</w:t>
+      </w:r>
+    </w:p>
+    <w:p>
+      <w:pPr>
+        <w:spacing w:before="0" w:after="60"/>
+      </w:pPr>
+      <w:r>
+        <w:rPr>
+          <w:i/>
+          <w:color w:val="808080"/>
+        </w:rPr>
+        <w:t xml:space="preserve">[schrijfvlak]</w:t>
+      </w:r>
+    </w:p>
+    <w:p>
+      <w:pPr>
         <w:pBdr>
           <w:left w:val="single" w:sz="18" w:space="8" w:color="1E9E74"/>
         </w:pBdr>
@@ -17708,435 +20009,20 @@
         <w:rPr>
           <w:b/>
         </w:rPr>
-        <w:t xml:space="preserve">En clase:</w:t>
-      </w:r>
-      <w:r>
-        <w:t xml:space="preserve"> diapositiva 22 — «El primer día en el instituto».</w:t>
-      </w:r>
-    </w:p>
-    <w:p>
-      <w:pPr>
-        <w:pStyle w:val="Kop3"/>
-        <w:keepNext/>
-        <w:spacing w:before="0" w:after="60"/>
-      </w:pPr>
-      <w:r>
-        <w:rPr>
-          <w:b/>
-          <w:color w:val="1E9E74"/>
-        </w:rPr>
-        <w:t xml:space="preserve">Oefening 1</w:t>
-      </w:r>
-      <w:r>
-        <w:rPr>
-          <w:b/>
-        </w:rPr>
-        <w:t xml:space="preserve">  ·  Escucha · El primer día en el instituto</w:t>
-      </w:r>
-    </w:p>
-    <w:p>
-      <w:pPr>
-        <w:keepNext/>
-        <w:spacing w:before="0" w:after="60"/>
-      </w:pPr>
-      <w:r>
-        <w:rPr>
-          <w:i/>
-          <w:color w:val="6B6B6B"/>
-          <w:sz w:val="16"/>
-          <w:szCs w:val="16"/>
-        </w:rPr>
-        <w:t xml:space="preserve">Escuchar · Escribir · Solo · ± 20 min · ★★☆</w:t>
-      </w:r>
-    </w:p>
-    <w:p>
-      <w:pPr>
-        <w:spacing w:before="0" w:after="60"/>
-      </w:pPr>
-      <w:r>
-        <w:rPr>
-          <w:b/>
-        </w:rPr>
-        <w:t xml:space="preserve">1 · Antes de escuchar.</w:t>
-      </w:r>
-      <w:r>
-        <w:t xml:space="preserve"> Lees de fiche en de palabras clave. Noteer één vraag die je verwacht te horen: </w:t>
-      </w:r>
-      <w:r>
-        <w:rPr>
-          <w:color w:val="808080"/>
-        </w:rPr>
-        <w:t xml:space="preserve">______________</w:t>
-      </w:r>
-    </w:p>
-    <w:p>
-      <w:pPr>
-        <w:spacing w:before="0" w:after="60"/>
-      </w:pPr>
-      <w:r>
-        <w:rPr>
-          <w:b/>
-        </w:rPr>
-        <w:t xml:space="preserve">¿Dónde?</w:t>
-      </w:r>
-      <w:r>
-        <w:t xml:space="preserve"> </w:t>
-      </w:r>
-      <w:r>
-        <w:t xml:space="preserve">El pasillo del IES Cervantes, Madrid</w:t>
-      </w:r>
-      <w:r>
-        <w:t xml:space="preserve"> </w:t>
-      </w:r>
-      <w:r>
-        <w:rPr>
-          <w:b/>
-        </w:rPr>
-        <w:t xml:space="preserve">¿Quién?</w:t>
-      </w:r>
-      <w:r>
-        <w:t xml:space="preserve"> </w:t>
-      </w:r>
-      <w:r>
-        <w:t xml:space="preserve">Álex (de Madrid) y Sam, un alumno nuevo de Bélgica</w:t>
-      </w:r>
-      <w:r>
-        <w:t xml:space="preserve"> </w:t>
-      </w:r>
-      <w:r>
-        <w:rPr>
-          <w:b/>
-        </w:rPr>
-        <w:t xml:space="preserve">¿Qué pasa?</w:t>
-      </w:r>
-      <w:r>
-        <w:t xml:space="preserve"> </w:t>
-      </w:r>
-      <w:r>
-        <w:t xml:space="preserve">Se conocen y se hacen preguntas</w:t>
-      </w:r>
-    </w:p>
-    <w:p>
-      <w:pPr>
-        <w:spacing w:before="0" w:after="60"/>
-      </w:pPr>
-      <w:r>
-        <w:t xml:space="preserve">Palabras clave: </w:t>
-      </w:r>
-      <w:r>
-        <w:rPr>
-          <w:b/>
-        </w:rPr>
-        <w:t xml:space="preserve">¿cómo te llamas?</w:t>
-      </w:r>
-      <w:r>
-        <w:t xml:space="preserve"> · </w:t>
-      </w:r>
-      <w:r>
-        <w:rPr>
-          <w:b/>
-        </w:rPr>
-        <w:t xml:space="preserve">¿de dónde eres?</w:t>
-      </w:r>
-      <w:r>
-        <w:t xml:space="preserve"> · </w:t>
-      </w:r>
-      <w:r>
-        <w:rPr>
-          <w:b/>
-        </w:rPr>
-        <w:t xml:space="preserve">¿cuántos años tienes?</w:t>
-      </w:r>
-    </w:p>
-    <w:p>
-      <w:pPr>
-        <w:spacing w:before="0" w:after="60"/>
-      </w:pPr>
-      <w:r>
-        <w:rPr>
-          <w:b/>
-        </w:rPr>
-        <w:t xml:space="preserve">2 · Escucha global.</w:t>
-      </w:r>
-      <w:r>
-        <w:t xml:space="preserve"> ¿Qué hacen Álex y Sam?</w:t>
-      </w:r>
-    </w:p>
-    <w:p>
-      <w:pPr>
-        <w:spacing w:before="0" w:after="60"/>
-      </w:pPr>
-      <w:r>
-        <w:t xml:space="preserve">☐ Se presentan y se hacen preguntas ☐ Hablan de un examen ☐ Compran material escolar</w:t>
-      </w:r>
-    </w:p>
-    <w:p>
-      <w:pPr>
-        <w:spacing w:before="0" w:after="60"/>
-      </w:pPr>
-      <w:r>
-        <w:rPr>
-          <w:b/>
-        </w:rPr>
-        <w:t xml:space="preserve">3 · Escucha con detalle.</w:t>
-      </w:r>
-      <w:r>
-        <w:t xml:space="preserve"> Luister opnieuw en beantwoord de vragen in het Spaans (één tot drie woorden).</w:t>
-      </w:r>
-    </w:p>
-    <w:p>
-      <w:pPr>
-        <w:spacing w:before="0" w:after="60"/>
-      </w:pPr>
-      <w:r>
-        <w:rPr>
-          <w:b/>
-        </w:rPr>
-        <w:t xml:space="preserve">1.</w:t>
-      </w:r>
-      <w:r>
-        <w:t xml:space="preserve"> ¿Cómo se escribe el nombre de Sam? </w:t>
-      </w:r>
-      <w:r>
-        <w:rPr>
-          <w:color w:val="808080"/>
-        </w:rPr>
-        <w:t xml:space="preserve">______________</w:t>
-      </w:r>
-    </w:p>
-    <w:p>
-      <w:pPr>
-        <w:spacing w:before="0" w:after="60"/>
-      </w:pPr>
-      <w:r>
-        <w:rPr>
-          <w:b/>
-        </w:rPr>
-        <w:t xml:space="preserve">2.</w:t>
-      </w:r>
-      <w:r>
-        <w:t xml:space="preserve"> ¿De dónde es Sam? </w:t>
-      </w:r>
-      <w:r>
-        <w:rPr>
-          <w:color w:val="808080"/>
-        </w:rPr>
-        <w:t xml:space="preserve">______________</w:t>
-      </w:r>
-    </w:p>
-    <w:p>
-      <w:pPr>
-        <w:spacing w:before="0" w:after="60"/>
-      </w:pPr>
-      <w:r>
-        <w:rPr>
-          <w:b/>
-        </w:rPr>
-        <w:t xml:space="preserve">3.</w:t>
-      </w:r>
-      <w:r>
-        <w:t xml:space="preserve"> ¿Cuántos años tiene Sam? </w:t>
-      </w:r>
-      <w:r>
-        <w:rPr>
-          <w:color w:val="808080"/>
-        </w:rPr>
-        <w:t xml:space="preserve">______________</w:t>
-      </w:r>
-    </w:p>
-    <w:p>
-      <w:pPr>
-        <w:spacing w:before="0" w:after="60"/>
-      </w:pPr>
-      <w:r>
-        <w:rPr>
-          <w:b/>
-        </w:rPr>
-        <w:t xml:space="preserve">4.</w:t>
-      </w:r>
-      <w:r>
-        <w:t xml:space="preserve"> ¿Qué lengua estudia Álex? </w:t>
-      </w:r>
-      <w:r>
-        <w:rPr>
-          <w:color w:val="808080"/>
-        </w:rPr>
-        <w:t xml:space="preserve">______________</w:t>
-      </w:r>
-    </w:p>
-    <w:p>
-      <w:pPr>
-        <w:spacing w:before="0" w:after="60"/>
-      </w:pPr>
-      <w:r>
-        <w:rPr>
-          <w:b/>
-        </w:rPr>
-        <w:t xml:space="preserve">5.</w:t>
-      </w:r>
-      <w:r>
-        <w:t xml:space="preserve"> ¿Cuántos años tiene la hermana de Sam? </w:t>
-      </w:r>
-      <w:r>
-        <w:rPr>
-          <w:color w:val="808080"/>
-        </w:rPr>
-        <w:t xml:space="preserve">______________</w:t>
-      </w:r>
-    </w:p>
-    <w:p>
-      <w:pPr>
-        <w:spacing w:before="0" w:after="60"/>
-      </w:pPr>
-      <w:r>
-        <w:rPr>
-          <w:b/>
-        </w:rPr>
-        <w:t xml:space="preserve">4 · Verdadero o falso — con prueba.</w:t>
-      </w:r>
-      <w:r>
-        <w:t xml:space="preserve"> Kruis aan én schrijf wat je hoort.</w:t>
-      </w:r>
-    </w:p>
-    <w:p>
-      <w:pPr>
-        <w:spacing w:before="0" w:after="20"/>
-      </w:pPr>
-      <w:r>
-        <w:rPr>
-          <w:b/>
-        </w:rPr>
-        <w:t xml:space="preserve">1.</w:t>
-      </w:r>
-      <w:r>
-        <w:t xml:space="preserve"> Álex tiene dieciséis años. ☐ V ☐ F</w:t>
-      </w:r>
-    </w:p>
-    <w:p>
-      <w:pPr>
-        <w:spacing w:before="0" w:after="60"/>
-      </w:pPr>
-      <w:r>
-        <w:t xml:space="preserve">prueba:</w:t>
-      </w:r>
-      <w:r>
-        <w:t xml:space="preserve"> </w:t>
-      </w:r>
-      <w:r>
-        <w:rPr>
-          <w:color w:val="808080"/>
-        </w:rPr>
-        <w:t xml:space="preserve">__________________________________</w:t>
-      </w:r>
-    </w:p>
-    <w:p>
-      <w:pPr>
-        <w:spacing w:before="0" w:after="20"/>
-      </w:pPr>
-      <w:r>
-        <w:rPr>
-          <w:b/>
-        </w:rPr>
-        <w:t xml:space="preserve">2.</w:t>
-      </w:r>
-      <w:r>
-        <w:t xml:space="preserve"> Sam estudia alemán. ☐ V ☐ F</w:t>
-      </w:r>
-    </w:p>
-    <w:p>
-      <w:pPr>
-        <w:spacing w:before="0" w:after="60"/>
-      </w:pPr>
-      <w:r>
-        <w:t xml:space="preserve">prueba:</w:t>
-      </w:r>
-      <w:r>
-        <w:t xml:space="preserve"> </w:t>
-      </w:r>
-      <w:r>
-        <w:rPr>
-          <w:color w:val="808080"/>
-        </w:rPr>
-        <w:t xml:space="preserve">__________________________________</w:t>
-      </w:r>
-    </w:p>
-    <w:p>
-      <w:pPr>
-        <w:spacing w:before="0" w:after="20"/>
-      </w:pPr>
-      <w:r>
-        <w:rPr>
-          <w:b/>
-        </w:rPr>
-        <w:t xml:space="preserve">3.</w:t>
-      </w:r>
-      <w:r>
-        <w:t xml:space="preserve"> Sam tiene una hermana. ☐ V ☐ F</w:t>
-      </w:r>
-    </w:p>
-    <w:p>
-      <w:pPr>
-        <w:spacing w:before="0" w:after="60"/>
-      </w:pPr>
-      <w:r>
-        <w:t xml:space="preserve">prueba:</w:t>
-      </w:r>
-      <w:r>
-        <w:t xml:space="preserve"> </w:t>
-      </w:r>
-      <w:r>
-        <w:rPr>
-          <w:color w:val="808080"/>
-        </w:rPr>
-        <w:t xml:space="preserve">__________________________________</w:t>
-      </w:r>
-    </w:p>
-    <w:p>
-      <w:pPr>
-        <w:spacing w:before="0" w:after="60"/>
-      </w:pPr>
-      <w:r>
-        <w:rPr>
-          <w:b/>
-        </w:rPr>
-        <w:t xml:space="preserve">5 · La transcripción</w:t>
-      </w:r>
-      <w:r>
-        <w:t xml:space="preserve"> staat online. Open ze pas ná opdracht 4.</w:t>
-      </w:r>
-    </w:p>
-    <w:p>
-      <w:pPr>
-        <w:spacing w:before="0" w:after="60"/>
-      </w:pPr>
-      <w:r>
-        <w:rPr>
-          <w:b/>
-        </w:rPr>
-        <w:t xml:space="preserve">6 · Tu reacción.</w:t>
-      </w:r>
-      <w:r>
-        <w:t xml:space="preserve"> Álex te pregunta a ti: «¿Cómo te llamas, de dónde eres y cuántos años tienes?» Contesta en tres frases y añade una pregunta para él.</w:t>
-      </w:r>
-    </w:p>
-    <w:p>
-      <w:pPr>
-        <w:spacing w:before="0" w:after="60"/>
-      </w:pPr>
-      <w:r>
-        <w:rPr>
-          <w:i/>
-          <w:color w:val="808080"/>
-        </w:rPr>
-        <w:t xml:space="preserve">[schrijfvlak]</w:t>
-      </w:r>
-    </w:p>
-    <w:p>
-      <w:pPr>
-        <w:spacing w:before="0" w:after="60"/>
-      </w:pPr>
-      <w:r>
-        <w:t xml:space="preserve">Scan de QR om te luisteren</w:t>
+        <w:t xml:space="preserve">Apoyo</w:t>
+      </w:r>
+      <w:r>
+        <w:t xml:space="preserve"> </w:t>
+      </w:r>
+      <w:r>
+        <w:rPr>
+          <w:i/>
+          <w:color w:val="6B6B6B"/>
+        </w:rPr>
+        <w:t xml:space="preserve">steun</w:t>
+      </w:r>
+      <w:r>
+        <w:t xml:space="preserve">: Escanea el QR para escuchar</w:t>
       </w:r>
     </w:p>
     <w:p>
@@ -18226,61 +20112,43 @@
     </w:p>
     <w:p>
       <w:pPr>
-        <w:pBdr>
-          <w:left w:val="single" w:sz="18" w:space="8" w:color="1E9E74"/>
-        </w:pBdr>
-        <w:spacing w:before="40" w:after="80"/>
+        <w:spacing w:before="0" w:after="60"/>
+      </w:pPr>
+      <w:r>
+        <w:t xml:space="preserve">Leerplandoelen III-Spa-d</w:t>
+      </w:r>
+      <w:r>
+        <w:t xml:space="preserve"> </w:t>
+      </w:r>
+      <w:r>
+        <w:rPr>
+          <w:b/>
+        </w:rPr>
+        <w:t xml:space="preserve">LPD 5</w:t>
+      </w:r>
+      <w:r>
+        <w:t xml:space="preserve"> · kenmerkende aspecten van de cultuur</w:t>
+      </w:r>
+      <w:r>
+        <w:t xml:space="preserve"> </w:t>
+      </w:r>
+      <w:r>
+        <w:rPr>
+          <w:b/>
+        </w:rPr>
+        <w:t xml:space="preserve">LPD 2</w:t>
+      </w:r>
+      <w:r>
+        <w:t xml:space="preserve"> · relevante info uit een tekst</w:t>
+      </w:r>
+    </w:p>
+    <w:p>
+      <w:pPr>
+        <w:spacing w:before="0" w:after="60"/>
         <w:ind w:left="140"/>
       </w:pPr>
       <w:r>
-        <w:rPr>
-          <w:b/>
-        </w:rPr>
-        <w:t xml:space="preserve">En clase:</w:t>
-      </w:r>
-      <w:r>
-        <w:t xml:space="preserve"> diapositiva 19 — «Madrid y los nombres hispanos».</w:t>
-      </w:r>
-    </w:p>
-    <w:p>
-      <w:pPr>
-        <w:spacing w:before="0" w:after="60"/>
-      </w:pPr>
-      <w:r>
-        <w:t xml:space="preserve">Leerplandoelen III-Spa-d</w:t>
-      </w:r>
-      <w:r>
-        <w:t xml:space="preserve"> </w:t>
-      </w:r>
-      <w:r>
-        <w:rPr>
-          <w:b/>
-        </w:rPr>
-        <w:t xml:space="preserve">LPD 5</w:t>
-      </w:r>
-      <w:r>
-        <w:t xml:space="preserve"> · kenmerkende aspecten van de cultuur</w:t>
-      </w:r>
-      <w:r>
-        <w:t xml:space="preserve"> </w:t>
-      </w:r>
-      <w:r>
-        <w:rPr>
-          <w:b/>
-        </w:rPr>
-        <w:t xml:space="preserve">LPD 2</w:t>
-      </w:r>
-      <w:r>
-        <w:t xml:space="preserve"> · relevante info uit een tekst</w:t>
-      </w:r>
-    </w:p>
-    <w:p>
-      <w:pPr>
-        <w:spacing w:before="0" w:after="60"/>
-        <w:ind w:left="140"/>
-      </w:pPr>
-      <w:r>
-        <w:t xml:space="preserve">Madrid 🇪🇸 · Hoofdstad van España (~3,3 mln). Puerta del Sol, el Prado, el Retiro, el Real Madrid. · Onze eerste parada: vertrekpunt van La Ruta.</w:t>
+        <w:t xml:space="preserve">Madrid (España) · Hoofdstad van España (~3,3 mln). Puerta del Sol, el Prado, el Retiro, el Real Madrid. · Onze eerste parada: vertrekpunt van La Ruta.</w:t>
       </w:r>
     </w:p>
     <w:p>
@@ -18358,7 +20226,7 @@
           <w:b/>
           <w:color w:val="1E9E74"/>
         </w:rPr>
-        <w:t xml:space="preserve">Oefening 1</w:t>
+        <w:t xml:space="preserve">Ejercicio 1</w:t>
       </w:r>
       <w:r>
         <w:rPr>
@@ -18387,7 +20255,14 @@
         <w:spacing w:before="0" w:after="60"/>
       </w:pPr>
       <w:r>
-        <w:t xml:space="preserve">Waar of niet waar? Verbeter de foute.</w:t>
+        <w:t xml:space="preserve">¿Verdadero o falso? Corrige las frases falsas. </w:t>
+      </w:r>
+      <w:r>
+        <w:rPr>
+          <w:i/>
+          <w:color w:val="6B6B6B"/>
+        </w:rPr>
+        <w:t xml:space="preserve">Waar of niet waar? Verbeter de foute zinnen.</w:t>
       </w:r>
     </w:p>
     <w:tbl>
@@ -18622,12 +20497,47 @@
       <w:r>
         <w:rPr>
           <w:b/>
-          <w:color w:val="1E9E74"/>
-        </w:rPr>
-        <w:t xml:space="preserve">Steun · </w:t>
-      </w:r>
-      <w:r>
-        <w:t xml:space="preserve">Modelo: tekst boven</w:t>
+        </w:rPr>
+        <w:t xml:space="preserve">Apoyo</w:t>
+      </w:r>
+      <w:r>
+        <w:t xml:space="preserve"> </w:t>
+      </w:r>
+      <w:r>
+        <w:rPr>
+          <w:i/>
+          <w:color w:val="6B6B6B"/>
+        </w:rPr>
+        <w:t xml:space="preserve">steun</w:t>
+      </w:r>
+      <w:r>
+        <w:t xml:space="preserve"> · </w:t>
+      </w:r>
+      <w:r>
+        <w:rPr>
+          <w:b/>
+        </w:rPr>
+        <w:t xml:space="preserve">Modelo</w:t>
+      </w:r>
+      <w:r>
+        <w:t xml:space="preserve"> </w:t>
+      </w:r>
+      <w:r>
+        <w:rPr>
+          <w:i/>
+          <w:color w:val="6B6B6B"/>
+        </w:rPr>
+        <w:t xml:space="preserve">voorbeeld</w:t>
+      </w:r>
+      <w:r>
+        <w:t xml:space="preserve">: el texto de arriba </w:t>
+      </w:r>
+      <w:r>
+        <w:rPr>
+          <w:i/>
+          <w:color w:val="6B6B6B"/>
+        </w:rPr>
+        <w:t xml:space="preserve">— de tekst hierboven</w:t>
       </w:r>
     </w:p>
     <w:p>
@@ -18641,7 +20551,7 @@
           <w:b/>
           <w:color w:val="1E9E74"/>
         </w:rPr>
-        <w:t xml:space="preserve">Oefening 2</w:t>
+        <w:t xml:space="preserve">Ejercicio 2</w:t>
       </w:r>
       <w:r>
         <w:rPr>
@@ -18670,16 +20580,32 @@
         <w:spacing w:before="0" w:after="60"/>
       </w:pPr>
       <w:r>
-        <w:t xml:space="preserve">Bedenk 3 namen «à la hispana» (nombre + 2 apellidos) én kies per situatie </w:t>
-      </w:r>
-      <w:r>
-        <w:rPr>
-          <w:b/>
-        </w:rPr>
-        <w:t xml:space="preserve">tú/usted</w:t>
-      </w:r>
-      <w:r>
-        <w:t xml:space="preserve"> + de begroeting.</w:t>
+        <w:t xml:space="preserve">Inventa tres nombres «a la hispana» (nombre + dos apellidos) y elige para cada situación </w:t>
+      </w:r>
+      <w:r>
+        <w:rPr>
+          <w:b/>
+        </w:rPr>
+        <w:t xml:space="preserve">tú</w:t>
+      </w:r>
+      <w:r>
+        <w:t xml:space="preserve"> o </w:t>
+      </w:r>
+      <w:r>
+        <w:rPr>
+          <w:b/>
+        </w:rPr>
+        <w:t xml:space="preserve">usted</w:t>
+      </w:r>
+      <w:r>
+        <w:t xml:space="preserve"> con su saludo. </w:t>
+      </w:r>
+      <w:r>
+        <w:rPr>
+          <w:i/>
+          <w:color w:val="6B6B6B"/>
+        </w:rPr>
+        <w:t xml:space="preserve">Bedenk drie namen op zijn Spaans en kies per situatie tú of usted met de juiste groet.</w:t>
       </w:r>
     </w:p>
     <w:p>
@@ -18745,12 +20671,37 @@
       <w:r>
         <w:rPr>
           <w:b/>
-          <w:color w:val="1E9E74"/>
-        </w:rPr>
-        <w:t xml:space="preserve">Steun · </w:t>
-      </w:r>
-      <w:r>
+        </w:rPr>
+        <w:t xml:space="preserve">Apoyo</w:t>
+      </w:r>
+      <w:r>
+        <w:t xml:space="preserve"> </w:t>
+      </w:r>
+      <w:r>
+        <w:rPr>
+          <w:i/>
+          <w:color w:val="6B6B6B"/>
+        </w:rPr>
+        <w:t xml:space="preserve">steun</w:t>
+      </w:r>
+      <w:r>
+        <w:t xml:space="preserve"> · </w:t>
+      </w:r>
+      <w:r>
+        <w:rPr>
+          <w:b/>
+        </w:rPr>
         <w:t xml:space="preserve">Pista</w:t>
+      </w:r>
+      <w:r>
+        <w:t xml:space="preserve"> </w:t>
+      </w:r>
+      <w:r>
+        <w:rPr>
+          <w:i/>
+          <w:color w:val="6B6B6B"/>
+        </w:rPr>
+        <w:t xml:space="preserve">tip</w:t>
       </w:r>
     </w:p>
     <w:p>
@@ -18776,7 +20727,7 @@
         <w:t xml:space="preserve">ES:</w:t>
       </w:r>
       <w:r>
-        <w:t xml:space="preserve"> El último reto de la unidad no va de ti: va de </w:t>
+        <w:t xml:space="preserve"> El último reto no va de ti: presentas a </w:t>
       </w:r>
       <w:r>
         <w:rPr>
@@ -18785,14 +20736,14 @@
         <w:t xml:space="preserve">tu compañero/a</w:t>
       </w:r>
       <w:r>
-        <w:t xml:space="preserve">. </w:t>
-      </w:r>
-      <w:r>
-        <w:rPr>
-          <w:i/>
-          <w:color w:val="6B6B6B"/>
-        </w:rPr>
-        <w:t xml:space="preserve">De laatste reto van de unit gaat niet over jou, maar over je partner.</w:t>
+        <w:t xml:space="preserve"> durante un minuto, en tercera persona, con lo que has anotado en esta unidad. </w:t>
+      </w:r>
+      <w:r>
+        <w:rPr>
+          <w:i/>
+          <w:color w:val="6B6B6B"/>
+        </w:rPr>
+        <w:t xml:space="preserve">De laatste reto gaat niet over jou: je stelt één minuut lang je partner voor, in de derde persoon, met wat je in deze unit genoteerd hebt.</w:t>
       </w:r>
     </w:p>
     <w:p>
@@ -18890,24 +20841,6 @@
           <w:color w:val="6B6B6B"/>
         </w:rPr>
         <w:t xml:space="preserve">Maak je paspoort en stel je voor.</w:t>
-      </w:r>
-    </w:p>
-    <w:p>
-      <w:pPr>
-        <w:pBdr>
-          <w:left w:val="single" w:sz="18" w:space="8" w:color="1E9E74"/>
-        </w:pBdr>
-        <w:spacing w:before="40" w:after="80"/>
-        <w:ind w:left="140"/>
-      </w:pPr>
-      <w:r>
-        <w:rPr>
-          <w:b/>
-        </w:rPr>
-        <w:t xml:space="preserve">En clase:</w:t>
-      </w:r>
-      <w:r>
-        <w:t xml:space="preserve"> diapositiva 23 — «✈ Tarea final · Mi pasaporte».</w:t>
       </w:r>
     </w:p>
     <w:p>
@@ -20579,7 +22512,7 @@
         <w:spacing w:before="0" w:after="60"/>
       </w:pPr>
       <w:r>
-        <w:t xml:space="preserve">🇪🇸</w:t>
+        <w:t xml:space="preserve">(España)</w:t>
       </w:r>
       <w:r>
         <w:t xml:space="preserve"> </w:t>
@@ -26999,7 +28932,7 @@
           <w:b/>
           <w:color w:val="1E9E74"/>
         </w:rPr>
-        <w:t xml:space="preserve">Oefening V.1</w:t>
+        <w:t xml:space="preserve">Ejercicio V.1</w:t>
       </w:r>
       <w:r>
         <w:rPr>
@@ -27028,7 +28961,17 @@
         <w:spacing w:before="0" w:after="60"/>
       </w:pPr>
       <w:r>
-        <w:t xml:space="preserve">Schrijf de vertaling. el apellido = </w:t>
+        <w:t xml:space="preserve">Escribe la traducción. </w:t>
+      </w:r>
+      <w:r>
+        <w:rPr>
+          <w:i/>
+          <w:color w:val="6B6B6B"/>
+        </w:rPr>
+        <w:t xml:space="preserve">Schrijf de vertaling.</w:t>
+      </w:r>
+      <w:r>
+        <w:t xml:space="preserve"> el apellido = </w:t>
       </w:r>
       <w:r>
         <w:rPr>
@@ -27084,12 +29027,37 @@
       <w:r>
         <w:rPr>
           <w:b/>
-          <w:color w:val="1E9E74"/>
-        </w:rPr>
-        <w:t xml:space="preserve">Steun · </w:t>
-      </w:r>
-      <w:r>
+        </w:rPr>
+        <w:t xml:space="preserve">Apoyo</w:t>
+      </w:r>
+      <w:r>
+        <w:t xml:space="preserve"> </w:t>
+      </w:r>
+      <w:r>
+        <w:rPr>
+          <w:i/>
+          <w:color w:val="6B6B6B"/>
+        </w:rPr>
+        <w:t xml:space="preserve">steun</w:t>
+      </w:r>
+      <w:r>
+        <w:t xml:space="preserve"> · </w:t>
+      </w:r>
+      <w:r>
+        <w:rPr>
+          <w:b/>
+        </w:rPr>
         <w:t xml:space="preserve">Modelo</w:t>
+      </w:r>
+      <w:r>
+        <w:t xml:space="preserve"> </w:t>
+      </w:r>
+      <w:r>
+        <w:rPr>
+          <w:i/>
+          <w:color w:val="6B6B6B"/>
+        </w:rPr>
+        <w:t xml:space="preserve">voorbeeld</w:t>
       </w:r>
     </w:p>
     <w:p>
@@ -27103,7 +29071,7 @@
           <w:b/>
           <w:color w:val="1E9E74"/>
         </w:rPr>
-        <w:t xml:space="preserve">Oefening V.2</w:t>
+        <w:t xml:space="preserve">Ejercicio V.2</w:t>
       </w:r>
       <w:r>
         <w:rPr>
@@ -27132,7 +29100,17 @@
         <w:spacing w:before="0" w:after="60"/>
       </w:pPr>
       <w:r>
-        <w:t xml:space="preserve">Sorteer: </w:t>
+        <w:t xml:space="preserve">Clasifica estas seis palabras. </w:t>
+      </w:r>
+      <w:r>
+        <w:rPr>
+          <w:i/>
+          <w:color w:val="6B6B6B"/>
+        </w:rPr>
+        <w:t xml:space="preserve">Sorteer deze zes woorden.</w:t>
+      </w:r>
+      <w:r>
+        <w:t xml:space="preserve"> </w:t>
       </w:r>
       <w:r>
         <w:rPr>
@@ -27168,12 +29146,37 @@
       <w:r>
         <w:rPr>
           <w:b/>
-          <w:color w:val="1E9E74"/>
-        </w:rPr>
-        <w:t xml:space="preserve">Steun · </w:t>
-      </w:r>
-      <w:r>
+        </w:rPr>
+        <w:t xml:space="preserve">Apoyo</w:t>
+      </w:r>
+      <w:r>
+        <w:t xml:space="preserve"> </w:t>
+      </w:r>
+      <w:r>
+        <w:rPr>
+          <w:i/>
+          <w:color w:val="6B6B6B"/>
+        </w:rPr>
+        <w:t xml:space="preserve">steun</w:t>
+      </w:r>
+      <w:r>
+        <w:t xml:space="preserve"> · </w:t>
+      </w:r>
+      <w:r>
+        <w:rPr>
+          <w:b/>
+        </w:rPr>
         <w:t xml:space="preserve">Banco de palabras</w:t>
+      </w:r>
+      <w:r>
+        <w:t xml:space="preserve"> </w:t>
+      </w:r>
+      <w:r>
+        <w:rPr>
+          <w:i/>
+          <w:color w:val="6B6B6B"/>
+        </w:rPr>
+        <w:t xml:space="preserve">woordenbank</w:t>
       </w:r>
     </w:p>
     <w:p>
@@ -27187,7 +29190,7 @@
           <w:b/>
           <w:color w:val="1E9E74"/>
         </w:rPr>
-        <w:t xml:space="preserve">Oefening V.3</w:t>
+        <w:t xml:space="preserve">Ejercicio V.3</w:t>
       </w:r>
       <w:r>
         <w:rPr>
@@ -27216,7 +29219,22 @@
         <w:spacing w:before="0" w:after="20"/>
       </w:pPr>
       <w:r>
-        <w:t xml:space="preserve">Vul het Spaanse woord aan (beginletter gegeven). het land = </w:t>
+        <w:t xml:space="preserve">Completa la palabra en español; tienes la primera letra. </w:t>
+      </w:r>
+      <w:r>
+        <w:rPr>
+          <w:i/>
+          <w:color w:val="6B6B6B"/>
+        </w:rPr>
+        <w:t xml:space="preserve">Vul het Spaanse woord aan; de beginletter staat er.</w:t>
+      </w:r>
+    </w:p>
+    <w:p>
+      <w:pPr>
+        <w:spacing w:before="0" w:after="20"/>
+      </w:pPr>
+      <w:r>
+        <w:t xml:space="preserve">het land = </w:t>
       </w:r>
       <w:r>
         <w:rPr>
@@ -27277,12 +29295,37 @@
       <w:r>
         <w:rPr>
           <w:b/>
-          <w:color w:val="1E9E74"/>
-        </w:rPr>
-        <w:t xml:space="preserve">Steun · </w:t>
-      </w:r>
-      <w:r>
+        </w:rPr>
+        <w:t xml:space="preserve">Apoyo</w:t>
+      </w:r>
+      <w:r>
+        <w:t xml:space="preserve"> </w:t>
+      </w:r>
+      <w:r>
+        <w:rPr>
+          <w:i/>
+          <w:color w:val="6B6B6B"/>
+        </w:rPr>
+        <w:t xml:space="preserve">steun</w:t>
+      </w:r>
+      <w:r>
+        <w:t xml:space="preserve"> · </w:t>
+      </w:r>
+      <w:r>
+        <w:rPr>
+          <w:b/>
+        </w:rPr>
         <w:t xml:space="preserve">Primera letra</w:t>
+      </w:r>
+      <w:r>
+        <w:t xml:space="preserve"> </w:t>
+      </w:r>
+      <w:r>
+        <w:rPr>
+          <w:i/>
+          <w:color w:val="6B6B6B"/>
+        </w:rPr>
+        <w:t xml:space="preserve">eerste letter</w:t>
       </w:r>
     </w:p>
     <w:p>
@@ -27296,7 +29339,7 @@
           <w:b/>
           <w:color w:val="1E9E74"/>
         </w:rPr>
-        <w:t xml:space="preserve">Oefening V.4</w:t>
+        <w:t xml:space="preserve">Ejercicio V.4</w:t>
       </w:r>
       <w:r>
         <w:rPr>
@@ -27325,7 +29368,7 @@
         <w:spacing w:before="0" w:after="60"/>
       </w:pPr>
       <w:r>
-        <w:t xml:space="preserve">Maak één correcte zin met </w:t>
+        <w:t xml:space="preserve">Escribe una frase correcta con </w:t>
       </w:r>
       <w:r>
         <w:rPr>
@@ -27334,7 +29377,14 @@
         <w:t xml:space="preserve">nombre · país · edad</w:t>
       </w:r>
       <w:r>
-        <w:t xml:space="preserve">.</w:t>
+        <w:t xml:space="preserve">. </w:t>
+      </w:r>
+      <w:r>
+        <w:rPr>
+          <w:i/>
+          <w:color w:val="6B6B6B"/>
+        </w:rPr>
+        <w:t xml:space="preserve">Maak één correcte zin met die drie gegevens.</w:t>
       </w:r>
     </w:p>
     <w:p>
